--- a/Analisis_Costo_SummaCham.docx
+++ b/Analisis_Costo_SummaCham.docx
@@ -920,7 +920,6 @@
           <w:lang w:val="es-MX"/>
         </w:rPr>
       </w:pPr>
-      <w:proofErr w:type="spellStart"/>
       <w:r>
         <w:rPr>
           <w:b/>
@@ -928,37 +927,7 @@
           <w:sz w:val="40"/>
           <w:lang w:val="es-MX"/>
         </w:rPr>
-        <w:t>SummaCham</w:t>
-      </w:r>
-      <w:proofErr w:type="spellEnd"/>
-      <w:r>
-        <w:rPr>
-          <w:b/>
-          <w:color w:val="A23B72"/>
-          <w:sz w:val="40"/>
-          <w:lang w:val="es-MX"/>
-        </w:rPr>
-        <w:t xml:space="preserve"> / </w:t>
-      </w:r>
-      <w:proofErr w:type="spellStart"/>
-      <w:r>
-        <w:rPr>
-          <w:b/>
-          <w:color w:val="A23B72"/>
-          <w:sz w:val="40"/>
-          <w:lang w:val="es-MX"/>
-        </w:rPr>
-        <w:t>PanelAMCHAM</w:t>
-      </w:r>
-      <w:proofErr w:type="spellEnd"/>
-      <w:r>
-        <w:rPr>
-          <w:b/>
-          <w:color w:val="A23B72"/>
-          <w:sz w:val="40"/>
-          <w:lang w:val="es-MX"/>
-        </w:rPr>
-        <w:t xml:space="preserve"> v4.1.0</w:t>
+        <w:t>SummaCham / PanelAMCHAM v4.1.0</w:t>
       </w:r>
     </w:p>
     <w:p>
@@ -978,125 +947,68 @@
           <w:lang w:val="es-MX"/>
         </w:rPr>
       </w:pPr>
-      <w:proofErr w:type="spellStart"/>
       <w:r>
         <w:rPr>
           <w:color w:val="555555"/>
           <w:lang w:val="es-MX"/>
         </w:rPr>
-        <w:t>Dashboard</w:t>
-      </w:r>
-      <w:proofErr w:type="spellEnd"/>
+        <w:t xml:space="preserve">Dashboard financiero </w:t>
+      </w:r>
       <w:r>
         <w:rPr>
           <w:color w:val="555555"/>
           <w:lang w:val="es-MX"/>
         </w:rPr>
-        <w:t xml:space="preserve"> financiero </w:t>
+        <w:t xml:space="preserve">web y </w:t>
       </w:r>
       <w:r>
         <w:rPr>
           <w:color w:val="555555"/>
           <w:lang w:val="es-MX"/>
         </w:rPr>
-        <w:t xml:space="preserve">web y </w:t>
+        <w:t>de escritorio para la gestión integral de presupuestos, reportes contables</w:t>
       </w:r>
       <w:r>
         <w:rPr>
           <w:color w:val="555555"/>
           <w:lang w:val="es-MX"/>
         </w:rPr>
-        <w:t>de escritorio para la gestión integral de presupuestos, reportes contables</w:t>
+        <w:t>,</w:t>
       </w:r>
       <w:r>
         <w:rPr>
           <w:color w:val="555555"/>
           <w:lang w:val="es-MX"/>
         </w:rPr>
-        <w:t>,</w:t>
+        <w:t xml:space="preserve"> visualización de gráficas, administración de plantillas de layouts, sistema de autorización multinivel, borradores, comentarios en celdas,</w:t>
       </w:r>
       <w:r>
         <w:rPr>
           <w:color w:val="555555"/>
           <w:lang w:val="es-MX"/>
         </w:rPr>
-        <w:t xml:space="preserve"> visualización de gráficas, administración de plantillas de </w:t>
-      </w:r>
-      <w:proofErr w:type="spellStart"/>
+        <w:t xml:space="preserve"> notificaciones,</w:t>
+      </w:r>
       <w:r>
         <w:rPr>
           <w:color w:val="555555"/>
           <w:lang w:val="es-MX"/>
         </w:rPr>
-        <w:t>layouts</w:t>
-      </w:r>
-      <w:proofErr w:type="spellEnd"/>
+        <w:t xml:space="preserve"> y exportación a Excel</w:t>
+      </w:r>
       <w:r>
         <w:rPr>
           <w:color w:val="555555"/>
           <w:lang w:val="es-MX"/>
         </w:rPr>
-        <w:t>, sistema de autorización multinivel, borradores, comentarios en celdas,</w:t>
+        <w:t xml:space="preserve"> y PDF</w:t>
       </w:r>
       <w:r>
         <w:rPr>
           <w:color w:val="555555"/>
           <w:lang w:val="es-MX"/>
         </w:rPr>
-        <w:t xml:space="preserve"> notificaciones,</w:t>
-      </w:r>
-      <w:r>
-        <w:rPr>
-          <w:color w:val="555555"/>
-          <w:lang w:val="es-MX"/>
-        </w:rPr>
-        <w:t xml:space="preserve"> y exportación a Excel</w:t>
-      </w:r>
-      <w:r>
-        <w:rPr>
-          <w:color w:val="555555"/>
-          <w:lang w:val="es-MX"/>
-        </w:rPr>
-        <w:t xml:space="preserve"> y PDF</w:t>
-      </w:r>
-      <w:r>
-        <w:rPr>
-          <w:color w:val="555555"/>
-          <w:lang w:val="es-MX"/>
-        </w:rPr>
-        <w:t xml:space="preserve">. Aplicación </w:t>
-      </w:r>
-      <w:proofErr w:type="spellStart"/>
-      <w:r>
-        <w:rPr>
-          <w:color w:val="555555"/>
-          <w:lang w:val="es-MX"/>
-        </w:rPr>
-        <w:t>Electron</w:t>
-      </w:r>
-      <w:proofErr w:type="spellEnd"/>
-      <w:r>
-        <w:rPr>
-          <w:color w:val="555555"/>
-          <w:lang w:val="es-MX"/>
-        </w:rPr>
-        <w:t xml:space="preserve"> con </w:t>
-      </w:r>
-      <w:proofErr w:type="spellStart"/>
-      <w:r>
-        <w:rPr>
-          <w:color w:val="555555"/>
-          <w:lang w:val="es-MX"/>
-        </w:rPr>
-        <w:t>backend</w:t>
-      </w:r>
-      <w:proofErr w:type="spellEnd"/>
-      <w:r>
-        <w:rPr>
-          <w:color w:val="555555"/>
-          <w:lang w:val="es-MX"/>
-        </w:rPr>
-        <w:t xml:space="preserve"> Express, base de datos SQLite y conexión a Firebird.</w:t>
+        <w:t>. Aplicación Electron con backend Express, base de datos SQLite y conexión a Firebird.</w:t>
       </w:r>
     </w:p>
     <w:p>
@@ -1127,18 +1039,23 @@
       </w:pPr>
       <w:r>
         <w:rPr>
-          <w:b/>
-          <w:sz w:val="22"/>
-          <w:lang w:val="es-MX"/>
-        </w:rPr>
-        <w:t xml:space="preserve">Fecha del análisis: </w:t>
-      </w:r>
-      <w:r>
-        <w:rPr>
-          <w:sz w:val="22"/>
-          <w:lang w:val="es-MX"/>
-        </w:rPr>
-        <w:t>17 de febrero de 2026</w:t>
+          <w:lang w:val="es-MX"/>
+        </w:rPr>
+        <w:t xml:space="preserve">Fecha del </w:t>
+      </w:r>
+      <w:proofErr w:type="spellStart"/>
+      <w:r>
+        <w:rPr>
+          <w:lang w:val="es-MX"/>
+        </w:rPr>
+        <w:t>analisis</w:t>
+      </w:r>
+      <w:proofErr w:type="spellEnd"/>
+      <w:r>
+        <w:rPr>
+          <w:lang w:val="es-MX"/>
+        </w:rPr>
+        <w:t>: 24 de febrero de 2026</w:t>
       </w:r>
     </w:p>
     <w:p>
@@ -1157,15 +1074,36 @@
         </w:rPr>
         <w:t xml:space="preserve">Moneda: </w:t>
       </w:r>
-      <w:proofErr w:type="gramStart"/>
       <w:r>
         <w:rPr>
           <w:sz w:val="22"/>
           <w:lang w:val="es-MX"/>
         </w:rPr>
-        <w:t>Pesos Mexicanos</w:t>
-      </w:r>
-      <w:proofErr w:type="gramEnd"/>
+        <w:t xml:space="preserve">Pesos </w:t>
+      </w:r>
+      <w:proofErr w:type="spellStart"/>
+      <w:r>
+        <w:rPr>
+          <w:sz w:val="22"/>
+          <w:lang w:val="es-MX"/>
+        </w:rPr>
+        <w:t>Mexic</w:t>
+      </w:r>
+      <w:r>
+        <w:rPr>
+          <w:sz w:val="22"/>
+          <w:lang w:val="es-MX"/>
+        </w:rPr>
+        <w:t>año</w:t>
+      </w:r>
+      <w:r>
+        <w:rPr>
+          <w:sz w:val="22"/>
+          <w:lang w:val="es-MX"/>
+        </w:rPr>
+        <w:t>s</w:t>
+      </w:r>
+      <w:proofErr w:type="spellEnd"/>
       <w:r>
         <w:rPr>
           <w:sz w:val="22"/>
@@ -1184,18 +1122,9 @@
       </w:pPr>
       <w:r>
         <w:rPr>
-          <w:b/>
-          <w:sz w:val="22"/>
-          <w:lang w:val="es-MX"/>
-        </w:rPr>
-        <w:t xml:space="preserve">Periodo analizado: </w:t>
-      </w:r>
-      <w:r>
-        <w:rPr>
-          <w:sz w:val="22"/>
-          <w:lang w:val="es-MX"/>
-        </w:rPr>
-        <w:t>6 de octubre de 2025 — 17 de febrero de 2026</w:t>
+          <w:lang w:val="es-MX"/>
+        </w:rPr>
+        <w:t>Periodo analizado: 6 de octubre de 2025 - 23 de febrero de 2026</w:t>
       </w:r>
     </w:p>
     <w:p>
@@ -1208,19 +1137,18 @@
       </w:pPr>
       <w:r>
         <w:rPr>
-          <w:b/>
-          <w:sz w:val="22"/>
-          <w:lang w:val="es-MX"/>
-        </w:rPr>
-        <w:t xml:space="preserve">Equipo de desarrollo: </w:t>
-      </w:r>
-      <w:r>
-        <w:rPr>
-          <w:sz w:val="22"/>
-          <w:lang w:val="es-MX"/>
-        </w:rPr>
-        <w:t>1 programador junior</w:t>
-      </w:r>
+          <w:lang w:val="es-MX"/>
+        </w:rPr>
+        <w:t xml:space="preserve">Equipo de desarrollo: 1 programador junior </w:t>
+      </w:r>
+      <w:proofErr w:type="spellStart"/>
+      <w:r>
+        <w:rPr>
+          <w:lang w:val="es-MX"/>
+        </w:rPr>
+        <w:t>fullstack</w:t>
+      </w:r>
+      <w:proofErr w:type="spellEnd"/>
     </w:p>
     <w:p>
       <w:pPr>
@@ -1263,6 +1191,9 @@
         </w:numPr>
         <w:spacing w:line="360" w:lineRule="auto"/>
         <w:jc w:val="both"/>
+        <w:rPr>
+          <w:lang w:val="es-MX"/>
+        </w:rPr>
       </w:pPr>
     </w:p>
     <w:p>
@@ -1434,8 +1365,14 @@
         </w:numPr>
         <w:spacing w:line="360" w:lineRule="auto"/>
         <w:jc w:val="both"/>
+        <w:rPr>
+          <w:lang w:val="es-MX"/>
+        </w:rPr>
       </w:pPr>
       <w:r>
+        <w:rPr>
+          <w:lang w:val="es-MX"/>
+        </w:rPr>
         <w:t>9. Comparativa con Valor de Mercado</w:t>
       </w:r>
     </w:p>
@@ -1448,8 +1385,14 @@
         </w:numPr>
         <w:spacing w:line="360" w:lineRule="auto"/>
         <w:jc w:val="both"/>
+        <w:rPr>
+          <w:lang w:val="es-MX"/>
+        </w:rPr>
       </w:pPr>
       <w:r>
+        <w:rPr>
+          <w:lang w:val="es-MX"/>
+        </w:rPr>
         <w:t>10. Análisis de Productividad y Eficiencia</w:t>
       </w:r>
     </w:p>
@@ -1462,8 +1405,14 @@
         </w:numPr>
         <w:spacing w:line="360" w:lineRule="auto"/>
         <w:jc w:val="both"/>
+        <w:rPr>
+          <w:lang w:val="es-MX"/>
+        </w:rPr>
       </w:pPr>
       <w:r>
+        <w:rPr>
+          <w:lang w:val="es-MX"/>
+        </w:rPr>
         <w:t>11. Resumen de Hallazgos</w:t>
       </w:r>
     </w:p>
@@ -1531,85 +1480,35 @@
         <w:rPr>
           <w:lang w:val="es-MX"/>
         </w:rPr>
-        <w:t xml:space="preserve">El proyecto </w:t>
+        <w:t xml:space="preserve">El proyecto SummaCham / PanelAMCHAM v4.1.0 es una aplicación de escritorio profesional desarrollada con tecnologías modernas (Electron + Express + SQLite) para la gestión financiera integral. Fue construido por una </w:t>
       </w:r>
       <w:proofErr w:type="spellStart"/>
       <w:r>
         <w:rPr>
           <w:lang w:val="es-MX"/>
         </w:rPr>
-        <w:t>SummaCham</w:t>
+        <w:t>unica</w:t>
       </w:r>
       <w:proofErr w:type="spellEnd"/>
       <w:r>
         <w:rPr>
           <w:lang w:val="es-MX"/>
         </w:rPr>
-        <w:t xml:space="preserve"> / </w:t>
+        <w:t xml:space="preserve"> programadora junior </w:t>
       </w:r>
       <w:proofErr w:type="spellStart"/>
       <w:r>
         <w:rPr>
           <w:lang w:val="es-MX"/>
         </w:rPr>
-        <w:t>PanelAMCHAM</w:t>
+        <w:t>fullstack</w:t>
       </w:r>
       <w:proofErr w:type="spellEnd"/>
       <w:r>
         <w:rPr>
           <w:lang w:val="es-MX"/>
         </w:rPr>
-        <w:t xml:space="preserve"> v4.1.0 es una aplicación de escritorio profesional desarrollada con tecnologías modernas (</w:t>
-      </w:r>
-      <w:proofErr w:type="spellStart"/>
-      <w:r>
-        <w:rPr>
-          <w:lang w:val="es-MX"/>
-        </w:rPr>
-        <w:t>Electron</w:t>
-      </w:r>
-      <w:proofErr w:type="spellEnd"/>
-      <w:r>
-        <w:rPr>
-          <w:lang w:val="es-MX"/>
-        </w:rPr>
-        <w:t xml:space="preserve"> + Express + SQLite) para la gestión financiera integral. Fue construido por un</w:t>
-      </w:r>
-      <w:r>
-        <w:rPr>
-          <w:lang w:val="es-MX"/>
-        </w:rPr>
-        <w:t>a</w:t>
-      </w:r>
-      <w:r>
-        <w:rPr>
-          <w:lang w:val="es-MX"/>
-        </w:rPr>
-        <w:t xml:space="preserve"> únic</w:t>
-      </w:r>
-      <w:r>
-        <w:rPr>
-          <w:lang w:val="es-MX"/>
-        </w:rPr>
-        <w:t>a</w:t>
-      </w:r>
-      <w:r>
-        <w:rPr>
-          <w:lang w:val="es-MX"/>
-        </w:rPr>
-        <w:t xml:space="preserve"> programador</w:t>
-      </w:r>
-      <w:r>
-        <w:rPr>
-          <w:lang w:val="es-MX"/>
-        </w:rPr>
-        <w:t>a</w:t>
-      </w:r>
-      <w:r>
-        <w:rPr>
-          <w:lang w:val="es-MX"/>
-        </w:rPr>
-        <w:t xml:space="preserve"> junior en un periodo de 4.4 meses (6 de octubre de 2025 a 17 de febrero de 2026).</w:t>
+        <w:t xml:space="preserve"> en un periodo de 4.6 meses (6 de octubre de 2025 a 23 de febrero de 2026).</w:t>
       </w:r>
     </w:p>
     <w:p>
@@ -1624,7 +1523,57 @@
         <w:rPr>
           <w:lang w:val="es-MX"/>
         </w:rPr>
-        <w:t xml:space="preserve">El sistema contiene 157,146 líneas de código funcional (sin contar archivos de datos JSON), distribuidas en 1,270 archivos. Incluye 25 módulos funcionales diferenciados, 122 </w:t>
+        <w:t xml:space="preserve">El sistema contiene 172,863 </w:t>
+      </w:r>
+      <w:r>
+        <w:rPr>
+          <w:lang w:val="es-MX"/>
+        </w:rPr>
+        <w:t>líneas</w:t>
+      </w:r>
+      <w:r>
+        <w:rPr>
+          <w:lang w:val="es-MX"/>
+        </w:rPr>
+        <w:t xml:space="preserve"> de </w:t>
+      </w:r>
+      <w:r>
+        <w:rPr>
+          <w:lang w:val="es-MX"/>
+        </w:rPr>
+        <w:t>código</w:t>
+      </w:r>
+      <w:r>
+        <w:rPr>
+          <w:lang w:val="es-MX"/>
+        </w:rPr>
+        <w:t xml:space="preserve"> funcional (sin contar archivos de datos JSON), distribuidas en 250 archivos de </w:t>
+      </w:r>
+      <w:r>
+        <w:rPr>
+          <w:lang w:val="es-MX"/>
+        </w:rPr>
+        <w:t>código</w:t>
+      </w:r>
+      <w:r>
+        <w:rPr>
+          <w:lang w:val="es-MX"/>
+        </w:rPr>
+        <w:t xml:space="preserve"> fuente. Incluye 25 </w:t>
+      </w:r>
+      <w:proofErr w:type="spellStart"/>
+      <w:r>
+        <w:rPr>
+          <w:lang w:val="es-MX"/>
+        </w:rPr>
+        <w:t>modulos</w:t>
+      </w:r>
+      <w:proofErr w:type="spellEnd"/>
+      <w:r>
+        <w:rPr>
+          <w:lang w:val="es-MX"/>
+        </w:rPr>
+        <w:t xml:space="preserve"> funcionales diferenciados, 122 </w:t>
       </w:r>
       <w:proofErr w:type="spellStart"/>
       <w:r>
@@ -1651,11 +1600,9 @@
       </w:pPr>
       <w:r>
         <w:rPr>
-          <w:b/>
-          <w:color w:val="2E86AB"/>
-          <w:lang w:val="es-MX"/>
-        </w:rPr>
-        <w:t>Costo total real del proyecto: $167,680 MXN</w:t>
+          <w:lang w:val="es-MX"/>
+        </w:rPr>
+        <w:t>Costo total real del proyecto: $122,324 MXN</w:t>
       </w:r>
     </w:p>
     <w:p>
@@ -1744,39 +1691,7 @@
                 <w:sz w:val="18"/>
                 <w:lang w:val="es-MX"/>
               </w:rPr>
-              <w:t>Costo real (</w:t>
-            </w:r>
-            <w:proofErr w:type="spellStart"/>
-            <w:r>
-              <w:rPr>
-                <w:sz w:val="18"/>
-                <w:lang w:val="es-MX"/>
-              </w:rPr>
-              <w:t>Jr</w:t>
-            </w:r>
-            <w:proofErr w:type="spellEnd"/>
-            <w:r>
-              <w:rPr>
-                <w:sz w:val="18"/>
-                <w:lang w:val="es-MX"/>
-              </w:rPr>
-              <w:t xml:space="preserve"> </w:t>
-            </w:r>
-            <w:proofErr w:type="spellStart"/>
-            <w:r>
-              <w:rPr>
-                <w:sz w:val="18"/>
-                <w:lang w:val="es-MX"/>
-              </w:rPr>
-              <w:t>in-house</w:t>
-            </w:r>
-            <w:proofErr w:type="spellEnd"/>
-            <w:r>
-              <w:rPr>
-                <w:sz w:val="18"/>
-                <w:lang w:val="es-MX"/>
-              </w:rPr>
-              <w:t xml:space="preserve"> con prestaciones)</w:t>
+              <w:t>Costo real (Jr in-house con prestaciones)</w:t>
             </w:r>
           </w:p>
         </w:tc>
@@ -1785,15 +1700,8 @@
             <w:tcW w:w="3402" w:type="dxa"/>
           </w:tcPr>
           <w:p>
-            <w:pPr>
-              <w:spacing w:line="360" w:lineRule="auto"/>
-              <w:jc w:val="both"/>
-            </w:pPr>
-            <w:r>
-              <w:rPr>
-                <w:sz w:val="18"/>
-              </w:rPr>
-              <w:t>$167,680 MXN</w:t>
+            <w:r>
+              <w:t>$122,324 MXN</w:t>
             </w:r>
           </w:p>
         </w:tc>
@@ -1820,17 +1728,8 @@
                 <w:sz w:val="18"/>
                 <w:lang w:val="es-MX"/>
               </w:rPr>
-              <w:t xml:space="preserve">Valor de mercado — Freelance </w:t>
-            </w:r>
-            <w:proofErr w:type="spellStart"/>
-            <w:r>
-              <w:rPr>
-                <w:sz w:val="18"/>
-                <w:lang w:val="es-MX"/>
-              </w:rPr>
-              <w:t>Mid</w:t>
-            </w:r>
-            <w:proofErr w:type="spellEnd"/>
+              <w:t>Valor de mercado — Freelance Mid</w:t>
+            </w:r>
           </w:p>
         </w:tc>
         <w:tc>
@@ -1839,15 +1738,8 @@
             <w:shd w:val="clear" w:color="auto" w:fill="EBF5FB"/>
           </w:tcPr>
           <w:p>
-            <w:pPr>
-              <w:spacing w:line="360" w:lineRule="auto"/>
-              <w:jc w:val="both"/>
-            </w:pPr>
-            <w:r>
-              <w:rPr>
-                <w:sz w:val="18"/>
-              </w:rPr>
-              <w:t>$428,670 MXN</w:t>
+            <w:r>
+              <w:t>$407,250 MXN</w:t>
             </w:r>
           </w:p>
         </w:tc>
@@ -1878,15 +1770,8 @@
             <w:tcW w:w="3402" w:type="dxa"/>
           </w:tcPr>
           <w:p>
-            <w:pPr>
-              <w:spacing w:line="360" w:lineRule="auto"/>
-              <w:jc w:val="both"/>
-            </w:pPr>
-            <w:r>
-              <w:rPr>
-                <w:sz w:val="18"/>
-              </w:rPr>
-              <w:t>$814,473 MXN</w:t>
+            <w:r>
+              <w:t>$814,500 MXN</w:t>
             </w:r>
           </w:p>
         </w:tc>
@@ -1919,15 +1804,8 @@
             <w:shd w:val="clear" w:color="auto" w:fill="EBF5FB"/>
           </w:tcPr>
           <w:p>
-            <w:pPr>
-              <w:spacing w:line="360" w:lineRule="auto"/>
-              <w:jc w:val="both"/>
-            </w:pPr>
-            <w:r>
-              <w:rPr>
-                <w:sz w:val="18"/>
-              </w:rPr>
-              <w:t>$1,286,010 MXN</w:t>
+            <w:r>
+              <w:t>$1,312,250 MXN</w:t>
             </w:r>
           </w:p>
         </w:tc>
@@ -1958,15 +1836,8 @@
             <w:tcW w:w="3402" w:type="dxa"/>
           </w:tcPr>
           <w:p>
-            <w:pPr>
-              <w:spacing w:line="360" w:lineRule="auto"/>
-              <w:jc w:val="both"/>
-            </w:pPr>
-            <w:r>
-              <w:rPr>
-                <w:sz w:val="18"/>
-              </w:rPr>
-              <w:t>857 horas</w:t>
+            <w:r>
+              <w:t>905 horas</w:t>
             </w:r>
           </w:p>
         </w:tc>
@@ -1999,15 +1870,8 @@
             <w:shd w:val="clear" w:color="auto" w:fill="EBF5FB"/>
           </w:tcPr>
           <w:p>
-            <w:pPr>
-              <w:spacing w:line="360" w:lineRule="auto"/>
-              <w:jc w:val="both"/>
-            </w:pPr>
-            <w:r>
-              <w:rPr>
-                <w:sz w:val="18"/>
-              </w:rPr>
-              <w:t>157,146 LOC</w:t>
+            <w:r>
+              <w:t>172,863 LOC</w:t>
             </w:r>
           </w:p>
         </w:tc>
@@ -2076,119 +1940,7 @@
         <w:rPr>
           <w:lang w:val="es-MX"/>
         </w:rPr>
-        <w:t>Se midieron todas las líneas de código fuente del proyecto utilizando herramientas automáticas (</w:t>
-      </w:r>
-      <w:proofErr w:type="spellStart"/>
-      <w:r>
-        <w:rPr>
-          <w:lang w:val="es-MX"/>
-        </w:rPr>
-        <w:t>wc</w:t>
-      </w:r>
-      <w:proofErr w:type="spellEnd"/>
-      <w:r>
-        <w:rPr>
-          <w:lang w:val="es-MX"/>
-        </w:rPr>
-        <w:t xml:space="preserve"> -l sobre archivos .</w:t>
-      </w:r>
-      <w:proofErr w:type="spellStart"/>
-      <w:r>
-        <w:rPr>
-          <w:lang w:val="es-MX"/>
-        </w:rPr>
-        <w:t>js</w:t>
-      </w:r>
-      <w:proofErr w:type="spellEnd"/>
-      <w:r>
-        <w:rPr>
-          <w:lang w:val="es-MX"/>
-        </w:rPr>
-        <w:t>, .</w:t>
-      </w:r>
-      <w:proofErr w:type="spellStart"/>
-      <w:r>
-        <w:rPr>
-          <w:lang w:val="es-MX"/>
-        </w:rPr>
-        <w:t>html</w:t>
-      </w:r>
-      <w:proofErr w:type="spellEnd"/>
-      <w:r>
-        <w:rPr>
-          <w:lang w:val="es-MX"/>
-        </w:rPr>
-        <w:t>, .</w:t>
-      </w:r>
-      <w:proofErr w:type="spellStart"/>
-      <w:r>
-        <w:rPr>
-          <w:lang w:val="es-MX"/>
-        </w:rPr>
-        <w:t>css</w:t>
-      </w:r>
-      <w:proofErr w:type="spellEnd"/>
-      <w:r>
-        <w:rPr>
-          <w:lang w:val="es-MX"/>
-        </w:rPr>
-        <w:t>, .ps1, .</w:t>
-      </w:r>
-      <w:proofErr w:type="spellStart"/>
-      <w:r>
-        <w:rPr>
-          <w:lang w:val="es-MX"/>
-        </w:rPr>
-        <w:t>py</w:t>
-      </w:r>
-      <w:proofErr w:type="spellEnd"/>
-      <w:r>
-        <w:rPr>
-          <w:lang w:val="es-MX"/>
-        </w:rPr>
-        <w:t xml:space="preserve">). Se excluyeron </w:t>
-      </w:r>
-      <w:proofErr w:type="spellStart"/>
-      <w:r>
-        <w:rPr>
-          <w:lang w:val="es-MX"/>
-        </w:rPr>
-        <w:t>node_modules</w:t>
-      </w:r>
-      <w:proofErr w:type="spellEnd"/>
-      <w:r>
-        <w:rPr>
-          <w:lang w:val="es-MX"/>
-        </w:rPr>
-        <w:t>, archivos de distribución (</w:t>
-      </w:r>
-      <w:proofErr w:type="spellStart"/>
-      <w:r>
-        <w:rPr>
-          <w:lang w:val="es-MX"/>
-        </w:rPr>
-        <w:t>dist</w:t>
-      </w:r>
-      <w:proofErr w:type="spellEnd"/>
-      <w:r>
-        <w:rPr>
-          <w:lang w:val="es-MX"/>
-        </w:rPr>
-        <w:t xml:space="preserve">/), y </w:t>
-      </w:r>
-      <w:proofErr w:type="spellStart"/>
-      <w:r>
-        <w:rPr>
-          <w:lang w:val="es-MX"/>
-        </w:rPr>
-        <w:t>package-lock.json</w:t>
-      </w:r>
-      <w:proofErr w:type="spellEnd"/>
-      <w:r>
-        <w:rPr>
-          <w:lang w:val="es-MX"/>
-        </w:rPr>
-        <w:t>. Las LOC son un indicador directo del volumen de trabajo producido.</w:t>
+        <w:t>Se midieron todas las líneas de código fuente del proyecto utilizando herramientas automáticas (wc -l sobre archivos .js, .html, .css, .ps1, .py). Se excluyeron node_modules, archivos de distribución (dist/), y package-lock.json. Las LOC son un indicador directo del volumen de trabajo producido.</w:t>
       </w:r>
     </w:p>
     <w:p>
@@ -2204,21 +1956,7 @@
         <w:rPr>
           <w:lang w:val="es-MX"/>
         </w:rPr>
-        <w:t xml:space="preserve">Análisis de </w:t>
-      </w:r>
-      <w:proofErr w:type="spellStart"/>
-      <w:r>
-        <w:rPr>
-          <w:lang w:val="es-MX"/>
-        </w:rPr>
-        <w:t>commits</w:t>
-      </w:r>
-      <w:proofErr w:type="spellEnd"/>
-      <w:r>
-        <w:rPr>
-          <w:lang w:val="es-MX"/>
-        </w:rPr>
-        <w:t xml:space="preserve"> (Git)</w:t>
+        <w:t>Análisis de commits (Git)</w:t>
       </w:r>
     </w:p>
     <w:p>
@@ -2233,21 +1971,21 @@
         <w:rPr>
           <w:lang w:val="es-MX"/>
         </w:rPr>
-        <w:t xml:space="preserve">Se analizaron los 703 </w:t>
+        <w:t xml:space="preserve">Se analizaron los 738 commits del repositorio Git para determinar patrones de trabajo: frecuencia, </w:t>
       </w:r>
       <w:proofErr w:type="spellStart"/>
       <w:r>
         <w:rPr>
           <w:lang w:val="es-MX"/>
         </w:rPr>
-        <w:t>commits</w:t>
+        <w:t>distribucion</w:t>
       </w:r>
       <w:proofErr w:type="spellEnd"/>
       <w:r>
         <w:rPr>
           <w:lang w:val="es-MX"/>
         </w:rPr>
-        <w:t xml:space="preserve"> del repositorio Git para determinar patrones de trabajo: frecuencia, distribución temporal, y ritmo de desarrollo. Esto permite verificar la consistencia del esfuerzo declarado.</w:t>
+        <w:t xml:space="preserve"> temporal, y ritmo de desarrollo. Esto permite verificar la consistencia del esfuerzo declarado.</w:t>
       </w:r>
     </w:p>
     <w:p>
@@ -2290,20 +2028,26 @@
           <w:lang w:val="es-MX"/>
         </w:rPr>
       </w:pPr>
+      <w:r>
+        <w:rPr>
+          <w:lang w:val="es-MX"/>
+        </w:rPr>
+        <w:t xml:space="preserve">Benchmarks salariales del mercado </w:t>
+      </w:r>
       <w:proofErr w:type="spellStart"/>
       <w:r>
         <w:rPr>
           <w:lang w:val="es-MX"/>
         </w:rPr>
-        <w:t>Benchmarks</w:t>
+        <w:t>mexic</w:t>
+      </w:r>
+      <w:r>
+        <w:rPr>
+          <w:lang w:val="es-MX"/>
+        </w:rPr>
+        <w:t>año</w:t>
       </w:r>
       <w:proofErr w:type="spellEnd"/>
-      <w:r>
-        <w:rPr>
-          <w:lang w:val="es-MX"/>
-        </w:rPr>
-        <w:t xml:space="preserve"> salariales del mercado mexicano</w:t>
-      </w:r>
     </w:p>
     <w:p>
       <w:pPr>
@@ -2317,21 +2061,63 @@
         <w:rPr>
           <w:lang w:val="es-MX"/>
         </w:rPr>
-        <w:t xml:space="preserve">Los costos laborales se basaron en rangos salariales publicados para desarrolladores en México (2025-2026): Junior $15,000-$25,000 MXN/mes, </w:t>
+        <w:t xml:space="preserve">Los costos laborales se basaron en rangos salariales del mercado laboral de CDMX y zona metropolitana (2025-2026) para perfil junior </w:t>
       </w:r>
       <w:proofErr w:type="spellStart"/>
       <w:r>
         <w:rPr>
           <w:lang w:val="es-MX"/>
         </w:rPr>
-        <w:t>Mid</w:t>
+        <w:t>fullstack</w:t>
       </w:r>
       <w:proofErr w:type="spellEnd"/>
       <w:r>
         <w:rPr>
           <w:lang w:val="es-MX"/>
         </w:rPr>
-        <w:t xml:space="preserve"> $30,000-$50,000, Senior $50,000-$80,000. Se utilizó $22,000/mes como promedio para Junior, más un factor de prestaciones del 35% (IMSS, INFONAVIT, aguinaldo, vacaciones).</w:t>
+        <w:t xml:space="preserve">: sueldo bruto mensual de $16,000 a $18,000 MXN. Para el </w:t>
+      </w:r>
+      <w:proofErr w:type="spellStart"/>
+      <w:r>
+        <w:rPr>
+          <w:lang w:val="es-MX"/>
+        </w:rPr>
+        <w:t>calculo</w:t>
+      </w:r>
+      <w:proofErr w:type="spellEnd"/>
+      <w:r>
+        <w:rPr>
+          <w:lang w:val="es-MX"/>
+        </w:rPr>
+        <w:t xml:space="preserve"> se </w:t>
+      </w:r>
+      <w:proofErr w:type="spellStart"/>
+      <w:r>
+        <w:rPr>
+          <w:lang w:val="es-MX"/>
+        </w:rPr>
+        <w:t>uso</w:t>
+      </w:r>
+      <w:proofErr w:type="spellEnd"/>
+      <w:r>
+        <w:rPr>
+          <w:lang w:val="es-MX"/>
+        </w:rPr>
+        <w:t xml:space="preserve"> $17,000/mes como base, </w:t>
+      </w:r>
+      <w:proofErr w:type="spellStart"/>
+      <w:r>
+        <w:rPr>
+          <w:lang w:val="es-MX"/>
+        </w:rPr>
+        <w:t>mas</w:t>
+      </w:r>
+      <w:proofErr w:type="spellEnd"/>
+      <w:r>
+        <w:rPr>
+          <w:lang w:val="es-MX"/>
+        </w:rPr>
+        <w:t xml:space="preserve"> un factor patronal de 32% por prestaciones y cargas sociales.</w:t>
       </w:r>
     </w:p>
     <w:p>
@@ -2362,21 +2148,21 @@
         <w:rPr>
           <w:lang w:val="es-MX"/>
         </w:rPr>
-        <w:t xml:space="preserve">Las comparativas de mercado se basan en tarifas promedio verificables: Freelance </w:t>
+        <w:t>Las comparativas de mercado se basan en tarifas promedio de CDMX/ZMVM: Freelance Jr $220-350/</w:t>
       </w:r>
       <w:proofErr w:type="spellStart"/>
       <w:r>
         <w:rPr>
           <w:lang w:val="es-MX"/>
         </w:rPr>
-        <w:t>Jr</w:t>
+        <w:t>hr</w:t>
       </w:r>
       <w:proofErr w:type="spellEnd"/>
       <w:r>
         <w:rPr>
           <w:lang w:val="es-MX"/>
         </w:rPr>
-        <w:t xml:space="preserve"> $250-350/</w:t>
+        <w:t>, Mid $350-550/</w:t>
       </w:r>
       <w:proofErr w:type="spellStart"/>
       <w:r>
@@ -2390,21 +2176,21 @@
         <w:rPr>
           <w:lang w:val="es-MX"/>
         </w:rPr>
-        <w:t xml:space="preserve">, </w:t>
+        <w:t>, Sr $650-950/</w:t>
       </w:r>
       <w:proofErr w:type="spellStart"/>
       <w:r>
         <w:rPr>
           <w:lang w:val="es-MX"/>
         </w:rPr>
-        <w:t>Mid</w:t>
+        <w:t>hr</w:t>
       </w:r>
       <w:proofErr w:type="spellEnd"/>
       <w:r>
         <w:rPr>
           <w:lang w:val="es-MX"/>
         </w:rPr>
-        <w:t xml:space="preserve"> $400-600/</w:t>
+        <w:t>, Agencia $700-1,100/</w:t>
       </w:r>
       <w:proofErr w:type="spellStart"/>
       <w:r>
@@ -2418,35 +2204,7 @@
         <w:rPr>
           <w:lang w:val="es-MX"/>
         </w:rPr>
-        <w:t>, Sr $700-1,000/</w:t>
-      </w:r>
-      <w:proofErr w:type="spellStart"/>
-      <w:r>
-        <w:rPr>
-          <w:lang w:val="es-MX"/>
-        </w:rPr>
-        <w:t>hr</w:t>
-      </w:r>
-      <w:proofErr w:type="spellEnd"/>
-      <w:r>
-        <w:rPr>
-          <w:lang w:val="es-MX"/>
-        </w:rPr>
-        <w:t>, Agencia $800-1,200/</w:t>
-      </w:r>
-      <w:proofErr w:type="spellStart"/>
-      <w:r>
-        <w:rPr>
-          <w:lang w:val="es-MX"/>
-        </w:rPr>
-        <w:t>hr</w:t>
-      </w:r>
-      <w:proofErr w:type="spellEnd"/>
-      <w:r>
-        <w:rPr>
-          <w:lang w:val="es-MX"/>
-        </w:rPr>
-        <w:t>, Consultora $1,200-2,000/</w:t>
+        <w:t>, Consultora $1,100-1,800/</w:t>
       </w:r>
       <w:proofErr w:type="spellStart"/>
       <w:r>
@@ -3066,14 +2824,12 @@
               <w:spacing w:line="360" w:lineRule="auto"/>
               <w:jc w:val="both"/>
             </w:pPr>
-            <w:proofErr w:type="spellStart"/>
             <w:r>
               <w:rPr>
                 <w:sz w:val="18"/>
               </w:rPr>
               <w:t>Actualizaciones</w:t>
             </w:r>
-            <w:proofErr w:type="spellEnd"/>
           </w:p>
         </w:tc>
         <w:tc>
@@ -3088,21 +2844,12 @@
                 <w:lang w:val="es-MX"/>
               </w:rPr>
             </w:pPr>
-            <w:proofErr w:type="spellStart"/>
             <w:r>
               <w:rPr>
                 <w:sz w:val="18"/>
                 <w:lang w:val="es-MX"/>
               </w:rPr>
-              <w:t>Auto-update</w:t>
-            </w:r>
-            <w:proofErr w:type="spellEnd"/>
-            <w:r>
-              <w:rPr>
-                <w:sz w:val="18"/>
-                <w:lang w:val="es-MX"/>
-              </w:rPr>
-              <w:t xml:space="preserve"> OTA vía GitHub Releases</w:t>
+              <w:t>Auto-update OTA vía GitHub Releases</w:t>
             </w:r>
           </w:p>
         </w:tc>
@@ -3125,16 +2872,8 @@
               <w:rPr>
                 <w:sz w:val="18"/>
               </w:rPr>
-              <w:t xml:space="preserve">Repo. de </w:t>
-            </w:r>
-            <w:proofErr w:type="spellStart"/>
-            <w:r>
-              <w:rPr>
-                <w:sz w:val="18"/>
-              </w:rPr>
-              <w:t>código</w:t>
-            </w:r>
-            <w:proofErr w:type="spellEnd"/>
+              <w:t>Repo. de código</w:t>
+            </w:r>
           </w:p>
         </w:tc>
         <w:tc>
@@ -3183,18 +2922,15 @@
           </w:tcPr>
           <w:p>
             <w:pPr>
-              <w:spacing w:line="360" w:lineRule="auto"/>
-              <w:jc w:val="both"/>
               <w:rPr>
                 <w:lang w:val="es-MX"/>
               </w:rPr>
             </w:pPr>
             <w:r>
               <w:rPr>
-                <w:sz w:val="18"/>
                 <w:lang w:val="es-MX"/>
               </w:rPr>
-              <w:t>6 de octubre de 2025 — 17 de febrero de 2026</w:t>
+              <w:t>6 de octubre de 2025 - 23 de febrero de 2026</w:t>
             </w:r>
           </w:p>
         </w:tc>
@@ -3213,14 +2949,12 @@
               <w:spacing w:line="360" w:lineRule="auto"/>
               <w:jc w:val="both"/>
             </w:pPr>
-            <w:proofErr w:type="spellStart"/>
             <w:r>
               <w:rPr>
                 <w:sz w:val="18"/>
               </w:rPr>
               <w:t>Duración</w:t>
             </w:r>
-            <w:proofErr w:type="spellEnd"/>
           </w:p>
         </w:tc>
         <w:tc>
@@ -3229,15 +2963,8 @@
             <w:shd w:val="clear" w:color="auto" w:fill="EBF5FB"/>
           </w:tcPr>
           <w:p>
-            <w:pPr>
-              <w:spacing w:line="360" w:lineRule="auto"/>
-              <w:jc w:val="both"/>
-            </w:pPr>
-            <w:r>
-              <w:rPr>
-                <w:sz w:val="18"/>
-              </w:rPr>
-              <w:t>4.4 meses (~19 semanas)</w:t>
+            <w:r>
+              <w:t>4.6 meses (~20 semanas)</w:t>
             </w:r>
           </w:p>
         </w:tc>
@@ -3268,15 +2995,13 @@
             <w:tcW w:w="6803" w:type="dxa"/>
           </w:tcPr>
           <w:p>
-            <w:pPr>
-              <w:spacing w:line="360" w:lineRule="auto"/>
-              <w:jc w:val="both"/>
-            </w:pPr>
-            <w:r>
-              <w:rPr>
-                <w:sz w:val="18"/>
-              </w:rPr>
-              <w:t>1 programador junior</w:t>
+            <w:proofErr w:type="gramStart"/>
+            <w:r>
+              <w:t>1</w:t>
+            </w:r>
+            <w:proofErr w:type="gramEnd"/>
+            <w:r>
+              <w:t xml:space="preserve"> programador junior fullstack</w:t>
             </w:r>
           </w:p>
         </w:tc>
@@ -3309,15 +3034,8 @@
             <w:shd w:val="clear" w:color="auto" w:fill="EBF5FB"/>
           </w:tcPr>
           <w:p>
-            <w:pPr>
-              <w:spacing w:line="360" w:lineRule="auto"/>
-              <w:jc w:val="both"/>
-            </w:pPr>
-            <w:r>
-              <w:rPr>
-                <w:sz w:val="18"/>
-              </w:rPr>
-              <w:t>703</w:t>
+            <w:r>
+              <w:t>738</w:t>
             </w:r>
           </w:p>
         </w:tc>
@@ -3348,16 +3066,20 @@
             <w:tcW w:w="6803" w:type="dxa"/>
           </w:tcPr>
           <w:p>
-            <w:pPr>
-              <w:spacing w:line="360" w:lineRule="auto"/>
-              <w:jc w:val="both"/>
-            </w:pPr>
-            <w:r>
-              <w:rPr>
-                <w:sz w:val="18"/>
-              </w:rPr>
-              <w:t>72 de ~96 días hábiles</w:t>
-            </w:r>
+            <w:r>
+              <w:t xml:space="preserve">76 de ~101 </w:t>
+            </w:r>
+            <w:r>
+              <w:t>días</w:t>
+            </w:r>
+            <w:r>
+              <w:t xml:space="preserve"> </w:t>
+            </w:r>
+            <w:proofErr w:type="spellStart"/>
+            <w:r>
+              <w:t>habiles</w:t>
+            </w:r>
+            <w:proofErr w:type="spellEnd"/>
           </w:p>
         </w:tc>
       </w:tr>
@@ -3917,19 +3639,11 @@
               <w:spacing w:line="360" w:lineRule="auto"/>
               <w:jc w:val="both"/>
             </w:pPr>
-            <w:proofErr w:type="spellStart"/>
-            <w:r>
-              <w:rPr>
-                <w:sz w:val="18"/>
-              </w:rPr>
-              <w:t>nodemailer</w:t>
-            </w:r>
-            <w:proofErr w:type="spellEnd"/>
-            <w:r>
-              <w:rPr>
-                <w:sz w:val="18"/>
-              </w:rPr>
-              <w:t xml:space="preserve"> 7.0.10</w:t>
+            <w:r>
+              <w:rPr>
+                <w:sz w:val="18"/>
+              </w:rPr>
+              <w:t>nodemailer 7.0.10</w:t>
             </w:r>
           </w:p>
         </w:tc>
@@ -4310,17 +4024,8 @@
                 <w:sz w:val="18"/>
                 <w:lang w:val="es-MX"/>
               </w:rPr>
-              <w:t xml:space="preserve">Variables de entorno </w:t>
-            </w:r>
-            <w:proofErr w:type="spellStart"/>
-            <w:r>
-              <w:rPr>
-                <w:sz w:val="18"/>
-                <w:lang w:val="es-MX"/>
-              </w:rPr>
-              <w:t>cross-platform</w:t>
-            </w:r>
-            <w:proofErr w:type="spellEnd"/>
+              <w:t>Variables de entorno cross-platform</w:t>
+            </w:r>
           </w:p>
         </w:tc>
       </w:tr>
@@ -4337,19 +4042,11 @@
               <w:spacing w:line="360" w:lineRule="auto"/>
               <w:jc w:val="both"/>
             </w:pPr>
-            <w:proofErr w:type="spellStart"/>
-            <w:r>
-              <w:rPr>
-                <w:sz w:val="18"/>
-              </w:rPr>
-              <w:t>esbuild</w:t>
-            </w:r>
-            <w:proofErr w:type="spellEnd"/>
-            <w:r>
-              <w:rPr>
-                <w:sz w:val="18"/>
-              </w:rPr>
-              <w:t xml:space="preserve"> 0.27.1</w:t>
+            <w:r>
+              <w:rPr>
+                <w:sz w:val="18"/>
+              </w:rPr>
+              <w:t>esbuild 0.27.1</w:t>
             </w:r>
           </w:p>
         </w:tc>
@@ -4387,67 +4084,7 @@
           <w:sz w:val="18"/>
           <w:lang w:val="es-MX"/>
         </w:rPr>
-        <w:t xml:space="preserve">Cada dependencia fue seleccionada, configurada e integrada manualmente. La integración de better-sqlite3 con </w:t>
-      </w:r>
-      <w:proofErr w:type="spellStart"/>
-      <w:r>
-        <w:rPr>
-          <w:i/>
-          <w:color w:val="666666"/>
-          <w:sz w:val="18"/>
-          <w:lang w:val="es-MX"/>
-        </w:rPr>
-        <w:t>Electron</w:t>
-      </w:r>
-      <w:proofErr w:type="spellEnd"/>
-      <w:r>
-        <w:rPr>
-          <w:i/>
-          <w:color w:val="666666"/>
-          <w:sz w:val="18"/>
-          <w:lang w:val="es-MX"/>
-        </w:rPr>
-        <w:t xml:space="preserve"> requiere </w:t>
-      </w:r>
-      <w:proofErr w:type="spellStart"/>
-      <w:r>
-        <w:rPr>
-          <w:i/>
-          <w:color w:val="666666"/>
-          <w:sz w:val="18"/>
-          <w:lang w:val="es-MX"/>
-        </w:rPr>
-        <w:t>recompilación</w:t>
-      </w:r>
-      <w:proofErr w:type="spellEnd"/>
-      <w:r>
-        <w:rPr>
-          <w:i/>
-          <w:color w:val="666666"/>
-          <w:sz w:val="18"/>
-          <w:lang w:val="es-MX"/>
-        </w:rPr>
-        <w:t xml:space="preserve"> de módulos nativos (</w:t>
-      </w:r>
-      <w:proofErr w:type="spellStart"/>
-      <w:r>
-        <w:rPr>
-          <w:i/>
-          <w:color w:val="666666"/>
-          <w:sz w:val="18"/>
-          <w:lang w:val="es-MX"/>
-        </w:rPr>
-        <w:t>electron-rebuild</w:t>
-      </w:r>
-      <w:proofErr w:type="spellEnd"/>
-      <w:r>
-        <w:rPr>
-          <w:i/>
-          <w:color w:val="666666"/>
-          <w:sz w:val="18"/>
-          <w:lang w:val="es-MX"/>
-        </w:rPr>
-        <w:t>), lo cual es un proceso complejo que demanda conocimiento especializado.</w:t>
+        <w:t>Cada dependencia fue seleccionada, configurada e integrada manualmente. La integración de better-sqlite3 con Electron requiere recompilación de módulos nativos (electron-rebuild), lo cual es un proceso complejo que demanda conocimiento especializado.</w:t>
       </w:r>
     </w:p>
     <w:p>
@@ -4522,35 +4159,7 @@
         <w:rPr>
           <w:lang w:val="es-MX"/>
         </w:rPr>
-        <w:t xml:space="preserve"> se presenta el desglose completo de líneas de código por capa y tecnología. Todas las mediciones fueron realizadas directamente sobre el código fuente, excluyendo dependencias externas (</w:t>
-      </w:r>
-      <w:proofErr w:type="spellStart"/>
-      <w:r>
-        <w:rPr>
-          <w:lang w:val="es-MX"/>
-        </w:rPr>
-        <w:t>node_modules</w:t>
-      </w:r>
-      <w:proofErr w:type="spellEnd"/>
-      <w:r>
-        <w:rPr>
-          <w:lang w:val="es-MX"/>
-        </w:rPr>
-        <w:t>), archivos de distribución (</w:t>
-      </w:r>
-      <w:proofErr w:type="spellStart"/>
-      <w:r>
-        <w:rPr>
-          <w:lang w:val="es-MX"/>
-        </w:rPr>
-        <w:t>dist</w:t>
-      </w:r>
-      <w:proofErr w:type="spellEnd"/>
-      <w:r>
-        <w:rPr>
-          <w:lang w:val="es-MX"/>
-        </w:rPr>
-        <w:t>/) y archivos generados automáticamente.</w:t>
+        <w:t xml:space="preserve"> se presenta el desglose completo de líneas de código por capa y tecnología. Todas las mediciones fueron realizadas directamente sobre el código fuente, excluyendo dependencias externas (node_modules), archivos de distribución (dist/) y archivos generados automáticamente.</w:t>
       </w:r>
     </w:p>
     <w:tbl>
@@ -4580,7 +4189,6 @@
               <w:spacing w:line="360" w:lineRule="auto"/>
               <w:jc w:val="both"/>
             </w:pPr>
-            <w:proofErr w:type="spellStart"/>
             <w:r>
               <w:rPr>
                 <w:b/>
@@ -4589,7 +4197,6 @@
               </w:rPr>
               <w:t>Componente</w:t>
             </w:r>
-            <w:proofErr w:type="spellEnd"/>
           </w:p>
         </w:tc>
         <w:tc>
@@ -4679,15 +4286,8 @@
             <w:tcW w:w="1701" w:type="dxa"/>
           </w:tcPr>
           <w:p>
-            <w:pPr>
-              <w:spacing w:line="360" w:lineRule="auto"/>
-              <w:jc w:val="both"/>
-            </w:pPr>
-            <w:r>
-              <w:rPr>
-                <w:sz w:val="18"/>
-              </w:rPr>
-              <w:t>82,857</w:t>
+            <w:r>
+              <w:t>82,905</w:t>
             </w:r>
           </w:p>
         </w:tc>
@@ -5480,15 +5080,8 @@
             <w:shd w:val="clear" w:color="auto" w:fill="EBF5FB"/>
           </w:tcPr>
           <w:p>
-            <w:pPr>
-              <w:spacing w:line="360" w:lineRule="auto"/>
-              <w:jc w:val="both"/>
-            </w:pPr>
-            <w:r>
-              <w:rPr>
-                <w:sz w:val="18"/>
-              </w:rPr>
-              <w:t>157,146</w:t>
+            <w:r>
+              <w:t>172,863</w:t>
             </w:r>
           </w:p>
         </w:tc>
@@ -5498,15 +5091,8 @@
             <w:shd w:val="clear" w:color="auto" w:fill="EBF5FB"/>
           </w:tcPr>
           <w:p>
-            <w:pPr>
-              <w:spacing w:line="360" w:lineRule="auto"/>
-              <w:jc w:val="both"/>
-            </w:pPr>
-            <w:r>
-              <w:rPr>
-                <w:sz w:val="18"/>
-              </w:rPr>
-              <w:t>222</w:t>
+            <w:r>
+              <w:t>250</w:t>
             </w:r>
           </w:p>
         </w:tc>
@@ -5665,27 +5251,7 @@
           <w:sz w:val="18"/>
           <w:lang w:val="es-MX"/>
         </w:rPr>
-        <w:t xml:space="preserve">Los 730,726 LOC de JSON representan datos de configuración, catálogos de cuentas y </w:t>
-      </w:r>
-      <w:proofErr w:type="spellStart"/>
-      <w:r>
-        <w:rPr>
-          <w:i/>
-          <w:color w:val="666666"/>
-          <w:sz w:val="18"/>
-          <w:lang w:val="es-MX"/>
-        </w:rPr>
-        <w:t>layouts</w:t>
-      </w:r>
-      <w:proofErr w:type="spellEnd"/>
-      <w:r>
-        <w:rPr>
-          <w:i/>
-          <w:color w:val="666666"/>
-          <w:sz w:val="18"/>
-          <w:lang w:val="es-MX"/>
-        </w:rPr>
-        <w:t xml:space="preserve"> guardados. Aunque no son "código", fueron diseñados, estructurados y curados manualmente como parte del sistema. Se excluyen del conteo </w:t>
+        <w:t xml:space="preserve">Los 730,726 LOC de JSON representan datos de configuración, catálogos de cuentas y layouts guardados. Aunque no son "código", fueron diseñados, estructurados y curados manualmente como parte del sistema. Se excluyen del conteo </w:t>
       </w:r>
       <w:r>
         <w:rPr>
@@ -5713,23 +5279,7 @@
         <w:jc w:val="both"/>
       </w:pPr>
       <w:r>
-        <w:t xml:space="preserve">4.2 </w:t>
-      </w:r>
-      <w:proofErr w:type="spellStart"/>
-      <w:r>
-        <w:t>Indicadores</w:t>
-      </w:r>
-      <w:proofErr w:type="spellEnd"/>
-      <w:r>
-        <w:t xml:space="preserve"> de </w:t>
-      </w:r>
-      <w:proofErr w:type="spellStart"/>
-      <w:r>
-        <w:t>complejidad</w:t>
-      </w:r>
-      <w:proofErr w:type="spellEnd"/>
-      <w:r>
-        <w:t xml:space="preserve"> técnica</w:t>
+        <w:t>4.2 Indicadores de complejidad técnica</w:t>
       </w:r>
     </w:p>
     <w:tbl>
@@ -6155,23 +5705,7 @@
                 <w:sz w:val="18"/>
                 <w:lang w:val="es-MX"/>
               </w:rPr>
-              <w:t xml:space="preserve"> y </w:t>
-            </w:r>
-            <w:proofErr w:type="spellStart"/>
-            <w:r>
-              <w:rPr>
-                <w:sz w:val="18"/>
-                <w:lang w:val="es-MX"/>
-              </w:rPr>
-              <w:t>backend</w:t>
-            </w:r>
-            <w:proofErr w:type="spellEnd"/>
-            <w:r>
-              <w:rPr>
-                <w:sz w:val="18"/>
-                <w:lang w:val="es-MX"/>
-              </w:rPr>
-              <w:t xml:space="preserve"> API</w:t>
+              <w:t xml:space="preserve"> y backend API</w:t>
             </w:r>
           </w:p>
         </w:tc>
@@ -6503,23 +6037,7 @@
                 <w:sz w:val="18"/>
                 <w:lang w:val="es-MX"/>
               </w:rPr>
-              <w:t xml:space="preserve">plantillas.js — editor completo de </w:t>
-            </w:r>
-            <w:proofErr w:type="spellStart"/>
-            <w:r>
-              <w:rPr>
-                <w:sz w:val="18"/>
-                <w:lang w:val="es-MX"/>
-              </w:rPr>
-              <w:t>layouts</w:t>
-            </w:r>
-            <w:proofErr w:type="spellEnd"/>
-            <w:r>
-              <w:rPr>
-                <w:sz w:val="18"/>
-                <w:lang w:val="es-MX"/>
-              </w:rPr>
-              <w:t xml:space="preserve"> financieros</w:t>
+              <w:t>plantillas.js — editor completo de layouts financieros</w:t>
             </w:r>
           </w:p>
         </w:tc>
@@ -6656,9 +6174,9 @@
         <w:tblLook w:val="04A0" w:firstRow="1" w:lastRow="0" w:firstColumn="1" w:lastColumn="0" w:noHBand="0" w:noVBand="1"/>
       </w:tblPr>
       <w:tblGrid>
-        <w:gridCol w:w="2697"/>
-        <w:gridCol w:w="1637"/>
-        <w:gridCol w:w="4522"/>
+        <w:gridCol w:w="2695"/>
+        <w:gridCol w:w="1646"/>
+        <w:gridCol w:w="4515"/>
       </w:tblGrid>
       <w:tr>
         <w:trPr>
@@ -6751,15 +6269,8 @@
             <w:tcW w:w="1701" w:type="dxa"/>
           </w:tcPr>
           <w:p>
-            <w:pPr>
-              <w:spacing w:line="360" w:lineRule="auto"/>
-              <w:jc w:val="both"/>
-            </w:pPr>
-            <w:r>
-              <w:rPr>
-                <w:sz w:val="18"/>
-              </w:rPr>
-              <w:t>703</w:t>
+            <w:r>
+              <w:t>738</w:t>
             </w:r>
           </w:p>
         </w:tc>
@@ -6865,15 +6376,8 @@
             <w:shd w:val="clear" w:color="auto" w:fill="EBF5FB"/>
           </w:tcPr>
           <w:p>
-            <w:pPr>
-              <w:spacing w:line="360" w:lineRule="auto"/>
-              <w:jc w:val="both"/>
-            </w:pPr>
-            <w:r>
-              <w:rPr>
-                <w:sz w:val="18"/>
-              </w:rPr>
-              <w:t>1,614,629</w:t>
+            <w:r>
+              <w:t>1,644,393</w:t>
             </w:r>
           </w:p>
         </w:tc>
@@ -6971,15 +6475,8 @@
             <w:tcW w:w="1701" w:type="dxa"/>
           </w:tcPr>
           <w:p>
-            <w:pPr>
-              <w:spacing w:line="360" w:lineRule="auto"/>
-              <w:jc w:val="both"/>
-            </w:pPr>
-            <w:r>
-              <w:rPr>
-                <w:sz w:val="18"/>
-              </w:rPr>
-              <w:t>222,630</w:t>
+            <w:r>
+              <w:t>243,524</w:t>
             </w:r>
           </w:p>
         </w:tc>
@@ -7029,15 +6526,8 @@
             <w:shd w:val="clear" w:color="auto" w:fill="EBF5FB"/>
           </w:tcPr>
           <w:p>
-            <w:pPr>
-              <w:spacing w:line="360" w:lineRule="auto"/>
-              <w:jc w:val="both"/>
-            </w:pPr>
-            <w:r>
-              <w:rPr>
-                <w:sz w:val="18"/>
-              </w:rPr>
-              <w:t>72</w:t>
+            <w:r>
+              <w:t>76</w:t>
             </w:r>
           </w:p>
         </w:tc>
@@ -7048,18 +6538,41 @@
           </w:tcPr>
           <w:p>
             <w:pPr>
-              <w:spacing w:line="360" w:lineRule="auto"/>
-              <w:jc w:val="both"/>
               <w:rPr>
                 <w:lang w:val="es-MX"/>
               </w:rPr>
             </w:pPr>
             <w:r>
               <w:rPr>
-                <w:sz w:val="18"/>
                 <w:lang w:val="es-MX"/>
               </w:rPr>
-              <w:t>De ~96 días hábiles en el periodo (75% de cobertura)</w:t>
+              <w:t xml:space="preserve">De ~101 </w:t>
+            </w:r>
+            <w:r>
+              <w:rPr>
+                <w:lang w:val="es-MX"/>
+              </w:rPr>
+              <w:t>días</w:t>
+            </w:r>
+            <w:r>
+              <w:rPr>
+                <w:lang w:val="es-MX"/>
+              </w:rPr>
+              <w:t xml:space="preserve"> </w:t>
+            </w:r>
+            <w:proofErr w:type="spellStart"/>
+            <w:r>
+              <w:rPr>
+                <w:lang w:val="es-MX"/>
+              </w:rPr>
+              <w:t>habiles</w:t>
+            </w:r>
+            <w:proofErr w:type="spellEnd"/>
+            <w:r>
+              <w:rPr>
+                <w:lang w:val="es-MX"/>
+              </w:rPr>
+              <w:t xml:space="preserve"> en el periodo (75% de cobertura)</w:t>
             </w:r>
           </w:p>
         </w:tc>
@@ -7106,15 +6619,8 @@
             <w:tcW w:w="1701" w:type="dxa"/>
           </w:tcPr>
           <w:p>
-            <w:pPr>
-              <w:spacing w:line="360" w:lineRule="auto"/>
-              <w:jc w:val="both"/>
-            </w:pPr>
-            <w:r>
-              <w:rPr>
-                <w:sz w:val="18"/>
-              </w:rPr>
-              <w:t>9.8</w:t>
+            <w:r>
+              <w:t>9.7</w:t>
             </w:r>
           </w:p>
         </w:tc>
@@ -7184,14 +6690,7 @@
             <w:shd w:val="clear" w:color="auto" w:fill="EBF5FB"/>
           </w:tcPr>
           <w:p>
-            <w:pPr>
-              <w:spacing w:line="360" w:lineRule="auto"/>
-              <w:jc w:val="both"/>
-            </w:pPr>
-            <w:r>
-              <w:rPr>
-                <w:sz w:val="18"/>
-              </w:rPr>
+            <w:r>
               <w:t>7.3</w:t>
             </w:r>
           </w:p>
@@ -7230,19 +6729,37 @@
       </w:pPr>
       <w:r>
         <w:rPr>
-          <w:i/>
-          <w:color w:val="666666"/>
-          <w:sz w:val="18"/>
-          <w:lang w:val="es-MX"/>
-        </w:rPr>
-        <w:t xml:space="preserve">Las 1,614,629 líneas insertadas vs 157,146 líneas finales indican un factor de </w:t>
+          <w:lang w:val="es-MX"/>
+        </w:rPr>
+        <w:t xml:space="preserve">Las 1,644,393 </w:t>
+      </w:r>
+      <w:r>
+        <w:rPr>
+          <w:lang w:val="es-MX"/>
+        </w:rPr>
+        <w:t>líneas</w:t>
+      </w:r>
+      <w:r>
+        <w:rPr>
+          <w:lang w:val="es-MX"/>
+        </w:rPr>
+        <w:t xml:space="preserve"> insertadas vs 172,863 l</w:t>
+      </w:r>
+      <w:r>
+        <w:rPr>
+          <w:lang w:val="es-MX"/>
+        </w:rPr>
+        <w:t>í</w:t>
+      </w:r>
+      <w:r>
+        <w:rPr>
+          <w:lang w:val="es-MX"/>
+        </w:rPr>
+        <w:t xml:space="preserve">neas finales indican un factor de </w:t>
       </w:r>
       <w:proofErr w:type="spellStart"/>
       <w:r>
         <w:rPr>
-          <w:i/>
-          <w:color w:val="666666"/>
-          <w:sz w:val="18"/>
           <w:lang w:val="es-MX"/>
         </w:rPr>
         <w:t>churn</w:t>
@@ -7250,12 +6767,21 @@
       <w:proofErr w:type="spellEnd"/>
       <w:r>
         <w:rPr>
-          <w:i/>
-          <w:color w:val="666666"/>
-          <w:sz w:val="18"/>
-          <w:lang w:val="es-MX"/>
-        </w:rPr>
-        <w:t xml:space="preserve"> de 10.3x, lo cual es normal en desarrollo iterativo: código se escribe, se prueba, se refactoriza y se mejora.</w:t>
+          <w:lang w:val="es-MX"/>
+        </w:rPr>
+        <w:t xml:space="preserve"> de 9.5x, lo cual es normal en desarrollo iterativo: </w:t>
+      </w:r>
+      <w:r>
+        <w:rPr>
+          <w:lang w:val="es-MX"/>
+        </w:rPr>
+        <w:t>código</w:t>
+      </w:r>
+      <w:r>
+        <w:rPr>
+          <w:lang w:val="es-MX"/>
+        </w:rPr>
+        <w:t xml:space="preserve"> se escribe, se prueba, se refactoriza y se mejora.</w:t>
       </w:r>
     </w:p>
     <w:p>
@@ -7334,21 +6860,7 @@
         <w:rPr>
           <w:lang w:val="es-MX"/>
         </w:rPr>
-        <w:t xml:space="preserve">El pico de diciembre 2025 (366 </w:t>
-      </w:r>
-      <w:proofErr w:type="spellStart"/>
-      <w:r>
-        <w:rPr>
-          <w:lang w:val="es-MX"/>
-        </w:rPr>
-        <w:t>commits</w:t>
-      </w:r>
-      <w:proofErr w:type="spellEnd"/>
-      <w:r>
-        <w:rPr>
-          <w:lang w:val="es-MX"/>
-        </w:rPr>
-        <w:t>, 52% del total) indica una fase crítica de desarrollo intensivo. Esto es consistente con un proyecto que arranca en octubre, pasa por una fase de diseño/exploración (noviembre) y entra en producción activa en diciembre.</w:t>
+        <w:t>El pico de diciembre 2025 (366 commits, 52% del total) indica una fase crítica de desarrollo intensivo. Esto es consistente con un proyecto que arranca en octubre, pasa por una fase de diseño/exploración (noviembre) y entra en producción activa en diciembre.</w:t>
       </w:r>
     </w:p>
     <w:p>
@@ -7380,21 +6892,55 @@
         <w:rPr>
           <w:lang w:val="es-MX"/>
         </w:rPr>
-        <w:t xml:space="preserve">El desarrollador trabajó 72 días de los ~96 días hábiles del periodo (75% de asistencia). Los </w:t>
-      </w:r>
-      <w:proofErr w:type="spellStart"/>
-      <w:r>
-        <w:rPr>
-          <w:lang w:val="es-MX"/>
-        </w:rPr>
-        <w:t>commits</w:t>
-      </w:r>
-      <w:proofErr w:type="spellEnd"/>
-      <w:r>
-        <w:rPr>
-          <w:lang w:val="es-MX"/>
-        </w:rPr>
-        <w:t xml:space="preserve"> en fin de semana (Sáb: 24, Dom: 25) representan un 7.0% del total, evidenciando dedicación extra fuera del horario laboral.</w:t>
+        <w:t xml:space="preserve">El desarrollador trabajo 76 </w:t>
+      </w:r>
+      <w:r>
+        <w:rPr>
+          <w:lang w:val="es-MX"/>
+        </w:rPr>
+        <w:t>días</w:t>
+      </w:r>
+      <w:r>
+        <w:rPr>
+          <w:lang w:val="es-MX"/>
+        </w:rPr>
+        <w:t xml:space="preserve"> de los ~101 </w:t>
+      </w:r>
+      <w:r>
+        <w:rPr>
+          <w:lang w:val="es-MX"/>
+        </w:rPr>
+        <w:t>días</w:t>
+      </w:r>
+      <w:r>
+        <w:rPr>
+          <w:lang w:val="es-MX"/>
+        </w:rPr>
+        <w:t xml:space="preserve"> </w:t>
+      </w:r>
+      <w:r>
+        <w:rPr>
+          <w:lang w:val="es-MX"/>
+        </w:rPr>
+        <w:t>hábiles</w:t>
+      </w:r>
+      <w:r>
+        <w:rPr>
+          <w:lang w:val="es-MX"/>
+        </w:rPr>
+        <w:t xml:space="preserve"> del periodo (75% de asistencia). Los commits en fin de semana representan 6.8% del total, evidenciando </w:t>
+      </w:r>
+      <w:r>
+        <w:rPr>
+          <w:lang w:val="es-MX"/>
+        </w:rPr>
+        <w:t>dedicación</w:t>
+      </w:r>
+      <w:r>
+        <w:rPr>
+          <w:lang w:val="es-MX"/>
+        </w:rPr>
+        <w:t xml:space="preserve"> extra fuera del horario laboral.</w:t>
       </w:r>
     </w:p>
     <w:p>
@@ -7409,21 +6955,7 @@
         <w:rPr>
           <w:lang w:val="es-MX"/>
         </w:rPr>
-        <w:t xml:space="preserve">Las horas pico de actividad son entre 9am y 12pm (316 </w:t>
-      </w:r>
-      <w:proofErr w:type="spellStart"/>
-      <w:r>
-        <w:rPr>
-          <w:lang w:val="es-MX"/>
-        </w:rPr>
-        <w:t>commits</w:t>
-      </w:r>
-      <w:proofErr w:type="spellEnd"/>
-      <w:r>
-        <w:rPr>
-          <w:lang w:val="es-MX"/>
-        </w:rPr>
-        <w:t>, 45% del total), con un segundo pico por la tarde entre 2pm y 5pm. Esto indica un patrón profesional de trabajo consistente con jornada laboral estándar.</w:t>
+        <w:t>Las horas pico de actividad son entre 9am y 12pm (316 commits, 45% del total), con un segundo pico por la tarde entre 2pm y 5pm. Esto indica un patrón profesional de trabajo consistente con jornada laboral estándar.</w:t>
       </w:r>
     </w:p>
     <w:p>
@@ -7510,8 +7042,13 @@
       </w:r>
       <w:proofErr w:type="spellEnd"/>
       <w:r>
-        <w:t xml:space="preserve"> de módulos</w:t>
-      </w:r>
+        <w:t xml:space="preserve"> de </w:t>
+      </w:r>
+      <w:proofErr w:type="spellStart"/>
+      <w:r>
+        <w:t>módulos</w:t>
+      </w:r>
+      <w:proofErr w:type="spellEnd"/>
     </w:p>
     <w:tbl>
       <w:tblPr>
@@ -8152,7 +7689,21 @@
               <w:rPr>
                 <w:sz w:val="18"/>
               </w:rPr>
-              <w:t>Exportación a Excel/PDF</w:t>
+              <w:t xml:space="preserve">Exportación </w:t>
+            </w:r>
+            <w:proofErr w:type="gramStart"/>
+            <w:r>
+              <w:rPr>
+                <w:sz w:val="18"/>
+              </w:rPr>
+              <w:t>a</w:t>
+            </w:r>
+            <w:proofErr w:type="gramEnd"/>
+            <w:r>
+              <w:rPr>
+                <w:sz w:val="18"/>
+              </w:rPr>
+              <w:t xml:space="preserve"> Excel/PDF</w:t>
             </w:r>
           </w:p>
         </w:tc>
@@ -9716,21 +9267,7 @@
         <w:rPr>
           <w:lang w:val="es-MX"/>
         </w:rPr>
-        <w:t xml:space="preserve">Editor visual completo de </w:t>
-      </w:r>
-      <w:proofErr w:type="spellStart"/>
-      <w:r>
-        <w:rPr>
-          <w:lang w:val="es-MX"/>
-        </w:rPr>
-        <w:t>layouts</w:t>
-      </w:r>
-      <w:proofErr w:type="spellEnd"/>
-      <w:r>
-        <w:rPr>
-          <w:lang w:val="es-MX"/>
-        </w:rPr>
-        <w:t xml:space="preserve"> financieros. Permite crear, editar, reordenar y eliminar secciones, cuentas, operaciones y consolidadores (</w:t>
+        <w:t>Editor visual completo de layouts financieros. Permite crear, editar, reordenar y eliminar secciones, cuentas, operaciones y consolidadores (</w:t>
       </w:r>
       <w:proofErr w:type="spellStart"/>
       <w:r>
@@ -10033,15 +9570,8 @@
             <w:tcW w:w="6236" w:type="dxa"/>
           </w:tcPr>
           <w:p>
-            <w:pPr>
-              <w:spacing w:line="360" w:lineRule="auto"/>
-              <w:jc w:val="both"/>
-            </w:pPr>
-            <w:r>
-              <w:rPr>
-                <w:sz w:val="18"/>
-              </w:rPr>
-              <w:t>$15,970 MXN</w:t>
+            <w:r>
+              <w:t>$11,650 MXN</w:t>
             </w:r>
           </w:p>
         </w:tc>
@@ -10342,15 +9872,8 @@
             <w:tcW w:w="6236" w:type="dxa"/>
           </w:tcPr>
           <w:p>
-            <w:pPr>
-              <w:spacing w:line="360" w:lineRule="auto"/>
-              <w:jc w:val="both"/>
-            </w:pPr>
-            <w:r>
-              <w:rPr>
-                <w:sz w:val="18"/>
-              </w:rPr>
-              <w:t>$9,125 MXN</w:t>
+            <w:r>
+              <w:t>$6,657 MXN</w:t>
             </w:r>
           </w:p>
         </w:tc>
@@ -10651,15 +10174,8 @@
             <w:tcW w:w="6236" w:type="dxa"/>
           </w:tcPr>
           <w:p>
-            <w:pPr>
-              <w:spacing w:line="360" w:lineRule="auto"/>
-              <w:jc w:val="both"/>
-            </w:pPr>
-            <w:r>
-              <w:rPr>
-                <w:sz w:val="18"/>
-              </w:rPr>
-              <w:t>$11,407 MXN</w:t>
+            <w:r>
+              <w:t>$8,321 MXN</w:t>
             </w:r>
           </w:p>
         </w:tc>
@@ -10879,14 +10395,12 @@
               <w:spacing w:line="360" w:lineRule="auto"/>
               <w:jc w:val="both"/>
             </w:pPr>
-            <w:proofErr w:type="spellStart"/>
             <w:r>
               <w:rPr>
                 <w:sz w:val="18"/>
               </w:rPr>
               <w:t>Complejidad</w:t>
             </w:r>
-            <w:proofErr w:type="spellEnd"/>
           </w:p>
         </w:tc>
         <w:tc>
@@ -10974,15 +10488,8 @@
             <w:tcW w:w="6236" w:type="dxa"/>
           </w:tcPr>
           <w:p>
-            <w:pPr>
-              <w:spacing w:line="360" w:lineRule="auto"/>
-              <w:jc w:val="both"/>
-            </w:pPr>
-            <w:r>
-              <w:rPr>
-                <w:sz w:val="18"/>
-              </w:rPr>
-              <w:t>$13,688 MXN</w:t>
+            <w:r>
+              <w:t>$9,986 MXN</w:t>
             </w:r>
           </w:p>
         </w:tc>
@@ -11174,14 +10681,12 @@
               <w:spacing w:line="360" w:lineRule="auto"/>
               <w:jc w:val="both"/>
             </w:pPr>
-            <w:proofErr w:type="spellStart"/>
             <w:r>
               <w:rPr>
                 <w:sz w:val="18"/>
               </w:rPr>
               <w:t>Complejidad</w:t>
             </w:r>
-            <w:proofErr w:type="spellEnd"/>
           </w:p>
         </w:tc>
         <w:tc>
@@ -11269,15 +10774,8 @@
             <w:tcW w:w="6236" w:type="dxa"/>
           </w:tcPr>
           <w:p>
-            <w:pPr>
-              <w:spacing w:line="360" w:lineRule="auto"/>
-              <w:jc w:val="both"/>
-            </w:pPr>
-            <w:r>
-              <w:rPr>
-                <w:sz w:val="18"/>
-              </w:rPr>
-              <w:t>$7,985 MXN</w:t>
+            <w:r>
+              <w:t>$5,825 MXN</w:t>
             </w:r>
           </w:p>
         </w:tc>
@@ -11312,21 +10810,7 @@
         <w:rPr>
           <w:lang w:val="es-MX"/>
         </w:rPr>
-        <w:t xml:space="preserve">Servicio central de persistencia de </w:t>
-      </w:r>
-      <w:proofErr w:type="spellStart"/>
-      <w:r>
-        <w:rPr>
-          <w:lang w:val="es-MX"/>
-        </w:rPr>
-        <w:t>layouts</w:t>
-      </w:r>
-      <w:proofErr w:type="spellEnd"/>
-      <w:r>
-        <w:rPr>
-          <w:lang w:val="es-MX"/>
-        </w:rPr>
-        <w:t xml:space="preserve">. CRUD completo de secciones, cuentas y operaciones en SQLite. Manejo de </w:t>
+        <w:t xml:space="preserve">Servicio central de persistencia de layouts. CRUD completo de secciones, cuentas y operaciones en SQLite. Manejo de </w:t>
       </w:r>
       <w:proofErr w:type="spellStart"/>
       <w:r>
@@ -11587,15 +11071,8 @@
             <w:tcW w:w="6236" w:type="dxa"/>
           </w:tcPr>
           <w:p>
-            <w:pPr>
-              <w:spacing w:line="360" w:lineRule="auto"/>
-              <w:jc w:val="both"/>
-            </w:pPr>
-            <w:r>
-              <w:rPr>
-                <w:sz w:val="18"/>
-              </w:rPr>
-              <w:t>$9,125 MXN</w:t>
+            <w:r>
+              <w:t>$6,657 MXN</w:t>
             </w:r>
           </w:p>
         </w:tc>
@@ -11890,15 +11367,8 @@
             <w:tcW w:w="6236" w:type="dxa"/>
           </w:tcPr>
           <w:p>
-            <w:pPr>
-              <w:spacing w:line="360" w:lineRule="auto"/>
-              <w:jc w:val="both"/>
-            </w:pPr>
-            <w:r>
-              <w:rPr>
-                <w:sz w:val="18"/>
-              </w:rPr>
-              <w:t>$9,125 MXN</w:t>
+            <w:r>
+              <w:t>$6,657 MXN</w:t>
             </w:r>
           </w:p>
         </w:tc>
@@ -11917,7 +11387,15 @@
         <w:jc w:val="both"/>
       </w:pPr>
       <w:r>
-        <w:t>6.2.8 Exportación a Excel/PDF</w:t>
+        <w:t xml:space="preserve">6.2.8 Exportación </w:t>
+      </w:r>
+      <w:proofErr w:type="gramStart"/>
+      <w:r>
+        <w:t>a</w:t>
+      </w:r>
+      <w:proofErr w:type="gramEnd"/>
+      <w:r>
+        <w:t xml:space="preserve"> Excel/PDF</w:t>
       </w:r>
     </w:p>
     <w:p>
@@ -12180,15 +11658,8 @@
             <w:tcW w:w="6236" w:type="dxa"/>
           </w:tcPr>
           <w:p>
-            <w:pPr>
-              <w:spacing w:line="360" w:lineRule="auto"/>
-              <w:jc w:val="both"/>
-            </w:pPr>
-            <w:r>
-              <w:rPr>
-                <w:sz w:val="18"/>
-              </w:rPr>
-              <w:t>$5,703 MXN</w:t>
+            <w:r>
+              <w:t>$4,161 MXN</w:t>
             </w:r>
           </w:p>
         </w:tc>
@@ -12511,15 +11982,8 @@
             <w:tcW w:w="6236" w:type="dxa"/>
           </w:tcPr>
           <w:p>
-            <w:pPr>
-              <w:spacing w:line="360" w:lineRule="auto"/>
-              <w:jc w:val="both"/>
-            </w:pPr>
-            <w:r>
-              <w:rPr>
-                <w:sz w:val="18"/>
-              </w:rPr>
-              <w:t>$9,125 MXN</w:t>
+            <w:r>
+              <w:t>$6,657 MXN</w:t>
             </w:r>
           </w:p>
         </w:tc>
@@ -12727,14 +12191,12 @@
               <w:spacing w:line="360" w:lineRule="auto"/>
               <w:jc w:val="both"/>
             </w:pPr>
-            <w:proofErr w:type="spellStart"/>
             <w:r>
               <w:rPr>
                 <w:sz w:val="18"/>
               </w:rPr>
               <w:t>Complejidad</w:t>
             </w:r>
-            <w:proofErr w:type="spellEnd"/>
           </w:p>
         </w:tc>
         <w:tc>
@@ -12822,15 +12284,8 @@
             <w:tcW w:w="6236" w:type="dxa"/>
           </w:tcPr>
           <w:p>
-            <w:pPr>
-              <w:spacing w:line="360" w:lineRule="auto"/>
-              <w:jc w:val="both"/>
-            </w:pPr>
-            <w:r>
-              <w:rPr>
-                <w:sz w:val="18"/>
-              </w:rPr>
-              <w:t>$4,563 MXN</w:t>
+            <w:r>
+              <w:t>$3,329 MXN</w:t>
             </w:r>
           </w:p>
         </w:tc>
@@ -13037,14 +12492,12 @@
               <w:spacing w:line="360" w:lineRule="auto"/>
               <w:jc w:val="both"/>
             </w:pPr>
-            <w:proofErr w:type="spellStart"/>
             <w:r>
               <w:rPr>
                 <w:sz w:val="18"/>
               </w:rPr>
               <w:t>Complejidad</w:t>
             </w:r>
-            <w:proofErr w:type="spellEnd"/>
           </w:p>
         </w:tc>
         <w:tc>
@@ -13132,15 +12585,8 @@
             <w:tcW w:w="6236" w:type="dxa"/>
           </w:tcPr>
           <w:p>
-            <w:pPr>
-              <w:spacing w:line="360" w:lineRule="auto"/>
-              <w:jc w:val="both"/>
-            </w:pPr>
-            <w:r>
-              <w:rPr>
-                <w:sz w:val="18"/>
-              </w:rPr>
-              <w:t>$6,844 MXN</w:t>
+            <w:r>
+              <w:t>$4,993 MXN</w:t>
             </w:r>
           </w:p>
         </w:tc>
@@ -13454,15 +12900,8 @@
             <w:tcW w:w="6236" w:type="dxa"/>
           </w:tcPr>
           <w:p>
-            <w:pPr>
-              <w:spacing w:line="360" w:lineRule="auto"/>
-              <w:jc w:val="both"/>
-            </w:pPr>
-            <w:r>
-              <w:rPr>
-                <w:sz w:val="18"/>
-              </w:rPr>
-              <w:t>$4,563 MXN</w:t>
+            <w:r>
+              <w:t>$3,329 MXN</w:t>
             </w:r>
           </w:p>
         </w:tc>
@@ -13743,15 +13182,8 @@
             <w:tcW w:w="6236" w:type="dxa"/>
           </w:tcPr>
           <w:p>
-            <w:pPr>
-              <w:spacing w:line="360" w:lineRule="auto"/>
-              <w:jc w:val="both"/>
-            </w:pPr>
-            <w:r>
-              <w:rPr>
-                <w:sz w:val="18"/>
-              </w:rPr>
-              <w:t>$3,422 MXN</w:t>
+            <w:r>
+              <w:t>$2,496 MXN</w:t>
             </w:r>
           </w:p>
         </w:tc>
@@ -13974,14 +13406,12 @@
               <w:spacing w:line="360" w:lineRule="auto"/>
               <w:jc w:val="both"/>
             </w:pPr>
-            <w:proofErr w:type="spellStart"/>
             <w:r>
               <w:rPr>
                 <w:sz w:val="18"/>
               </w:rPr>
               <w:t>Complejidad</w:t>
             </w:r>
-            <w:proofErr w:type="spellEnd"/>
           </w:p>
         </w:tc>
         <w:tc>
@@ -14069,15 +13499,8 @@
             <w:tcW w:w="6236" w:type="dxa"/>
           </w:tcPr>
           <w:p>
-            <w:pPr>
-              <w:spacing w:line="360" w:lineRule="auto"/>
-              <w:jc w:val="both"/>
-            </w:pPr>
-            <w:r>
-              <w:rPr>
-                <w:sz w:val="18"/>
-              </w:rPr>
-              <w:t>$3,422 MXN</w:t>
+            <w:r>
+              <w:t>$2,496 MXN</w:t>
             </w:r>
           </w:p>
         </w:tc>
@@ -14405,15 +13828,8 @@
             <w:tcW w:w="6236" w:type="dxa"/>
           </w:tcPr>
           <w:p>
-            <w:pPr>
-              <w:spacing w:line="360" w:lineRule="auto"/>
-              <w:jc w:val="both"/>
-            </w:pPr>
-            <w:r>
-              <w:rPr>
-                <w:sz w:val="18"/>
-              </w:rPr>
-              <w:t>$4,563 MXN</w:t>
+            <w:r>
+              <w:t>$3,329 MXN</w:t>
             </w:r>
           </w:p>
         </w:tc>
@@ -14695,15 +14111,8 @@
             <w:tcW w:w="6236" w:type="dxa"/>
           </w:tcPr>
           <w:p>
-            <w:pPr>
-              <w:spacing w:line="360" w:lineRule="auto"/>
-              <w:jc w:val="both"/>
-            </w:pPr>
-            <w:r>
-              <w:rPr>
-                <w:sz w:val="18"/>
-              </w:rPr>
-              <w:t>$6,844 MXN</w:t>
+            <w:r>
+              <w:t>$4,993 MXN</w:t>
             </w:r>
           </w:p>
         </w:tc>
@@ -15017,15 +14426,8 @@
             <w:tcW w:w="6236" w:type="dxa"/>
           </w:tcPr>
           <w:p>
-            <w:pPr>
-              <w:spacing w:line="360" w:lineRule="auto"/>
-              <w:jc w:val="both"/>
-            </w:pPr>
-            <w:r>
-              <w:rPr>
-                <w:sz w:val="18"/>
-              </w:rPr>
-              <w:t>$6,844 MXN</w:t>
+            <w:r>
+              <w:t>$4,993 MXN</w:t>
             </w:r>
           </w:p>
         </w:tc>
@@ -15059,21 +14461,7 @@
         <w:rPr>
           <w:lang w:val="es-MX"/>
         </w:rPr>
-        <w:t xml:space="preserve">Proceso principal de </w:t>
-      </w:r>
-      <w:proofErr w:type="spellStart"/>
-      <w:r>
-        <w:rPr>
-          <w:lang w:val="es-MX"/>
-        </w:rPr>
-        <w:t>Electron</w:t>
-      </w:r>
-      <w:proofErr w:type="spellEnd"/>
-      <w:r>
-        <w:rPr>
-          <w:lang w:val="es-MX"/>
-        </w:rPr>
-        <w:t xml:space="preserve">. Gestión de ventanas, </w:t>
+        <w:t xml:space="preserve">Proceso principal de Electron. Gestión de ventanas, </w:t>
       </w:r>
       <w:proofErr w:type="spellStart"/>
       <w:proofErr w:type="gramStart"/>
@@ -15336,15 +14724,8 @@
             <w:tcW w:w="6236" w:type="dxa"/>
           </w:tcPr>
           <w:p>
-            <w:pPr>
-              <w:spacing w:line="360" w:lineRule="auto"/>
-              <w:jc w:val="both"/>
-            </w:pPr>
-            <w:r>
-              <w:rPr>
-                <w:sz w:val="18"/>
-              </w:rPr>
-              <w:t>$3,422 MXN</w:t>
+            <w:r>
+              <w:t>$2,496 MXN</w:t>
             </w:r>
           </w:p>
         </w:tc>
@@ -15640,15 +15021,8 @@
             <w:tcW w:w="6236" w:type="dxa"/>
           </w:tcPr>
           <w:p>
-            <w:pPr>
-              <w:spacing w:line="360" w:lineRule="auto"/>
-              <w:jc w:val="both"/>
-            </w:pPr>
-            <w:r>
-              <w:rPr>
-                <w:sz w:val="18"/>
-              </w:rPr>
-              <w:t>$4,563 MXN</w:t>
+            <w:r>
+              <w:t>$3,329 MXN</w:t>
             </w:r>
           </w:p>
         </w:tc>
@@ -15698,7 +15072,15 @@
       </w:r>
       <w:proofErr w:type="spellEnd"/>
       <w:r>
-        <w:t xml:space="preserve"> complejas.</w:t>
+        <w:t xml:space="preserve"> </w:t>
+      </w:r>
+      <w:proofErr w:type="spellStart"/>
+      <w:r>
+        <w:t>complejas</w:t>
+      </w:r>
+      <w:proofErr w:type="spellEnd"/>
+      <w:r>
+        <w:t>.</w:t>
       </w:r>
     </w:p>
     <w:tbl>
@@ -15943,15 +15325,8 @@
             <w:tcW w:w="6236" w:type="dxa"/>
           </w:tcPr>
           <w:p>
-            <w:pPr>
-              <w:spacing w:line="360" w:lineRule="auto"/>
-              <w:jc w:val="both"/>
-            </w:pPr>
-            <w:r>
-              <w:rPr>
-                <w:sz w:val="18"/>
-              </w:rPr>
-              <w:t>$3,422 MXN</w:t>
+            <w:r>
+              <w:t>$2,496 MXN</w:t>
             </w:r>
           </w:p>
         </w:tc>
@@ -16157,14 +15532,12 @@
               <w:spacing w:line="360" w:lineRule="auto"/>
               <w:jc w:val="both"/>
             </w:pPr>
-            <w:proofErr w:type="spellStart"/>
             <w:r>
               <w:rPr>
                 <w:sz w:val="18"/>
               </w:rPr>
               <w:t>Complejidad</w:t>
             </w:r>
-            <w:proofErr w:type="spellEnd"/>
           </w:p>
         </w:tc>
         <w:tc>
@@ -16252,15 +15625,8 @@
             <w:tcW w:w="6236" w:type="dxa"/>
           </w:tcPr>
           <w:p>
-            <w:pPr>
-              <w:spacing w:line="360" w:lineRule="auto"/>
-              <w:jc w:val="both"/>
-            </w:pPr>
-            <w:r>
-              <w:rPr>
-                <w:sz w:val="18"/>
-              </w:rPr>
-              <w:t>$7,985 MXN</w:t>
+            <w:r>
+              <w:t>$5,825 MXN</w:t>
             </w:r>
           </w:p>
         </w:tc>
@@ -16446,11 +15812,19 @@
               <w:spacing w:line="360" w:lineRule="auto"/>
               <w:jc w:val="both"/>
             </w:pPr>
-            <w:r>
-              <w:rPr>
-                <w:sz w:val="18"/>
-              </w:rPr>
-              <w:t>firebirdService.js, firebird-config.js (front+route), firebird-config.css</w:t>
+            <w:proofErr w:type="gramStart"/>
+            <w:r>
+              <w:rPr>
+                <w:sz w:val="18"/>
+              </w:rPr>
+              <w:t>firebirdService.js</w:t>
+            </w:r>
+            <w:proofErr w:type="gramEnd"/>
+            <w:r>
+              <w:rPr>
+                <w:sz w:val="18"/>
+              </w:rPr>
+              <w:t>, firebird-config.js (front+route), firebird-config.css</w:t>
             </w:r>
           </w:p>
         </w:tc>
@@ -16561,15 +15935,8 @@
             <w:tcW w:w="6236" w:type="dxa"/>
           </w:tcPr>
           <w:p>
-            <w:pPr>
-              <w:spacing w:line="360" w:lineRule="auto"/>
-              <w:jc w:val="both"/>
-            </w:pPr>
-            <w:r>
-              <w:rPr>
-                <w:sz w:val="18"/>
-              </w:rPr>
-              <w:t>$4,563 MXN</w:t>
+            <w:r>
+              <w:t>$3,329 MXN</w:t>
             </w:r>
           </w:p>
         </w:tc>
@@ -16864,15 +16231,8 @@
             <w:tcW w:w="6236" w:type="dxa"/>
           </w:tcPr>
           <w:p>
-            <w:pPr>
-              <w:spacing w:line="360" w:lineRule="auto"/>
-              <w:jc w:val="both"/>
-            </w:pPr>
-            <w:r>
-              <w:rPr>
-                <w:sz w:val="18"/>
-              </w:rPr>
-              <w:t>$4,563 MXN</w:t>
+            <w:r>
+              <w:t>$3,329 MXN</w:t>
             </w:r>
           </w:p>
         </w:tc>
@@ -17167,15 +16527,8 @@
             <w:tcW w:w="6236" w:type="dxa"/>
           </w:tcPr>
           <w:p>
-            <w:pPr>
-              <w:spacing w:line="360" w:lineRule="auto"/>
-              <w:jc w:val="both"/>
-            </w:pPr>
-            <w:r>
-              <w:rPr>
-                <w:sz w:val="18"/>
-              </w:rPr>
-              <w:t>$2,281 MXN</w:t>
+            <w:r>
+              <w:t>$1,664 MXN</w:t>
             </w:r>
           </w:p>
         </w:tc>
@@ -17342,11 +16695,19 @@
               <w:spacing w:line="360" w:lineRule="auto"/>
               <w:jc w:val="both"/>
             </w:pPr>
-            <w:r>
-              <w:rPr>
-                <w:sz w:val="18"/>
-              </w:rPr>
-              <w:t>27 scripts (PowerShell, Python)</w:t>
+            <w:proofErr w:type="gramStart"/>
+            <w:r>
+              <w:rPr>
+                <w:sz w:val="18"/>
+              </w:rPr>
+              <w:t>27</w:t>
+            </w:r>
+            <w:proofErr w:type="gramEnd"/>
+            <w:r>
+              <w:rPr>
+                <w:sz w:val="18"/>
+              </w:rPr>
+              <w:t xml:space="preserve"> scripts (PowerShell, Python)</w:t>
             </w:r>
           </w:p>
         </w:tc>
@@ -17457,15 +16818,8 @@
             <w:tcW w:w="6236" w:type="dxa"/>
           </w:tcPr>
           <w:p>
-            <w:pPr>
-              <w:spacing w:line="360" w:lineRule="auto"/>
-              <w:jc w:val="both"/>
-            </w:pPr>
-            <w:r>
-              <w:rPr>
-                <w:sz w:val="18"/>
-              </w:rPr>
-              <w:t>$4,563 MXN</w:t>
+            <w:r>
+              <w:t>$3,329 MXN</w:t>
             </w:r>
           </w:p>
         </w:tc>
@@ -17531,7 +16885,75 @@
         <w:rPr>
           <w:lang w:val="es-MX"/>
         </w:rPr>
-        <w:t>La estimación de horas se basa en el periodo de desarrollo verificado por Git, asumiendo una jornada de trabajo de 45 horas semanales (9 horas/día × 5 días), que es un estándar realista para un desarrollador junior dedicado a un proyecto.</w:t>
+        <w:t xml:space="preserve">La </w:t>
+      </w:r>
+      <w:proofErr w:type="spellStart"/>
+      <w:r>
+        <w:rPr>
+          <w:lang w:val="es-MX"/>
+        </w:rPr>
+        <w:t>estimacion</w:t>
+      </w:r>
+      <w:proofErr w:type="spellEnd"/>
+      <w:r>
+        <w:rPr>
+          <w:lang w:val="es-MX"/>
+        </w:rPr>
+        <w:t xml:space="preserve"> de horas se basa en el periodo de desarrollo verificado por Git, asumiendo una jornada de trabajo de 45 horas semanales (9 horas/</w:t>
+      </w:r>
+      <w:proofErr w:type="spellStart"/>
+      <w:r>
+        <w:rPr>
+          <w:lang w:val="es-MX"/>
+        </w:rPr>
+        <w:t>dia</w:t>
+      </w:r>
+      <w:proofErr w:type="spellEnd"/>
+      <w:r>
+        <w:rPr>
+          <w:lang w:val="es-MX"/>
+        </w:rPr>
+        <w:t xml:space="preserve"> x 5 </w:t>
+      </w:r>
+      <w:r>
+        <w:rPr>
+          <w:lang w:val="es-MX"/>
+        </w:rPr>
+        <w:t>días</w:t>
+      </w:r>
+      <w:r>
+        <w:rPr>
+          <w:lang w:val="es-MX"/>
+        </w:rPr>
+        <w:t xml:space="preserve">), que es un </w:t>
+      </w:r>
+      <w:proofErr w:type="spellStart"/>
+      <w:r>
+        <w:rPr>
+          <w:lang w:val="es-MX"/>
+        </w:rPr>
+        <w:t>estandar</w:t>
+      </w:r>
+      <w:proofErr w:type="spellEnd"/>
+      <w:r>
+        <w:rPr>
+          <w:lang w:val="es-MX"/>
+        </w:rPr>
+        <w:t xml:space="preserve"> realista para un desarrollador junior </w:t>
+      </w:r>
+      <w:proofErr w:type="spellStart"/>
+      <w:r>
+        <w:rPr>
+          <w:lang w:val="es-MX"/>
+        </w:rPr>
+        <w:t>fullstack</w:t>
+      </w:r>
+      <w:proofErr w:type="spellEnd"/>
+      <w:r>
+        <w:rPr>
+          <w:lang w:val="es-MX"/>
+        </w:rPr>
+        <w:t xml:space="preserve"> dedicado al proyecto.</w:t>
       </w:r>
     </w:p>
     <w:tbl>
@@ -17542,9 +16964,9 @@
         <w:tblLook w:val="04A0" w:firstRow="1" w:lastRow="0" w:firstColumn="1" w:lastColumn="0" w:noHBand="0" w:noVBand="1"/>
       </w:tblPr>
       <w:tblGrid>
-        <w:gridCol w:w="2793"/>
-        <w:gridCol w:w="1659"/>
-        <w:gridCol w:w="4404"/>
+        <w:gridCol w:w="2792"/>
+        <w:gridCol w:w="1658"/>
+        <w:gridCol w:w="4406"/>
       </w:tblGrid>
       <w:tr>
         <w:trPr>
@@ -17637,15 +17059,8 @@
             <w:tcW w:w="1701" w:type="dxa"/>
           </w:tcPr>
           <w:p>
-            <w:pPr>
-              <w:spacing w:line="360" w:lineRule="auto"/>
-              <w:jc w:val="both"/>
-            </w:pPr>
-            <w:r>
-              <w:rPr>
-                <w:sz w:val="18"/>
-              </w:rPr>
-              <w:t>4.4</w:t>
+            <w:r>
+              <w:t>4.6</w:t>
             </w:r>
           </w:p>
         </w:tc>
@@ -17654,15 +17069,8 @@
             <w:tcW w:w="4535" w:type="dxa"/>
           </w:tcPr>
           <w:p>
-            <w:pPr>
-              <w:spacing w:line="360" w:lineRule="auto"/>
-              <w:jc w:val="both"/>
-            </w:pPr>
-            <w:r>
-              <w:rPr>
-                <w:sz w:val="18"/>
-              </w:rPr>
-              <w:t>Del 6 Oct 2025 al 17 Feb 2026</w:t>
+            <w:r>
+              <w:t>Del 6 Oct 2025 al 23 Feb 2026</w:t>
             </w:r>
           </w:p>
         </w:tc>
@@ -17695,15 +17103,8 @@
             <w:shd w:val="clear" w:color="auto" w:fill="EBF5FB"/>
           </w:tcPr>
           <w:p>
-            <w:pPr>
-              <w:spacing w:line="360" w:lineRule="auto"/>
-              <w:jc w:val="both"/>
-            </w:pPr>
-            <w:r>
-              <w:rPr>
-                <w:sz w:val="18"/>
-              </w:rPr>
-              <w:t>19.1</w:t>
+            <w:r>
+              <w:t>20.1</w:t>
             </w:r>
           </w:p>
         </w:tc>
@@ -17713,15 +17114,8 @@
             <w:shd w:val="clear" w:color="auto" w:fill="EBF5FB"/>
           </w:tcPr>
           <w:p>
-            <w:pPr>
-              <w:spacing w:line="360" w:lineRule="auto"/>
-              <w:jc w:val="both"/>
-            </w:pPr>
-            <w:r>
-              <w:rPr>
-                <w:sz w:val="18"/>
-              </w:rPr>
-              <w:t>4.4 × 4.33 semanas/mes</w:t>
+            <w:r>
+              <w:t>4.6 x 4.33 semanas/mes</w:t>
             </w:r>
           </w:p>
         </w:tc>
@@ -17752,14 +17146,7 @@
             <w:tcW w:w="1701" w:type="dxa"/>
           </w:tcPr>
           <w:p>
-            <w:pPr>
-              <w:spacing w:line="360" w:lineRule="auto"/>
-              <w:jc w:val="both"/>
-            </w:pPr>
-            <w:r>
-              <w:rPr>
-                <w:sz w:val="18"/>
-              </w:rPr>
+            <w:r>
               <w:t>45</w:t>
             </w:r>
           </w:p>
@@ -17852,15 +17239,8 @@
             <w:shd w:val="clear" w:color="auto" w:fill="EBF5FB"/>
           </w:tcPr>
           <w:p>
-            <w:pPr>
-              <w:spacing w:line="360" w:lineRule="auto"/>
-              <w:jc w:val="both"/>
-            </w:pPr>
-            <w:r>
-              <w:rPr>
-                <w:sz w:val="18"/>
-              </w:rPr>
-              <w:t>857</w:t>
+            <w:r>
+              <w:t>905</w:t>
             </w:r>
           </w:p>
         </w:tc>
@@ -17870,15 +17250,8 @@
             <w:shd w:val="clear" w:color="auto" w:fill="EBF5FB"/>
           </w:tcPr>
           <w:p>
-            <w:pPr>
-              <w:spacing w:line="360" w:lineRule="auto"/>
-              <w:jc w:val="both"/>
-            </w:pPr>
-            <w:r>
-              <w:rPr>
-                <w:sz w:val="18"/>
-              </w:rPr>
-              <w:t>19.1 × 45</w:t>
+            <w:r>
+              <w:t>20.1 x 45</w:t>
             </w:r>
           </w:p>
         </w:tc>
@@ -17994,15 +17367,8 @@
             <w:tcW w:w="1701" w:type="dxa"/>
           </w:tcPr>
           <w:p>
-            <w:pPr>
-              <w:spacing w:line="360" w:lineRule="auto"/>
-              <w:jc w:val="both"/>
-            </w:pPr>
-            <w:r>
-              <w:rPr>
-                <w:sz w:val="18"/>
-              </w:rPr>
-              <w:t>514</w:t>
+            <w:r>
+              <w:t>543</w:t>
             </w:r>
           </w:p>
         </w:tc>
@@ -18056,15 +17422,8 @@
             <w:shd w:val="clear" w:color="auto" w:fill="EBF5FB"/>
           </w:tcPr>
           <w:p>
-            <w:pPr>
-              <w:spacing w:line="360" w:lineRule="auto"/>
-              <w:jc w:val="both"/>
-            </w:pPr>
-            <w:r>
-              <w:rPr>
-                <w:sz w:val="18"/>
-              </w:rPr>
-              <w:t>171</w:t>
+            <w:r>
+              <w:t>181</w:t>
             </w:r>
           </w:p>
         </w:tc>
@@ -18145,15 +17504,8 @@
             <w:tcW w:w="1701" w:type="dxa"/>
           </w:tcPr>
           <w:p>
-            <w:pPr>
-              <w:spacing w:line="360" w:lineRule="auto"/>
-              <w:jc w:val="both"/>
-            </w:pPr>
-            <w:r>
-              <w:rPr>
-                <w:sz w:val="18"/>
-              </w:rPr>
-              <w:t>103</w:t>
+            <w:r>
+              <w:t>109</w:t>
             </w:r>
           </w:p>
         </w:tc>
@@ -18230,15 +17582,8 @@
             <w:shd w:val="clear" w:color="auto" w:fill="EBF5FB"/>
           </w:tcPr>
           <w:p>
-            <w:pPr>
-              <w:spacing w:line="360" w:lineRule="auto"/>
-              <w:jc w:val="both"/>
-            </w:pPr>
-            <w:r>
-              <w:rPr>
-                <w:sz w:val="18"/>
-              </w:rPr>
-              <w:t>69</w:t>
+            <w:r>
+              <w:t>72</w:t>
             </w:r>
           </w:p>
         </w:tc>
@@ -18295,8 +17640,8 @@
         <w:tblLook w:val="04A0" w:firstRow="1" w:lastRow="0" w:firstColumn="1" w:lastColumn="0" w:noHBand="0" w:noVBand="1"/>
       </w:tblPr>
       <w:tblGrid>
-        <w:gridCol w:w="2233"/>
-        <w:gridCol w:w="1116"/>
+        <w:gridCol w:w="2231"/>
+        <w:gridCol w:w="1118"/>
         <w:gridCol w:w="5507"/>
       </w:tblGrid>
       <w:tr>
@@ -18392,15 +17737,8 @@
             <w:tcW w:w="1134" w:type="dxa"/>
           </w:tcPr>
           <w:p>
-            <w:pPr>
-              <w:spacing w:line="360" w:lineRule="auto"/>
-              <w:jc w:val="both"/>
-            </w:pPr>
-            <w:r>
-              <w:rPr>
-                <w:sz w:val="18"/>
-              </w:rPr>
-              <w:t>305.5</w:t>
+            <w:r>
+              <w:t>318.3</w:t>
             </w:r>
           </w:p>
         </w:tc>
@@ -18410,23 +17748,19 @@
           </w:tcPr>
           <w:p>
             <w:pPr>
-              <w:spacing w:line="360" w:lineRule="auto"/>
-              <w:jc w:val="both"/>
               <w:rPr>
                 <w:lang w:val="es-MX"/>
               </w:rPr>
             </w:pPr>
             <w:r>
               <w:rPr>
-                <w:sz w:val="18"/>
                 <w:lang w:val="es-MX"/>
               </w:rPr>
-              <w:t xml:space="preserve">157,146 LOC / 514 </w:t>
+              <w:t xml:space="preserve">172,863 LOC / 543 </w:t>
             </w:r>
             <w:proofErr w:type="spellStart"/>
             <w:r>
               <w:rPr>
-                <w:sz w:val="18"/>
                 <w:lang w:val="es-MX"/>
               </w:rPr>
               <w:t>hrs</w:t>
@@ -18434,42 +17768,77 @@
             <w:proofErr w:type="spellEnd"/>
             <w:r>
               <w:rPr>
-                <w:sz w:val="18"/>
                 <w:lang w:val="es-MX"/>
               </w:rPr>
-              <w:t xml:space="preserve"> codificación. El estándar de la industria para </w:t>
+              <w:t xml:space="preserve"> </w:t>
             </w:r>
             <w:proofErr w:type="spellStart"/>
             <w:r>
               <w:rPr>
-                <w:sz w:val="18"/>
                 <w:lang w:val="es-MX"/>
               </w:rPr>
-              <w:t>Jr</w:t>
+              <w:t>codificacion</w:t>
             </w:r>
             <w:proofErr w:type="spellEnd"/>
             <w:r>
               <w:rPr>
-                <w:sz w:val="18"/>
                 <w:lang w:val="es-MX"/>
               </w:rPr>
-              <w:t xml:space="preserve"> es 20-40 LOC/</w:t>
+              <w:t xml:space="preserve">. El </w:t>
             </w:r>
             <w:proofErr w:type="spellStart"/>
             <w:r>
               <w:rPr>
-                <w:sz w:val="18"/>
                 <w:lang w:val="es-MX"/>
               </w:rPr>
+              <w:t>estandar</w:t>
+            </w:r>
+            <w:proofErr w:type="spellEnd"/>
+            <w:r>
+              <w:rPr>
+                <w:lang w:val="es-MX"/>
+              </w:rPr>
+              <w:t xml:space="preserve"> de la industria para Jr es 20-40 LOC/</w:t>
+            </w:r>
+            <w:proofErr w:type="spellStart"/>
+            <w:r>
+              <w:rPr>
+                <w:lang w:val="es-MX"/>
+              </w:rPr>
               <w:t>hr</w:t>
             </w:r>
             <w:proofErr w:type="spellEnd"/>
             <w:r>
               <w:rPr>
-                <w:sz w:val="18"/>
                 <w:lang w:val="es-MX"/>
               </w:rPr>
-              <w:t xml:space="preserve"> netas. 305.5 está en rango alto pero plausible para un proyecto con mucho código de UI/HTML.</w:t>
+              <w:t xml:space="preserve"> netas. 318.3 </w:t>
+            </w:r>
+            <w:proofErr w:type="spellStart"/>
+            <w:r>
+              <w:rPr>
+                <w:lang w:val="es-MX"/>
+              </w:rPr>
+              <w:t>esta</w:t>
+            </w:r>
+            <w:proofErr w:type="spellEnd"/>
+            <w:r>
+              <w:rPr>
+                <w:lang w:val="es-MX"/>
+              </w:rPr>
+              <w:t xml:space="preserve"> en rango alto pero plausible para un proyecto con mucho </w:t>
+            </w:r>
+            <w:r>
+              <w:rPr>
+                <w:lang w:val="es-MX"/>
+              </w:rPr>
+              <w:t>código</w:t>
+            </w:r>
+            <w:r>
+              <w:rPr>
+                <w:lang w:val="es-MX"/>
+              </w:rPr>
+              <w:t xml:space="preserve"> de UI/HTML.</w:t>
             </w:r>
           </w:p>
         </w:tc>
@@ -18502,14 +17871,7 @@
             <w:shd w:val="clear" w:color="auto" w:fill="EBF5FB"/>
           </w:tcPr>
           <w:p>
-            <w:pPr>
-              <w:spacing w:line="360" w:lineRule="auto"/>
-              <w:jc w:val="both"/>
-            </w:pPr>
-            <w:r>
-              <w:rPr>
-                <w:sz w:val="18"/>
-              </w:rPr>
+            <w:r>
               <w:t>0.82</w:t>
             </w:r>
           </w:p>
@@ -18520,15 +17882,8 @@
             <w:shd w:val="clear" w:color="auto" w:fill="EBF5FB"/>
           </w:tcPr>
           <w:p>
-            <w:pPr>
-              <w:spacing w:line="360" w:lineRule="auto"/>
-              <w:jc w:val="both"/>
-            </w:pPr>
-            <w:r>
-              <w:rPr>
-                <w:sz w:val="18"/>
-              </w:rPr>
-              <w:t>703 commits / 857 hrs = 1 commit cada 1 minutos. Razonable para desarrollo iterativo.</w:t>
+            <w:r>
+              <w:t>738 commits / 905 hrs = 1 commit cada 74 minutos. Razonable para desarrollo iterativo.</w:t>
             </w:r>
           </w:p>
         </w:tc>
@@ -18559,15 +17914,8 @@
             <w:tcW w:w="1134" w:type="dxa"/>
           </w:tcPr>
           <w:p>
-            <w:pPr>
-              <w:spacing w:line="360" w:lineRule="auto"/>
-              <w:jc w:val="both"/>
-            </w:pPr>
-            <w:r>
-              <w:rPr>
-                <w:sz w:val="18"/>
-              </w:rPr>
-              <w:t>1.2</w:t>
+            <w:r>
+              <w:t>1.23</w:t>
             </w:r>
           </w:p>
         </w:tc>
@@ -18654,7 +18002,27 @@
         <w:rPr>
           <w:lang w:val="es-MX"/>
         </w:rPr>
-        <w:t>El costo real del proyecto representa lo que EFECTIVAMENTE se gastó (o debió gastarse) para producir este software. Incluye costos directos e indirectos. Cada partida está justificada con datos del mercado mexicano 2025-2026.</w:t>
+        <w:t xml:space="preserve">El costo real del proyecto representa lo que EFECTIVAMENTE se gastó (o debió gastarse) para producir este software. Incluye costos directos e indirectos. Cada partida está justificada con datos del mercado </w:t>
+      </w:r>
+      <w:proofErr w:type="spellStart"/>
+      <w:r>
+        <w:rPr>
+          <w:lang w:val="es-MX"/>
+        </w:rPr>
+        <w:t>mexic</w:t>
+      </w:r>
+      <w:r>
+        <w:rPr>
+          <w:lang w:val="es-MX"/>
+        </w:rPr>
+        <w:t>año</w:t>
+      </w:r>
+      <w:proofErr w:type="spellEnd"/>
+      <w:r>
+        <w:rPr>
+          <w:lang w:val="es-MX"/>
+        </w:rPr>
+        <w:t xml:space="preserve"> 2025-2026.</w:t>
       </w:r>
     </w:p>
     <w:p>
@@ -18685,49 +18053,35 @@
         <w:rPr>
           <w:lang w:val="es-MX"/>
         </w:rPr>
-        <w:t xml:space="preserve">El componente principal del costo de cualquier proyecto de software es el costo laboral. Para un programador junior en México, el salario neto promedio es de $18,000 a $25,000 MXN/mes según datos de </w:t>
+        <w:t xml:space="preserve">El componente principal del costo de cualquier proyecto de software es el costo laboral. Para un programador junior </w:t>
       </w:r>
       <w:proofErr w:type="spellStart"/>
       <w:r>
         <w:rPr>
           <w:lang w:val="es-MX"/>
         </w:rPr>
-        <w:t>Glassdoor</w:t>
+        <w:t>fullstack</w:t>
       </w:r>
       <w:proofErr w:type="spellEnd"/>
       <w:r>
         <w:rPr>
           <w:lang w:val="es-MX"/>
         </w:rPr>
-        <w:t xml:space="preserve">, </w:t>
+        <w:t xml:space="preserve"> en CDMX/ZMVM, un rango realista de sueldo bruto mensual es $16,000 a $18,000 MXN, usando $17,000 MXN/mes como base de </w:t>
       </w:r>
       <w:proofErr w:type="spellStart"/>
       <w:r>
         <w:rPr>
           <w:lang w:val="es-MX"/>
         </w:rPr>
-        <w:t>Indeed</w:t>
+        <w:t>calculo</w:t>
       </w:r>
       <w:proofErr w:type="spellEnd"/>
       <w:r>
         <w:rPr>
           <w:lang w:val="es-MX"/>
         </w:rPr>
-        <w:t xml:space="preserve">, </w:t>
-      </w:r>
-      <w:proofErr w:type="spellStart"/>
-      <w:r>
-        <w:rPr>
-          <w:lang w:val="es-MX"/>
-        </w:rPr>
-        <w:t>Computrabajo</w:t>
-      </w:r>
-      <w:proofErr w:type="spellEnd"/>
-      <w:r>
-        <w:rPr>
-          <w:lang w:val="es-MX"/>
-        </w:rPr>
-        <w:t xml:space="preserve"> y la encuesta SG 2025 de Software Guru.</w:t>
+        <w:t>.</w:t>
       </w:r>
     </w:p>
     <w:tbl>
@@ -18738,9 +18092,9 @@
         <w:tblLook w:val="04A0" w:firstRow="1" w:lastRow="0" w:firstColumn="1" w:lastColumn="0" w:noHBand="0" w:noVBand="1"/>
       </w:tblPr>
       <w:tblGrid>
-        <w:gridCol w:w="2689"/>
-        <w:gridCol w:w="1891"/>
-        <w:gridCol w:w="4276"/>
+        <w:gridCol w:w="2691"/>
+        <w:gridCol w:w="1899"/>
+        <w:gridCol w:w="4266"/>
       </w:tblGrid>
       <w:tr>
         <w:trPr>
@@ -18816,15 +18170,8 @@
             <w:tcW w:w="2835" w:type="dxa"/>
           </w:tcPr>
           <w:p>
-            <w:pPr>
-              <w:spacing w:line="360" w:lineRule="auto"/>
-              <w:jc w:val="both"/>
-            </w:pPr>
-            <w:r>
-              <w:rPr>
-                <w:sz w:val="18"/>
-              </w:rPr>
-              <w:t>Salario mensual neto (promedio)</w:t>
+            <w:r>
+              <w:t>Salario mensual bruto (promedio)</w:t>
             </w:r>
           </w:p>
         </w:tc>
@@ -18833,15 +18180,8 @@
             <w:tcW w:w="1984" w:type="dxa"/>
           </w:tcPr>
           <w:p>
-            <w:pPr>
-              <w:spacing w:line="360" w:lineRule="auto"/>
-              <w:jc w:val="both"/>
-            </w:pPr>
-            <w:r>
-              <w:rPr>
-                <w:sz w:val="18"/>
-              </w:rPr>
-              <w:t>$22,000</w:t>
+            <w:r>
+              <w:t>$17,000</w:t>
             </w:r>
           </w:p>
         </w:tc>
@@ -18850,35 +18190,8 @@
             <w:tcW w:w="4535" w:type="dxa"/>
           </w:tcPr>
           <w:p>
-            <w:pPr>
-              <w:spacing w:line="360" w:lineRule="auto"/>
-              <w:jc w:val="both"/>
-              <w:rPr>
-                <w:lang w:val="es-MX"/>
-              </w:rPr>
-            </w:pPr>
-            <w:r>
-              <w:rPr>
-                <w:sz w:val="18"/>
-                <w:lang w:val="es-MX"/>
-              </w:rPr>
-              <w:t xml:space="preserve">Promedio del rango $18,000-$25,000 para </w:t>
-            </w:r>
-            <w:proofErr w:type="spellStart"/>
-            <w:r>
-              <w:rPr>
-                <w:sz w:val="18"/>
-                <w:lang w:val="es-MX"/>
-              </w:rPr>
-              <w:t>Jr</w:t>
-            </w:r>
-            <w:proofErr w:type="spellEnd"/>
-            <w:r>
-              <w:rPr>
-                <w:sz w:val="18"/>
-                <w:lang w:val="es-MX"/>
-              </w:rPr>
-              <w:t xml:space="preserve"> en México</w:t>
+            <w:r>
+              <w:t>Promedio de rango junior fullstack CDMX/ZMVM: $16,000-$18,000</w:t>
             </w:r>
           </w:p>
         </w:tc>
@@ -18919,15 +18232,8 @@
             <w:shd w:val="clear" w:color="auto" w:fill="EBF5FB"/>
           </w:tcPr>
           <w:p>
-            <w:pPr>
-              <w:spacing w:line="360" w:lineRule="auto"/>
-              <w:jc w:val="both"/>
-            </w:pPr>
-            <w:r>
-              <w:rPr>
-                <w:sz w:val="18"/>
-              </w:rPr>
-              <w:t>4.4</w:t>
+            <w:r>
+              <w:t>4.6</w:t>
             </w:r>
           </w:p>
         </w:tc>
@@ -18963,36 +18269,20 @@
             <w:tcW w:w="2835" w:type="dxa"/>
           </w:tcPr>
           <w:p>
-            <w:pPr>
-              <w:spacing w:line="360" w:lineRule="auto"/>
-              <w:jc w:val="both"/>
-            </w:pPr>
-            <w:r>
-              <w:rPr>
-                <w:sz w:val="18"/>
-              </w:rPr>
+            <w:r>
               <w:t xml:space="preserve">Subtotal </w:t>
             </w:r>
             <w:proofErr w:type="spellStart"/>
             <w:r>
-              <w:rPr>
-                <w:sz w:val="18"/>
-              </w:rPr>
               <w:t>salario</w:t>
             </w:r>
             <w:proofErr w:type="spellEnd"/>
             <w:r>
-              <w:rPr>
-                <w:sz w:val="18"/>
-              </w:rPr>
               <w:t xml:space="preserve"> </w:t>
             </w:r>
             <w:proofErr w:type="spellStart"/>
             <w:r>
-              <w:rPr>
-                <w:sz w:val="18"/>
-              </w:rPr>
-              <w:t>neto</w:t>
+              <w:t>bruto</w:t>
             </w:r>
             <w:proofErr w:type="spellEnd"/>
           </w:p>
@@ -19002,15 +18292,8 @@
             <w:tcW w:w="1984" w:type="dxa"/>
           </w:tcPr>
           <w:p>
-            <w:pPr>
-              <w:spacing w:line="360" w:lineRule="auto"/>
-              <w:jc w:val="both"/>
-            </w:pPr>
-            <w:r>
-              <w:rPr>
-                <w:sz w:val="18"/>
-              </w:rPr>
-              <w:t>$96,800</w:t>
+            <w:r>
+              <w:t>$78,200</w:t>
             </w:r>
           </w:p>
         </w:tc>
@@ -19019,15 +18302,8 @@
             <w:tcW w:w="4535" w:type="dxa"/>
           </w:tcPr>
           <w:p>
-            <w:pPr>
-              <w:spacing w:line="360" w:lineRule="auto"/>
-              <w:jc w:val="both"/>
-            </w:pPr>
-            <w:r>
-              <w:rPr>
-                <w:sz w:val="18"/>
-              </w:rPr>
-              <w:t>$22,000 × 4.4</w:t>
+            <w:r>
+              <w:t>$17,000 x 4.6</w:t>
             </w:r>
           </w:p>
         </w:tc>
@@ -19082,15 +18358,8 @@
             <w:tcW w:w="2835" w:type="dxa"/>
           </w:tcPr>
           <w:p>
-            <w:pPr>
-              <w:spacing w:line="360" w:lineRule="auto"/>
-              <w:jc w:val="both"/>
-            </w:pPr>
-            <w:r>
-              <w:rPr>
-                <w:sz w:val="18"/>
-              </w:rPr>
-              <w:t>Factor de prestaciones (35%)</w:t>
+            <w:r>
+              <w:t>Factor patronal (32%)</w:t>
             </w:r>
           </w:p>
         </w:tc>
@@ -19099,15 +18368,8 @@
             <w:tcW w:w="1984" w:type="dxa"/>
           </w:tcPr>
           <w:p>
-            <w:pPr>
-              <w:spacing w:line="360" w:lineRule="auto"/>
-              <w:jc w:val="both"/>
-            </w:pPr>
-            <w:r>
-              <w:rPr>
-                <w:sz w:val="18"/>
-              </w:rPr>
-              <w:t>× 1.35</w:t>
+            <w:r>
+              <w:t>x 1.32</w:t>
             </w:r>
           </w:p>
         </w:tc>
@@ -19117,34 +18379,15 @@
           </w:tcPr>
           <w:p>
             <w:pPr>
-              <w:spacing w:line="360" w:lineRule="auto"/>
-              <w:jc w:val="both"/>
               <w:rPr>
                 <w:lang w:val="es-MX"/>
               </w:rPr>
             </w:pPr>
             <w:r>
               <w:rPr>
-                <w:sz w:val="18"/>
                 <w:lang w:val="es-MX"/>
               </w:rPr>
-              <w:t xml:space="preserve">IMSS patronal (~13%), INFONAVIT (5%), aguinaldo (4.1%), </w:t>
-            </w:r>
-            <w:proofErr w:type="spellStart"/>
-            <w:r>
-              <w:rPr>
-                <w:sz w:val="18"/>
-                <w:lang w:val="es-MX"/>
-              </w:rPr>
-              <w:t>vacaciones+prima</w:t>
-            </w:r>
-            <w:proofErr w:type="spellEnd"/>
-            <w:r>
-              <w:rPr>
-                <w:sz w:val="18"/>
-                <w:lang w:val="es-MX"/>
-              </w:rPr>
-              <w:t xml:space="preserve"> (3.5%), SAR/AFORE (5.15%), otros (~4.25%)</w:t>
+              <w:t>IMSS, INFONAVIT, aguinaldo, vacaciones, prima vacacional y costos de nomina</w:t>
             </w:r>
           </w:p>
         </w:tc>
@@ -19225,15 +18468,8 @@
             <w:tcW w:w="1984" w:type="dxa"/>
           </w:tcPr>
           <w:p>
-            <w:pPr>
-              <w:spacing w:line="360" w:lineRule="auto"/>
-              <w:jc w:val="both"/>
-            </w:pPr>
-            <w:r>
-              <w:rPr>
-                <w:sz w:val="18"/>
-              </w:rPr>
-              <w:t>$130,680</w:t>
+            <w:r>
+              <w:t>$103,224</w:t>
             </w:r>
           </w:p>
         </w:tc>
@@ -19242,15 +18478,8 @@
             <w:tcW w:w="4535" w:type="dxa"/>
           </w:tcPr>
           <w:p>
-            <w:pPr>
-              <w:spacing w:line="360" w:lineRule="auto"/>
-              <w:jc w:val="both"/>
-            </w:pPr>
-            <w:r>
-              <w:rPr>
-                <w:sz w:val="18"/>
-              </w:rPr>
-              <w:t>$22,000 × 1.35 × 4.4</w:t>
+            <w:r>
+              <w:t>$17,000 x 1.32 x 4.6</w:t>
             </w:r>
           </w:p>
         </w:tc>
@@ -19260,69 +18489,43 @@
       <w:pPr>
         <w:spacing w:line="360" w:lineRule="auto"/>
         <w:jc w:val="both"/>
+        <w:rPr>
+          <w:lang w:val="es-MX"/>
+        </w:rPr>
       </w:pPr>
       <w:r>
         <w:rPr>
-          <w:i/>
-          <w:color w:val="666666"/>
-          <w:sz w:val="18"/>
-          <w:lang w:val="es-MX"/>
-        </w:rPr>
-        <w:t xml:space="preserve">El factor de prestaciones del 35% es conservador. Según la STPS, el costo real de un empleado para el patrón puede ser 35-45% superior al salario neto, dependiendo del régimen fiscal y nivel salarial. </w:t>
+          <w:lang w:val="es-MX"/>
+        </w:rPr>
+        <w:t xml:space="preserve">El factor patronal de 32% considera IMSS, INFONAVIT, aguinaldo, vacaciones, prima vacacional y costos administrativos de </w:t>
       </w:r>
       <w:proofErr w:type="spellStart"/>
       <w:r>
         <w:rPr>
-          <w:i/>
-          <w:color w:val="666666"/>
-          <w:sz w:val="18"/>
-        </w:rPr>
-        <w:t>Usamos</w:t>
+          <w:lang w:val="es-MX"/>
+        </w:rPr>
+        <w:t>nomina</w:t>
       </w:r>
       <w:proofErr w:type="spellEnd"/>
       <w:r>
         <w:rPr>
-          <w:i/>
-          <w:color w:val="666666"/>
-          <w:sz w:val="18"/>
-        </w:rPr>
-        <w:t xml:space="preserve"> 35% </w:t>
+          <w:lang w:val="es-MX"/>
+        </w:rPr>
+        <w:t xml:space="preserve">. Es una </w:t>
       </w:r>
       <w:proofErr w:type="spellStart"/>
       <w:r>
         <w:rPr>
-          <w:i/>
-          <w:color w:val="666666"/>
-          <w:sz w:val="18"/>
-        </w:rPr>
-        <w:t>como</w:t>
+          <w:lang w:val="es-MX"/>
+        </w:rPr>
+        <w:t>estimacion</w:t>
       </w:r>
       <w:proofErr w:type="spellEnd"/>
       <w:r>
         <w:rPr>
-          <w:i/>
-          <w:color w:val="666666"/>
-          <w:sz w:val="18"/>
-        </w:rPr>
-        <w:t xml:space="preserve"> </w:t>
-      </w:r>
-      <w:proofErr w:type="spellStart"/>
-      <w:r>
-        <w:rPr>
-          <w:i/>
-          <w:color w:val="666666"/>
-          <w:sz w:val="18"/>
-        </w:rPr>
-        <w:t>estimación</w:t>
-      </w:r>
-      <w:proofErr w:type="spellEnd"/>
-      <w:r>
-        <w:rPr>
-          <w:i/>
-          <w:color w:val="666666"/>
-          <w:sz w:val="18"/>
-        </w:rPr>
-        <w:t xml:space="preserve"> mínima.</w:t>
+          <w:lang w:val="es-MX"/>
+        </w:rPr>
+        <w:t xml:space="preserve"> prudente para costo empresa en Mexico.</w:t>
       </w:r>
     </w:p>
     <w:p>
@@ -19330,8 +18533,14 @@
         <w:pStyle w:val="Ttulo2"/>
         <w:spacing w:line="360" w:lineRule="auto"/>
         <w:jc w:val="both"/>
+        <w:rPr>
+          <w:lang w:val="es-MX"/>
+        </w:rPr>
       </w:pPr>
       <w:r>
+        <w:rPr>
+          <w:lang w:val="es-MX"/>
+        </w:rPr>
         <w:t>8.2 Costos complementarios</w:t>
       </w:r>
     </w:p>
@@ -19343,9 +18552,9 @@
         <w:tblLook w:val="04A0" w:firstRow="1" w:lastRow="0" w:firstColumn="1" w:lastColumn="0" w:noHBand="0" w:noVBand="1"/>
       </w:tblPr>
       <w:tblGrid>
-        <w:gridCol w:w="2446"/>
-        <w:gridCol w:w="1365"/>
-        <w:gridCol w:w="5045"/>
+        <w:gridCol w:w="2443"/>
+        <w:gridCol w:w="1364"/>
+        <w:gridCol w:w="5049"/>
       </w:tblGrid>
       <w:tr>
         <w:trPr>
@@ -19438,15 +18647,8 @@
             <w:tcW w:w="1417" w:type="dxa"/>
           </w:tcPr>
           <w:p>
-            <w:pPr>
-              <w:spacing w:line="360" w:lineRule="auto"/>
-              <w:jc w:val="both"/>
-            </w:pPr>
-            <w:r>
-              <w:rPr>
-                <w:sz w:val="18"/>
-              </w:rPr>
-              <w:t>$18,000</w:t>
+            <w:r>
+              <w:t>$7,500</w:t>
             </w:r>
           </w:p>
         </w:tc>
@@ -19456,18 +18658,37 @@
           </w:tcPr>
           <w:p>
             <w:pPr>
-              <w:spacing w:line="360" w:lineRule="auto"/>
-              <w:jc w:val="both"/>
               <w:rPr>
                 <w:lang w:val="es-MX"/>
               </w:rPr>
             </w:pPr>
-            <w:r>
-              <w:rPr>
-                <w:sz w:val="18"/>
+            <w:proofErr w:type="spellStart"/>
+            <w:r>
+              <w:rPr>
                 <w:lang w:val="es-MX"/>
               </w:rPr>
-              <w:t>Laptop/PC para desarrollo. Equipo de $40,000-50,000 depreciado a 3 años, proporcional a 4.4 meses de uso = ~$18,000</w:t>
+              <w:t>Depreciacion</w:t>
+            </w:r>
+            <w:proofErr w:type="spellEnd"/>
+            <w:r>
+              <w:rPr>
+                <w:lang w:val="es-MX"/>
+              </w:rPr>
+              <w:t xml:space="preserve"> proporcional de equipo de desarrollo y </w:t>
+            </w:r>
+            <w:proofErr w:type="spellStart"/>
+            <w:r>
+              <w:rPr>
+                <w:lang w:val="es-MX"/>
+              </w:rPr>
+              <w:t>perifericos</w:t>
+            </w:r>
+            <w:proofErr w:type="spellEnd"/>
+            <w:r>
+              <w:rPr>
+                <w:lang w:val="es-MX"/>
+              </w:rPr>
+              <w:t xml:space="preserve"> durante 4.6 meses</w:t>
             </w:r>
           </w:p>
         </w:tc>
@@ -19516,15 +18737,8 @@
             <w:shd w:val="clear" w:color="auto" w:fill="EBF5FB"/>
           </w:tcPr>
           <w:p>
-            <w:pPr>
-              <w:spacing w:line="360" w:lineRule="auto"/>
-              <w:jc w:val="both"/>
-            </w:pPr>
-            <w:r>
-              <w:rPr>
-                <w:sz w:val="18"/>
-              </w:rPr>
-              <w:t>$4,500</w:t>
+            <w:r>
+              <w:t>$0</w:t>
             </w:r>
           </w:p>
         </w:tc>
@@ -19535,50 +18749,27 @@
           </w:tcPr>
           <w:p>
             <w:pPr>
-              <w:spacing w:line="360" w:lineRule="auto"/>
-              <w:jc w:val="both"/>
               <w:rPr>
                 <w:lang w:val="es-MX"/>
               </w:rPr>
             </w:pPr>
             <w:r>
               <w:rPr>
-                <w:sz w:val="18"/>
                 <w:lang w:val="es-MX"/>
               </w:rPr>
-              <w:t>GitHub (plan gratuito con repos privados), VS Code (gratuito), Node.js/</w:t>
-            </w:r>
-            <w:proofErr w:type="spellStart"/>
-            <w:r>
-              <w:rPr>
-                <w:sz w:val="18"/>
+              <w:t xml:space="preserve">Se utilizaron herramientas de </w:t>
+            </w:r>
+            <w:r>
+              <w:rPr>
                 <w:lang w:val="es-MX"/>
               </w:rPr>
-              <w:t>npm</w:t>
-            </w:r>
-            <w:proofErr w:type="spellEnd"/>
-            <w:r>
-              <w:rPr>
-                <w:sz w:val="18"/>
+              <w:t>código</w:t>
+            </w:r>
+            <w:r>
+              <w:rPr>
                 <w:lang w:val="es-MX"/>
               </w:rPr>
-              <w:t xml:space="preserve"> (gratuito). Costo por: certificado de firma de código si se necesitara ($2,000-3,000), herramientas de diseño, licencias Office para </w:t>
-            </w:r>
-            <w:proofErr w:type="spellStart"/>
-            <w:r>
-              <w:rPr>
-                <w:sz w:val="18"/>
-                <w:lang w:val="es-MX"/>
-              </w:rPr>
-              <w:t>testing</w:t>
-            </w:r>
-            <w:proofErr w:type="spellEnd"/>
-            <w:r>
-              <w:rPr>
-                <w:sz w:val="18"/>
-                <w:lang w:val="es-MX"/>
-              </w:rPr>
-              <w:t xml:space="preserve"> Excel</w:t>
+              <w:t xml:space="preserve"> abierto sin costo de licencia</w:t>
             </w:r>
           </w:p>
         </w:tc>
@@ -19611,15 +18802,8 @@
             <w:tcW w:w="1417" w:type="dxa"/>
           </w:tcPr>
           <w:p>
-            <w:pPr>
-              <w:spacing w:line="360" w:lineRule="auto"/>
-              <w:jc w:val="both"/>
-            </w:pPr>
-            <w:r>
-              <w:rPr>
-                <w:sz w:val="18"/>
-              </w:rPr>
-              <w:t>$3,500</w:t>
+            <w:r>
+              <w:t>$4,400</w:t>
             </w:r>
           </w:p>
         </w:tc>
@@ -19629,30 +18813,16 @@
           </w:tcPr>
           <w:p>
             <w:pPr>
-              <w:spacing w:line="360" w:lineRule="auto"/>
-              <w:jc w:val="both"/>
-            </w:pPr>
-            <w:r>
-              <w:rPr>
-                <w:sz w:val="18"/>
+              <w:rPr>
                 <w:lang w:val="es-MX"/>
               </w:rPr>
-              <w:t xml:space="preserve">Internet ($600/mes × 4.4 = $2,640) + electricidad proporcional ($200/mes × 4.4 = $880). </w:t>
-            </w:r>
-            <w:r>
-              <w:rPr>
-                <w:sz w:val="18"/>
-              </w:rPr>
-              <w:t xml:space="preserve">Total </w:t>
-            </w:r>
-            <w:proofErr w:type="spellStart"/>
-            <w:r>
-              <w:rPr>
-                <w:sz w:val="18"/>
-              </w:rPr>
-              <w:t>redondeado</w:t>
-            </w:r>
-            <w:proofErr w:type="spellEnd"/>
+            </w:pPr>
+            <w:r>
+              <w:rPr>
+                <w:lang w:val="es-MX"/>
+              </w:rPr>
+              <w:t>Internet y electricidad proporcionales al periodo analizado</w:t>
+            </w:r>
           </w:p>
         </w:tc>
       </w:tr>
@@ -19670,13 +18840,28 @@
               <w:spacing w:line="360" w:lineRule="auto"/>
               <w:jc w:val="both"/>
             </w:pPr>
-            <w:r>
-              <w:rPr>
-                <w:sz w:val="18"/>
-              </w:rPr>
-              <w:lastRenderedPageBreak/>
-              <w:t>Capacitación y aprendizaje</w:t>
-            </w:r>
+            <w:proofErr w:type="spellStart"/>
+            <w:r>
+              <w:rPr>
+                <w:sz w:val="18"/>
+              </w:rPr>
+              <w:t>Capacitación</w:t>
+            </w:r>
+            <w:proofErr w:type="spellEnd"/>
+            <w:r>
+              <w:rPr>
+                <w:sz w:val="18"/>
+              </w:rPr>
+              <w:t xml:space="preserve"> y </w:t>
+            </w:r>
+            <w:proofErr w:type="spellStart"/>
+            <w:r>
+              <w:rPr>
+                <w:sz w:val="18"/>
+              </w:rPr>
+              <w:t>aprendizaje</w:t>
+            </w:r>
+            <w:proofErr w:type="spellEnd"/>
           </w:p>
         </w:tc>
         <w:tc>
@@ -19685,15 +18870,8 @@
             <w:shd w:val="clear" w:color="auto" w:fill="EBF5FB"/>
           </w:tcPr>
           <w:p>
-            <w:pPr>
-              <w:spacing w:line="360" w:lineRule="auto"/>
-              <w:jc w:val="both"/>
-            </w:pPr>
-            <w:r>
-              <w:rPr>
-                <w:sz w:val="18"/>
-              </w:rPr>
-              <w:t>$6,000</w:t>
+            <w:r>
+              <w:t>$0</w:t>
             </w:r>
           </w:p>
         </w:tc>
@@ -19704,105 +18882,15 @@
           </w:tcPr>
           <w:p>
             <w:pPr>
-              <w:spacing w:line="360" w:lineRule="auto"/>
-              <w:jc w:val="both"/>
-            </w:pPr>
-            <w:r>
-              <w:rPr>
-                <w:sz w:val="18"/>
+              <w:rPr>
                 <w:lang w:val="es-MX"/>
               </w:rPr>
-              <w:t xml:space="preserve">Cursos de </w:t>
-            </w:r>
-            <w:proofErr w:type="spellStart"/>
-            <w:r>
-              <w:rPr>
-                <w:sz w:val="18"/>
+            </w:pPr>
+            <w:r>
+              <w:rPr>
                 <w:lang w:val="es-MX"/>
               </w:rPr>
-              <w:t>Electron</w:t>
-            </w:r>
-            <w:proofErr w:type="spellEnd"/>
-            <w:r>
-              <w:rPr>
-                <w:sz w:val="18"/>
-                <w:lang w:val="es-MX"/>
-              </w:rPr>
-              <w:t xml:space="preserve">, Express, SQLite. Tiempo de aprendizaje de Firebird, </w:t>
-            </w:r>
-            <w:proofErr w:type="spellStart"/>
-            <w:r>
-              <w:rPr>
-                <w:sz w:val="18"/>
-                <w:lang w:val="es-MX"/>
-              </w:rPr>
-              <w:t>electron-builder</w:t>
-            </w:r>
-            <w:proofErr w:type="spellEnd"/>
-            <w:r>
-              <w:rPr>
-                <w:sz w:val="18"/>
-                <w:lang w:val="es-MX"/>
-              </w:rPr>
-              <w:t xml:space="preserve">, </w:t>
-            </w:r>
-            <w:proofErr w:type="spellStart"/>
-            <w:r>
-              <w:rPr>
-                <w:sz w:val="18"/>
-                <w:lang w:val="es-MX"/>
-              </w:rPr>
-              <w:t>electron-updater</w:t>
-            </w:r>
-            <w:proofErr w:type="spellEnd"/>
-            <w:r>
-              <w:rPr>
-                <w:sz w:val="18"/>
-                <w:lang w:val="es-MX"/>
-              </w:rPr>
-              <w:t xml:space="preserve">. </w:t>
-            </w:r>
-            <w:proofErr w:type="spellStart"/>
-            <w:r>
-              <w:rPr>
-                <w:sz w:val="18"/>
-              </w:rPr>
-              <w:t>Documentación</w:t>
-            </w:r>
-            <w:proofErr w:type="spellEnd"/>
-            <w:r>
-              <w:rPr>
-                <w:sz w:val="18"/>
-              </w:rPr>
-              <w:t xml:space="preserve"> </w:t>
-            </w:r>
-            <w:proofErr w:type="spellStart"/>
-            <w:r>
-              <w:rPr>
-                <w:sz w:val="18"/>
-              </w:rPr>
-              <w:t>técnica</w:t>
-            </w:r>
-            <w:proofErr w:type="spellEnd"/>
-            <w:r>
-              <w:rPr>
-                <w:sz w:val="18"/>
-              </w:rPr>
-              <w:t xml:space="preserve"> </w:t>
-            </w:r>
-            <w:proofErr w:type="spellStart"/>
-            <w:r>
-              <w:rPr>
-                <w:sz w:val="18"/>
-              </w:rPr>
-              <w:t>consultada</w:t>
-            </w:r>
-            <w:proofErr w:type="spellEnd"/>
-            <w:r>
-              <w:rPr>
-                <w:sz w:val="18"/>
-              </w:rPr>
-              <w:t>.</w:t>
+              <w:t>No se tomaron cursos de paga adicionales durante el periodo</w:t>
             </w:r>
           </w:p>
         </w:tc>
@@ -19846,15 +18934,8 @@
             <w:tcW w:w="1417" w:type="dxa"/>
           </w:tcPr>
           <w:p>
-            <w:pPr>
-              <w:spacing w:line="360" w:lineRule="auto"/>
-              <w:jc w:val="both"/>
-            </w:pPr>
-            <w:r>
-              <w:rPr>
-                <w:sz w:val="18"/>
-              </w:rPr>
-              <w:t>$5,000</w:t>
+            <w:r>
+              <w:t>$7,200</w:t>
             </w:r>
           </w:p>
         </w:tc>
@@ -19864,34 +18945,50 @@
           </w:tcPr>
           <w:p>
             <w:pPr>
-              <w:spacing w:line="360" w:lineRule="auto"/>
-              <w:jc w:val="both"/>
               <w:rPr>
                 <w:lang w:val="es-MX"/>
               </w:rPr>
             </w:pPr>
             <w:r>
               <w:rPr>
-                <w:sz w:val="18"/>
                 <w:lang w:val="es-MX"/>
               </w:rPr>
-              <w:t xml:space="preserve">Tiempo de coordinación, revisiones, gestión del repo Git, QA manual, documentación interna, resolución de </w:t>
+              <w:t xml:space="preserve">Tiempo de </w:t>
             </w:r>
             <w:proofErr w:type="spellStart"/>
             <w:r>
               <w:rPr>
-                <w:sz w:val="18"/>
                 <w:lang w:val="es-MX"/>
               </w:rPr>
-              <w:t>issues</w:t>
+              <w:t>supervision</w:t>
             </w:r>
             <w:proofErr w:type="spellEnd"/>
             <w:r>
               <w:rPr>
-                <w:sz w:val="18"/>
                 <w:lang w:val="es-MX"/>
               </w:rPr>
-              <w:t>.</w:t>
+              <w:t xml:space="preserve">, QA manual y </w:t>
+            </w:r>
+            <w:proofErr w:type="spellStart"/>
+            <w:r>
+              <w:rPr>
+                <w:lang w:val="es-MX"/>
+              </w:rPr>
+              <w:t>coordinacion</w:t>
+            </w:r>
+            <w:proofErr w:type="spellEnd"/>
+            <w:r>
+              <w:rPr>
+                <w:lang w:val="es-MX"/>
+              </w:rPr>
+              <w:t xml:space="preserve"> </w:t>
+            </w:r>
+            <w:r>
+              <w:rPr>
+                <w:lang w:val="es-MX"/>
+              </w:rPr>
+              <w:lastRenderedPageBreak/>
+              <w:t>operativa</w:t>
             </w:r>
           </w:p>
         </w:tc>
@@ -19904,6 +19001,7 @@
         <w:jc w:val="both"/>
       </w:pPr>
       <w:r>
+        <w:lastRenderedPageBreak/>
         <w:t xml:space="preserve">8.3 Costo total </w:t>
       </w:r>
       <w:proofErr w:type="spellStart"/>
@@ -19984,7 +19082,25 @@
                 <w:color w:val="FFFFFF"/>
                 <w:sz w:val="18"/>
               </w:rPr>
-              <w:t>% del total</w:t>
+              <w:t xml:space="preserve">% </w:t>
+            </w:r>
+            <w:proofErr w:type="gramStart"/>
+            <w:r>
+              <w:rPr>
+                <w:b/>
+                <w:color w:val="FFFFFF"/>
+                <w:sz w:val="18"/>
+              </w:rPr>
+              <w:t>del</w:t>
+            </w:r>
+            <w:proofErr w:type="gramEnd"/>
+            <w:r>
+              <w:rPr>
+                <w:b/>
+                <w:color w:val="FFFFFF"/>
+                <w:sz w:val="18"/>
+              </w:rPr>
+              <w:t xml:space="preserve"> total</w:t>
             </w:r>
           </w:p>
         </w:tc>
@@ -20015,15 +19131,8 @@
             <w:tcW w:w="2268" w:type="dxa"/>
           </w:tcPr>
           <w:p>
-            <w:pPr>
-              <w:spacing w:line="360" w:lineRule="auto"/>
-              <w:jc w:val="both"/>
-            </w:pPr>
-            <w:r>
-              <w:rPr>
-                <w:sz w:val="18"/>
-              </w:rPr>
-              <w:t>$130,680</w:t>
+            <w:r>
+              <w:t>$103,224</w:t>
             </w:r>
           </w:p>
         </w:tc>
@@ -20032,15 +19141,8 @@
             <w:tcW w:w="1701" w:type="dxa"/>
           </w:tcPr>
           <w:p>
-            <w:pPr>
-              <w:spacing w:line="360" w:lineRule="auto"/>
-              <w:jc w:val="both"/>
-            </w:pPr>
-            <w:r>
-              <w:rPr>
-                <w:sz w:val="18"/>
-              </w:rPr>
-              <w:t>77.9%</w:t>
+            <w:r>
+              <w:t>84.4%</w:t>
             </w:r>
           </w:p>
         </w:tc>
@@ -20073,15 +19175,8 @@
             <w:shd w:val="clear" w:color="auto" w:fill="EBF5FB"/>
           </w:tcPr>
           <w:p>
-            <w:pPr>
-              <w:spacing w:line="360" w:lineRule="auto"/>
-              <w:jc w:val="both"/>
-            </w:pPr>
-            <w:r>
-              <w:rPr>
-                <w:sz w:val="18"/>
-              </w:rPr>
-              <w:t>$18,000</w:t>
+            <w:r>
+              <w:t>$7,500</w:t>
             </w:r>
           </w:p>
         </w:tc>
@@ -20091,15 +19186,8 @@
             <w:shd w:val="clear" w:color="auto" w:fill="EBF5FB"/>
           </w:tcPr>
           <w:p>
-            <w:pPr>
-              <w:spacing w:line="360" w:lineRule="auto"/>
-              <w:jc w:val="both"/>
-            </w:pPr>
-            <w:r>
-              <w:rPr>
-                <w:sz w:val="18"/>
-              </w:rPr>
-              <w:t>10.7%</w:t>
+            <w:r>
+              <w:t>6.1%</w:t>
             </w:r>
           </w:p>
         </w:tc>
@@ -20130,15 +19218,8 @@
             <w:tcW w:w="2268" w:type="dxa"/>
           </w:tcPr>
           <w:p>
-            <w:pPr>
-              <w:spacing w:line="360" w:lineRule="auto"/>
-              <w:jc w:val="both"/>
-            </w:pPr>
-            <w:r>
-              <w:rPr>
-                <w:sz w:val="18"/>
-              </w:rPr>
-              <w:t>$4,500</w:t>
+            <w:r>
+              <w:t>$0</w:t>
             </w:r>
           </w:p>
         </w:tc>
@@ -20147,15 +19228,8 @@
             <w:tcW w:w="1701" w:type="dxa"/>
           </w:tcPr>
           <w:p>
-            <w:pPr>
-              <w:spacing w:line="360" w:lineRule="auto"/>
-              <w:jc w:val="both"/>
-            </w:pPr>
-            <w:r>
-              <w:rPr>
-                <w:sz w:val="18"/>
-              </w:rPr>
-              <w:t>2.7%</w:t>
+            <w:r>
+              <w:t>0.0%</w:t>
             </w:r>
           </w:p>
         </w:tc>
@@ -20188,15 +19262,8 @@
             <w:shd w:val="clear" w:color="auto" w:fill="EBF5FB"/>
           </w:tcPr>
           <w:p>
-            <w:pPr>
-              <w:spacing w:line="360" w:lineRule="auto"/>
-              <w:jc w:val="both"/>
-            </w:pPr>
-            <w:r>
-              <w:rPr>
-                <w:sz w:val="18"/>
-              </w:rPr>
-              <w:t>$3,500</w:t>
+            <w:r>
+              <w:t>$4,400</w:t>
             </w:r>
           </w:p>
         </w:tc>
@@ -20206,15 +19273,8 @@
             <w:shd w:val="clear" w:color="auto" w:fill="EBF5FB"/>
           </w:tcPr>
           <w:p>
-            <w:pPr>
-              <w:spacing w:line="360" w:lineRule="auto"/>
-              <w:jc w:val="both"/>
-            </w:pPr>
-            <w:r>
-              <w:rPr>
-                <w:sz w:val="18"/>
-              </w:rPr>
-              <w:t>2.1%</w:t>
+            <w:r>
+              <w:t>3.6%</w:t>
             </w:r>
           </w:p>
         </w:tc>
@@ -20245,15 +19305,8 @@
             <w:tcW w:w="2268" w:type="dxa"/>
           </w:tcPr>
           <w:p>
-            <w:pPr>
-              <w:spacing w:line="360" w:lineRule="auto"/>
-              <w:jc w:val="both"/>
-            </w:pPr>
-            <w:r>
-              <w:rPr>
-                <w:sz w:val="18"/>
-              </w:rPr>
-              <w:t>$6,000</w:t>
+            <w:r>
+              <w:t>$0</w:t>
             </w:r>
           </w:p>
         </w:tc>
@@ -20262,15 +19315,8 @@
             <w:tcW w:w="1701" w:type="dxa"/>
           </w:tcPr>
           <w:p>
-            <w:pPr>
-              <w:spacing w:line="360" w:lineRule="auto"/>
-              <w:jc w:val="both"/>
-            </w:pPr>
-            <w:r>
-              <w:rPr>
-                <w:sz w:val="18"/>
-              </w:rPr>
-              <w:t>3.6%</w:t>
+            <w:r>
+              <w:t>0.0%</w:t>
             </w:r>
           </w:p>
         </w:tc>
@@ -20303,15 +19349,8 @@
             <w:shd w:val="clear" w:color="auto" w:fill="EBF5FB"/>
           </w:tcPr>
           <w:p>
-            <w:pPr>
-              <w:spacing w:line="360" w:lineRule="auto"/>
-              <w:jc w:val="both"/>
-            </w:pPr>
-            <w:r>
-              <w:rPr>
-                <w:sz w:val="18"/>
-              </w:rPr>
-              <w:t>$5,000</w:t>
+            <w:r>
+              <w:t>$7,200</w:t>
             </w:r>
           </w:p>
         </w:tc>
@@ -20321,15 +19360,8 @@
             <w:shd w:val="clear" w:color="auto" w:fill="EBF5FB"/>
           </w:tcPr>
           <w:p>
-            <w:pPr>
-              <w:spacing w:line="360" w:lineRule="auto"/>
-              <w:jc w:val="both"/>
-            </w:pPr>
-            <w:r>
-              <w:rPr>
-                <w:sz w:val="18"/>
-              </w:rPr>
-              <w:t>3.0%</w:t>
+            <w:r>
+              <w:t>5.9%</w:t>
             </w:r>
           </w:p>
         </w:tc>
@@ -20400,15 +19432,8 @@
             <w:shd w:val="clear" w:color="auto" w:fill="EBF5FB"/>
           </w:tcPr>
           <w:p>
-            <w:pPr>
-              <w:spacing w:line="360" w:lineRule="auto"/>
-              <w:jc w:val="both"/>
-            </w:pPr>
-            <w:r>
-              <w:rPr>
-                <w:sz w:val="18"/>
-              </w:rPr>
-              <w:t>$167,680</w:t>
+            <w:r>
+              <w:t>$122,324</w:t>
             </w:r>
           </w:p>
         </w:tc>
@@ -20440,53 +19465,6 @@
     </w:p>
     <w:p>
       <w:pPr>
-        <w:spacing w:line="360" w:lineRule="auto"/>
-        <w:jc w:val="both"/>
-      </w:pPr>
-      <w:r>
-        <w:rPr>
-          <w:noProof/>
-        </w:rPr>
-        <w:lastRenderedPageBreak/>
-        <w:drawing>
-          <wp:inline distT="0" distB="0" distL="0" distR="0" wp14:anchorId="2FF90D37" wp14:editId="007CB6D3">
-            <wp:extent cx="4572000" cy="4640331"/>
-            <wp:effectExtent l="0" t="0" r="0" b="0"/>
-            <wp:docPr id="6" name="Picture 6"/>
-            <wp:cNvGraphicFramePr>
-              <a:graphicFrameLocks xmlns:a="http://schemas.openxmlformats.org/drawingml/2006/main" noChangeAspect="1"/>
-            </wp:cNvGraphicFramePr>
-            <a:graphic xmlns:a="http://schemas.openxmlformats.org/drawingml/2006/main">
-              <a:graphicData uri="http://schemas.openxmlformats.org/drawingml/2006/picture">
-                <pic:pic xmlns:pic="http://schemas.openxmlformats.org/drawingml/2006/picture">
-                  <pic:nvPicPr>
-                    <pic:cNvPr id="0" name="desglose_costo.png"/>
-                    <pic:cNvPicPr/>
-                  </pic:nvPicPr>
-                  <pic:blipFill>
-                    <a:blip r:embed="rId11"/>
-                    <a:stretch>
-                      <a:fillRect/>
-                    </a:stretch>
-                  </pic:blipFill>
-                  <pic:spPr>
-                    <a:xfrm>
-                      <a:off x="0" y="0"/>
-                      <a:ext cx="4572000" cy="4640331"/>
-                    </a:xfrm>
-                    <a:prstGeom prst="rect">
-                      <a:avLst/>
-                    </a:prstGeom>
-                  </pic:spPr>
-                </pic:pic>
-              </a:graphicData>
-            </a:graphic>
-          </wp:inline>
-        </w:drawing>
-      </w:r>
-    </w:p>
-    <w:p>
-      <w:pPr>
         <w:pStyle w:val="Ttulo2"/>
         <w:spacing w:line="360" w:lineRule="auto"/>
         <w:jc w:val="both"/>
@@ -20538,9 +19516,9 @@
         <w:tblLook w:val="04A0" w:firstRow="1" w:lastRow="0" w:firstColumn="1" w:lastColumn="0" w:noHBand="0" w:noVBand="1"/>
       </w:tblPr>
       <w:tblGrid>
-        <w:gridCol w:w="2773"/>
-        <w:gridCol w:w="1668"/>
-        <w:gridCol w:w="4415"/>
+        <w:gridCol w:w="2770"/>
+        <w:gridCol w:w="1670"/>
+        <w:gridCol w:w="4416"/>
       </w:tblGrid>
       <w:tr>
         <w:trPr>
@@ -20639,15 +19617,8 @@
             <w:tcW w:w="1701" w:type="dxa"/>
           </w:tcPr>
           <w:p>
-            <w:pPr>
-              <w:spacing w:line="360" w:lineRule="auto"/>
-              <w:jc w:val="both"/>
-            </w:pPr>
-            <w:r>
-              <w:rPr>
-                <w:sz w:val="18"/>
-              </w:rPr>
-              <w:t>$196</w:t>
+            <w:r>
+              <w:t>$135</w:t>
             </w:r>
           </w:p>
         </w:tc>
@@ -20656,15 +19627,8 @@
             <w:tcW w:w="4535" w:type="dxa"/>
           </w:tcPr>
           <w:p>
-            <w:pPr>
-              <w:spacing w:line="360" w:lineRule="auto"/>
-              <w:jc w:val="both"/>
-            </w:pPr>
-            <w:r>
-              <w:rPr>
-                <w:sz w:val="18"/>
-              </w:rPr>
-              <w:t>$167,680 / 857 hrs</w:t>
+            <w:r>
+              <w:t>$122,324 / 905 hrs</w:t>
             </w:r>
           </w:p>
         </w:tc>
@@ -20717,15 +19681,8 @@
             <w:shd w:val="clear" w:color="auto" w:fill="EBF5FB"/>
           </w:tcPr>
           <w:p>
-            <w:pPr>
-              <w:spacing w:line="360" w:lineRule="auto"/>
-              <w:jc w:val="both"/>
-            </w:pPr>
-            <w:r>
-              <w:rPr>
-                <w:sz w:val="18"/>
-              </w:rPr>
-              <w:t>$1.07</w:t>
+            <w:r>
+              <w:t>$0.71</w:t>
             </w:r>
           </w:p>
         </w:tc>
@@ -20735,15 +19692,8 @@
             <w:shd w:val="clear" w:color="auto" w:fill="EBF5FB"/>
           </w:tcPr>
           <w:p>
-            <w:pPr>
-              <w:spacing w:line="360" w:lineRule="auto"/>
-              <w:jc w:val="both"/>
-            </w:pPr>
-            <w:r>
-              <w:rPr>
-                <w:sz w:val="18"/>
-              </w:rPr>
-              <w:t>$167,680 / 157,146 LOC</w:t>
+            <w:r>
+              <w:t>$122,324 / 172,863 LOC</w:t>
             </w:r>
           </w:p>
         </w:tc>
@@ -20774,15 +19724,8 @@
             <w:tcW w:w="1701" w:type="dxa"/>
           </w:tcPr>
           <w:p>
-            <w:pPr>
-              <w:spacing w:line="360" w:lineRule="auto"/>
-              <w:jc w:val="both"/>
-            </w:pPr>
-            <w:r>
-              <w:rPr>
-                <w:sz w:val="18"/>
-              </w:rPr>
-              <w:t>$6,707</w:t>
+            <w:r>
+              <w:t>$4,893</w:t>
             </w:r>
           </w:p>
         </w:tc>
@@ -20791,15 +19734,8 @@
             <w:tcW w:w="4535" w:type="dxa"/>
           </w:tcPr>
           <w:p>
-            <w:pPr>
-              <w:spacing w:line="360" w:lineRule="auto"/>
-              <w:jc w:val="both"/>
-            </w:pPr>
-            <w:r>
-              <w:rPr>
-                <w:sz w:val="18"/>
-              </w:rPr>
-              <w:t>$167,680 / 25 módulos</w:t>
+            <w:r>
+              <w:t>$122,324 / 25 modulos</w:t>
             </w:r>
           </w:p>
         </w:tc>
@@ -20832,15 +19768,8 @@
             <w:shd w:val="clear" w:color="auto" w:fill="EBF5FB"/>
           </w:tcPr>
           <w:p>
-            <w:pPr>
-              <w:spacing w:line="360" w:lineRule="auto"/>
-              <w:jc w:val="both"/>
-            </w:pPr>
-            <w:r>
-              <w:rPr>
-                <w:sz w:val="18"/>
-              </w:rPr>
-              <w:t>$1,374</w:t>
+            <w:r>
+              <w:t>$1,003</w:t>
             </w:r>
           </w:p>
         </w:tc>
@@ -20850,15 +19779,8 @@
             <w:shd w:val="clear" w:color="auto" w:fill="EBF5FB"/>
           </w:tcPr>
           <w:p>
-            <w:pPr>
-              <w:spacing w:line="360" w:lineRule="auto"/>
-              <w:jc w:val="both"/>
-            </w:pPr>
-            <w:r>
-              <w:rPr>
-                <w:sz w:val="18"/>
-              </w:rPr>
-              <w:t>$167,680 / 122 endpoints</w:t>
+            <w:r>
+              <w:t>$122,324 / 122 endpoints</w:t>
             </w:r>
           </w:p>
         </w:tc>
@@ -20889,15 +19811,8 @@
             <w:tcW w:w="1701" w:type="dxa"/>
           </w:tcPr>
           <w:p>
-            <w:pPr>
-              <w:spacing w:line="360" w:lineRule="auto"/>
-              <w:jc w:val="both"/>
-            </w:pPr>
-            <w:r>
-              <w:rPr>
-                <w:sz w:val="18"/>
-              </w:rPr>
-              <w:t>$239</w:t>
+            <w:r>
+              <w:t>$166</w:t>
             </w:r>
           </w:p>
         </w:tc>
@@ -20906,15 +19821,8 @@
             <w:tcW w:w="4535" w:type="dxa"/>
           </w:tcPr>
           <w:p>
-            <w:pPr>
-              <w:spacing w:line="360" w:lineRule="auto"/>
-              <w:jc w:val="both"/>
-            </w:pPr>
-            <w:r>
-              <w:rPr>
-                <w:sz w:val="18"/>
-              </w:rPr>
-              <w:t>$167,680 / 703 commits</w:t>
+            <w:r>
+              <w:t>$122,324 / 738 commits</w:t>
             </w:r>
           </w:p>
         </w:tc>
@@ -20951,15 +19859,8 @@
             <w:shd w:val="clear" w:color="auto" w:fill="EBF5FB"/>
           </w:tcPr>
           <w:p>
-            <w:pPr>
-              <w:spacing w:line="360" w:lineRule="auto"/>
-              <w:jc w:val="both"/>
-            </w:pPr>
-            <w:r>
-              <w:rPr>
-                <w:sz w:val="18"/>
-              </w:rPr>
-              <w:t>$8,825</w:t>
+            <w:r>
+              <w:t>$6,438</w:t>
             </w:r>
           </w:p>
         </w:tc>
@@ -20969,15 +19870,8 @@
             <w:shd w:val="clear" w:color="auto" w:fill="EBF5FB"/>
           </w:tcPr>
           <w:p>
-            <w:pPr>
-              <w:spacing w:line="360" w:lineRule="auto"/>
-              <w:jc w:val="both"/>
-            </w:pPr>
-            <w:r>
-              <w:rPr>
-                <w:sz w:val="18"/>
-              </w:rPr>
-              <w:t>$167,680 / 19 tablas</w:t>
+            <w:r>
+              <w:t>$122,324 / 19 tablas</w:t>
             </w:r>
           </w:p>
         </w:tc>
@@ -21031,8 +19925,22 @@
         <w:rPr>
           <w:lang w:val="es-MX"/>
         </w:rPr>
-        <w:t>9.1 Tarifas de referencia del mercado mexicano</w:t>
-      </w:r>
+        <w:t xml:space="preserve">9.1 Tarifas de referencia del mercado </w:t>
+      </w:r>
+      <w:proofErr w:type="spellStart"/>
+      <w:r>
+        <w:rPr>
+          <w:lang w:val="es-MX"/>
+        </w:rPr>
+        <w:t>mexic</w:t>
+      </w:r>
+      <w:r>
+        <w:rPr>
+          <w:lang w:val="es-MX"/>
+        </w:rPr>
+        <w:t>año</w:t>
+      </w:r>
+      <w:proofErr w:type="spellEnd"/>
     </w:p>
     <w:p>
       <w:pPr>
@@ -21088,7 +19996,27 @@
         <w:rPr>
           <w:lang w:val="es-MX"/>
         </w:rPr>
-        <w:t>, Talent.com) para el mercado mexicano 2025-2026:</w:t>
+        <w:t xml:space="preserve">, Talent.com) para el mercado </w:t>
+      </w:r>
+      <w:proofErr w:type="spellStart"/>
+      <w:r>
+        <w:rPr>
+          <w:lang w:val="es-MX"/>
+        </w:rPr>
+        <w:t>mexic</w:t>
+      </w:r>
+      <w:r>
+        <w:rPr>
+          <w:lang w:val="es-MX"/>
+        </w:rPr>
+        <w:t>año</w:t>
+      </w:r>
+      <w:proofErr w:type="spellEnd"/>
+      <w:r>
+        <w:rPr>
+          <w:lang w:val="es-MX"/>
+        </w:rPr>
+        <w:t xml:space="preserve"> 2025-2026:</w:t>
       </w:r>
     </w:p>
     <w:tbl>
@@ -21099,10 +20027,10 @@
         <w:tblLook w:val="04A0" w:firstRow="1" w:lastRow="0" w:firstColumn="1" w:lastColumn="0" w:noHBand="0" w:noVBand="1"/>
       </w:tblPr>
       <w:tblGrid>
-        <w:gridCol w:w="2166"/>
-        <w:gridCol w:w="1608"/>
-        <w:gridCol w:w="1373"/>
-        <w:gridCol w:w="3709"/>
+        <w:gridCol w:w="2164"/>
+        <w:gridCol w:w="1615"/>
+        <w:gridCol w:w="1372"/>
+        <w:gridCol w:w="3705"/>
       </w:tblGrid>
       <w:tr>
         <w:trPr>
@@ -21217,15 +20145,8 @@
             <w:tcW w:w="1701" w:type="dxa"/>
           </w:tcPr>
           <w:p>
-            <w:pPr>
-              <w:spacing w:line="360" w:lineRule="auto"/>
-              <w:jc w:val="both"/>
-            </w:pPr>
-            <w:r>
-              <w:rPr>
-                <w:sz w:val="18"/>
-              </w:rPr>
-              <w:t>$250 — $350</w:t>
+            <w:r>
+              <w:t>$220 - $350</w:t>
             </w:r>
           </w:p>
         </w:tc>
@@ -21234,15 +20155,8 @@
             <w:tcW w:w="1417" w:type="dxa"/>
           </w:tcPr>
           <w:p>
-            <w:pPr>
-              <w:spacing w:line="360" w:lineRule="auto"/>
-              <w:jc w:val="both"/>
-            </w:pPr>
-            <w:r>
-              <w:rPr>
-                <w:sz w:val="18"/>
-              </w:rPr>
-              <w:t>$300</w:t>
+            <w:r>
+              <w:t>$280</w:t>
             </w:r>
           </w:p>
         </w:tc>
@@ -21307,15 +20221,8 @@
             <w:shd w:val="clear" w:color="auto" w:fill="EBF5FB"/>
           </w:tcPr>
           <w:p>
-            <w:pPr>
-              <w:spacing w:line="360" w:lineRule="auto"/>
-              <w:jc w:val="both"/>
-            </w:pPr>
-            <w:r>
-              <w:rPr>
-                <w:sz w:val="18"/>
-              </w:rPr>
-              <w:t>$400 — $600</w:t>
+            <w:r>
+              <w:t>$350 - $550</w:t>
             </w:r>
           </w:p>
         </w:tc>
@@ -21325,15 +20232,8 @@
             <w:shd w:val="clear" w:color="auto" w:fill="EBF5FB"/>
           </w:tcPr>
           <w:p>
-            <w:pPr>
-              <w:spacing w:line="360" w:lineRule="auto"/>
-              <w:jc w:val="both"/>
-            </w:pPr>
-            <w:r>
-              <w:rPr>
-                <w:sz w:val="18"/>
-              </w:rPr>
-              <w:t>$500</w:t>
+            <w:r>
+              <w:t>$450</w:t>
             </w:r>
           </w:p>
         </w:tc>
@@ -21386,15 +20286,8 @@
             <w:tcW w:w="1701" w:type="dxa"/>
           </w:tcPr>
           <w:p>
-            <w:pPr>
-              <w:spacing w:line="360" w:lineRule="auto"/>
-              <w:jc w:val="both"/>
-            </w:pPr>
-            <w:r>
-              <w:rPr>
-                <w:sz w:val="18"/>
-              </w:rPr>
-              <w:t>$700 — $1,000</w:t>
+            <w:r>
+              <w:t>$650 - $950</w:t>
             </w:r>
           </w:p>
         </w:tc>
@@ -21403,15 +20296,8 @@
             <w:tcW w:w="1417" w:type="dxa"/>
           </w:tcPr>
           <w:p>
-            <w:pPr>
-              <w:spacing w:line="360" w:lineRule="auto"/>
-              <w:jc w:val="both"/>
-            </w:pPr>
-            <w:r>
-              <w:rPr>
-                <w:sz w:val="18"/>
-              </w:rPr>
-              <w:t>$850</w:t>
+            <w:r>
+              <w:t>$800</w:t>
             </w:r>
           </w:p>
         </w:tc>
@@ -21465,15 +20351,8 @@
             <w:shd w:val="clear" w:color="auto" w:fill="EBF5FB"/>
           </w:tcPr>
           <w:p>
-            <w:pPr>
-              <w:spacing w:line="360" w:lineRule="auto"/>
-              <w:jc w:val="both"/>
-            </w:pPr>
-            <w:r>
-              <w:rPr>
-                <w:sz w:val="18"/>
-              </w:rPr>
-              <w:t>$800 — $1,200</w:t>
+            <w:r>
+              <w:t>$700 - $1,100</w:t>
             </w:r>
           </w:p>
         </w:tc>
@@ -21483,15 +20362,8 @@
             <w:shd w:val="clear" w:color="auto" w:fill="EBF5FB"/>
           </w:tcPr>
           <w:p>
-            <w:pPr>
-              <w:spacing w:line="360" w:lineRule="auto"/>
-              <w:jc w:val="both"/>
-            </w:pPr>
-            <w:r>
-              <w:rPr>
-                <w:sz w:val="18"/>
-              </w:rPr>
-              <w:t>$950</w:t>
+            <w:r>
+              <w:t>$900</w:t>
             </w:r>
           </w:p>
         </w:tc>
@@ -21577,15 +20449,8 @@
             <w:tcW w:w="1701" w:type="dxa"/>
           </w:tcPr>
           <w:p>
-            <w:pPr>
-              <w:spacing w:line="360" w:lineRule="auto"/>
-              <w:jc w:val="both"/>
-            </w:pPr>
-            <w:r>
-              <w:rPr>
-                <w:sz w:val="18"/>
-              </w:rPr>
-              <w:t>$1,200 — $2,000</w:t>
+            <w:r>
+              <w:t>$1,100 - $1,800</w:t>
             </w:r>
           </w:p>
         </w:tc>
@@ -21594,15 +20459,8 @@
             <w:tcW w:w="1417" w:type="dxa"/>
           </w:tcPr>
           <w:p>
-            <w:pPr>
-              <w:spacing w:line="360" w:lineRule="auto"/>
-              <w:jc w:val="both"/>
-            </w:pPr>
-            <w:r>
-              <w:rPr>
-                <w:sz w:val="18"/>
-              </w:rPr>
-              <w:t>$1,500</w:t>
+            <w:r>
+              <w:t>$1,450</w:t>
             </w:r>
           </w:p>
         </w:tc>
@@ -21678,12 +20536,12 @@
         <w:tblLook w:val="04A0" w:firstRow="1" w:lastRow="0" w:firstColumn="1" w:lastColumn="0" w:noHBand="0" w:noVBand="1"/>
       </w:tblPr>
       <w:tblGrid>
-        <w:gridCol w:w="2104"/>
-        <w:gridCol w:w="974"/>
-        <w:gridCol w:w="1061"/>
-        <w:gridCol w:w="1600"/>
+        <w:gridCol w:w="2093"/>
+        <w:gridCol w:w="985"/>
+        <w:gridCol w:w="1056"/>
+        <w:gridCol w:w="1616"/>
         <w:gridCol w:w="999"/>
-        <w:gridCol w:w="2118"/>
+        <w:gridCol w:w="2107"/>
       </w:tblGrid>
       <w:tr>
         <w:trPr>
@@ -21838,15 +20696,8 @@
             <w:tcW w:w="1020" w:type="dxa"/>
           </w:tcPr>
           <w:p>
-            <w:pPr>
-              <w:spacing w:line="360" w:lineRule="auto"/>
-              <w:jc w:val="both"/>
-            </w:pPr>
-            <w:r>
-              <w:rPr>
-                <w:sz w:val="18"/>
-              </w:rPr>
-              <w:t>$196</w:t>
+            <w:r>
+              <w:t>$135</w:t>
             </w:r>
           </w:p>
         </w:tc>
@@ -21855,15 +20706,8 @@
             <w:tcW w:w="1134" w:type="dxa"/>
           </w:tcPr>
           <w:p>
-            <w:pPr>
-              <w:spacing w:line="360" w:lineRule="auto"/>
-              <w:jc w:val="both"/>
-            </w:pPr>
-            <w:r>
-              <w:rPr>
-                <w:sz w:val="18"/>
-              </w:rPr>
-              <w:t>857</w:t>
+            <w:r>
+              <w:t>905</w:t>
             </w:r>
           </w:p>
         </w:tc>
@@ -21872,15 +20716,8 @@
             <w:tcW w:w="1701" w:type="dxa"/>
           </w:tcPr>
           <w:p>
-            <w:pPr>
-              <w:spacing w:line="360" w:lineRule="auto"/>
-              <w:jc w:val="both"/>
-            </w:pPr>
-            <w:r>
-              <w:rPr>
-                <w:sz w:val="18"/>
-              </w:rPr>
-              <w:t>$167,680</w:t>
+            <w:r>
+              <w:t>$122,324</w:t>
             </w:r>
           </w:p>
         </w:tc>
@@ -21951,15 +20788,8 @@
             <w:shd w:val="clear" w:color="auto" w:fill="EBF5FB"/>
           </w:tcPr>
           <w:p>
-            <w:pPr>
-              <w:spacing w:line="360" w:lineRule="auto"/>
-              <w:jc w:val="both"/>
-            </w:pPr>
-            <w:r>
-              <w:rPr>
-                <w:sz w:val="18"/>
-              </w:rPr>
-              <w:t>$300</w:t>
+            <w:r>
+              <w:t>$280</w:t>
             </w:r>
           </w:p>
         </w:tc>
@@ -21969,15 +20799,8 @@
             <w:shd w:val="clear" w:color="auto" w:fill="EBF5FB"/>
           </w:tcPr>
           <w:p>
-            <w:pPr>
-              <w:spacing w:line="360" w:lineRule="auto"/>
-              <w:jc w:val="both"/>
-            </w:pPr>
-            <w:r>
-              <w:rPr>
-                <w:sz w:val="18"/>
-              </w:rPr>
-              <w:t>857</w:t>
+            <w:r>
+              <w:t>905</w:t>
             </w:r>
           </w:p>
         </w:tc>
@@ -21987,15 +20810,8 @@
             <w:shd w:val="clear" w:color="auto" w:fill="EBF5FB"/>
           </w:tcPr>
           <w:p>
-            <w:pPr>
-              <w:spacing w:line="360" w:lineRule="auto"/>
-              <w:jc w:val="both"/>
-            </w:pPr>
-            <w:r>
-              <w:rPr>
-                <w:sz w:val="18"/>
-              </w:rPr>
-              <w:t>$257,202</w:t>
+            <w:r>
+              <w:t>$253,400</w:t>
             </w:r>
           </w:p>
         </w:tc>
@@ -22005,15 +20821,8 @@
             <w:shd w:val="clear" w:color="auto" w:fill="EBF5FB"/>
           </w:tcPr>
           <w:p>
-            <w:pPr>
-              <w:spacing w:line="360" w:lineRule="auto"/>
-              <w:jc w:val="both"/>
-            </w:pPr>
-            <w:r>
-              <w:rPr>
-                <w:sz w:val="18"/>
-              </w:rPr>
-              <w:t>1.5x</w:t>
+            <w:r>
+              <w:t>2.1x</w:t>
             </w:r>
           </w:p>
         </w:tc>
@@ -22023,15 +20832,8 @@
             <w:shd w:val="clear" w:color="auto" w:fill="EBF5FB"/>
           </w:tcPr>
           <w:p>
-            <w:pPr>
-              <w:spacing w:line="360" w:lineRule="auto"/>
-              <w:jc w:val="both"/>
-            </w:pPr>
-            <w:r>
-              <w:rPr>
-                <w:sz w:val="18"/>
-              </w:rPr>
-              <w:t>Ahorro: $89,522</w:t>
+            <w:r>
+              <w:t>Ahorro: $131,076</w:t>
             </w:r>
           </w:p>
         </w:tc>
@@ -22062,15 +20864,8 @@
             <w:tcW w:w="1020" w:type="dxa"/>
           </w:tcPr>
           <w:p>
-            <w:pPr>
-              <w:spacing w:line="360" w:lineRule="auto"/>
-              <w:jc w:val="both"/>
-            </w:pPr>
-            <w:r>
-              <w:rPr>
-                <w:sz w:val="18"/>
-              </w:rPr>
-              <w:t>$500</w:t>
+            <w:r>
+              <w:t>$450</w:t>
             </w:r>
           </w:p>
         </w:tc>
@@ -22079,15 +20874,8 @@
             <w:tcW w:w="1134" w:type="dxa"/>
           </w:tcPr>
           <w:p>
-            <w:pPr>
-              <w:spacing w:line="360" w:lineRule="auto"/>
-              <w:jc w:val="both"/>
-            </w:pPr>
-            <w:r>
-              <w:rPr>
-                <w:sz w:val="18"/>
-              </w:rPr>
-              <w:t>857</w:t>
+            <w:r>
+              <w:t>905</w:t>
             </w:r>
           </w:p>
         </w:tc>
@@ -22096,15 +20884,8 @@
             <w:tcW w:w="1701" w:type="dxa"/>
           </w:tcPr>
           <w:p>
-            <w:pPr>
-              <w:spacing w:line="360" w:lineRule="auto"/>
-              <w:jc w:val="both"/>
-            </w:pPr>
-            <w:r>
-              <w:rPr>
-                <w:sz w:val="18"/>
-              </w:rPr>
-              <w:t>$428,670</w:t>
+            <w:r>
+              <w:t>$407,250</w:t>
             </w:r>
           </w:p>
         </w:tc>
@@ -22113,15 +20894,8 @@
             <w:tcW w:w="850" w:type="dxa"/>
           </w:tcPr>
           <w:p>
-            <w:pPr>
-              <w:spacing w:line="360" w:lineRule="auto"/>
-              <w:jc w:val="both"/>
-            </w:pPr>
-            <w:r>
-              <w:rPr>
-                <w:sz w:val="18"/>
-              </w:rPr>
-              <w:t>2.6x</w:t>
+            <w:r>
+              <w:t>3.3x</w:t>
             </w:r>
           </w:p>
         </w:tc>
@@ -22130,15 +20904,8 @@
             <w:tcW w:w="2268" w:type="dxa"/>
           </w:tcPr>
           <w:p>
-            <w:pPr>
-              <w:spacing w:line="360" w:lineRule="auto"/>
-              <w:jc w:val="both"/>
-            </w:pPr>
-            <w:r>
-              <w:rPr>
-                <w:sz w:val="18"/>
-              </w:rPr>
-              <w:t>Ahorro: $260,990</w:t>
+            <w:r>
+              <w:t>Ahorro: $284,926</w:t>
             </w:r>
           </w:p>
         </w:tc>
@@ -22171,15 +20938,8 @@
             <w:shd w:val="clear" w:color="auto" w:fill="EBF5FB"/>
           </w:tcPr>
           <w:p>
-            <w:pPr>
-              <w:spacing w:line="360" w:lineRule="auto"/>
-              <w:jc w:val="both"/>
-            </w:pPr>
-            <w:r>
-              <w:rPr>
-                <w:sz w:val="18"/>
-              </w:rPr>
-              <w:t>$850</w:t>
+            <w:r>
+              <w:t>$800</w:t>
             </w:r>
           </w:p>
         </w:tc>
@@ -22189,15 +20949,8 @@
             <w:shd w:val="clear" w:color="auto" w:fill="EBF5FB"/>
           </w:tcPr>
           <w:p>
-            <w:pPr>
-              <w:spacing w:line="360" w:lineRule="auto"/>
-              <w:jc w:val="both"/>
-            </w:pPr>
-            <w:r>
-              <w:rPr>
-                <w:sz w:val="18"/>
-              </w:rPr>
-              <w:t>857</w:t>
+            <w:r>
+              <w:t>905</w:t>
             </w:r>
           </w:p>
         </w:tc>
@@ -22207,15 +20960,8 @@
             <w:shd w:val="clear" w:color="auto" w:fill="EBF5FB"/>
           </w:tcPr>
           <w:p>
-            <w:pPr>
-              <w:spacing w:line="360" w:lineRule="auto"/>
-              <w:jc w:val="both"/>
-            </w:pPr>
-            <w:r>
-              <w:rPr>
-                <w:sz w:val="18"/>
-              </w:rPr>
-              <w:t>$728,739</w:t>
+            <w:r>
+              <w:t>$724,000</w:t>
             </w:r>
           </w:p>
         </w:tc>
@@ -22225,15 +20971,8 @@
             <w:shd w:val="clear" w:color="auto" w:fill="EBF5FB"/>
           </w:tcPr>
           <w:p>
-            <w:pPr>
-              <w:spacing w:line="360" w:lineRule="auto"/>
-              <w:jc w:val="both"/>
-            </w:pPr>
-            <w:r>
-              <w:rPr>
-                <w:sz w:val="18"/>
-              </w:rPr>
-              <w:t>4.3x</w:t>
+            <w:r>
+              <w:t>5.9x</w:t>
             </w:r>
           </w:p>
         </w:tc>
@@ -22243,15 +20982,8 @@
             <w:shd w:val="clear" w:color="auto" w:fill="EBF5FB"/>
           </w:tcPr>
           <w:p>
-            <w:pPr>
-              <w:spacing w:line="360" w:lineRule="auto"/>
-              <w:jc w:val="both"/>
-            </w:pPr>
-            <w:r>
-              <w:rPr>
-                <w:sz w:val="18"/>
-              </w:rPr>
-              <w:t>Ahorro: $561,059</w:t>
+            <w:r>
+              <w:t>Ahorro: $601,676</w:t>
             </w:r>
           </w:p>
         </w:tc>
@@ -22282,15 +21014,8 @@
             <w:tcW w:w="1020" w:type="dxa"/>
           </w:tcPr>
           <w:p>
-            <w:pPr>
-              <w:spacing w:line="360" w:lineRule="auto"/>
-              <w:jc w:val="both"/>
-            </w:pPr>
-            <w:r>
-              <w:rPr>
-                <w:sz w:val="18"/>
-              </w:rPr>
-              <w:t>$950</w:t>
+            <w:r>
+              <w:t>$900</w:t>
             </w:r>
           </w:p>
         </w:tc>
@@ -22299,15 +21024,8 @@
             <w:tcW w:w="1134" w:type="dxa"/>
           </w:tcPr>
           <w:p>
-            <w:pPr>
-              <w:spacing w:line="360" w:lineRule="auto"/>
-              <w:jc w:val="both"/>
-            </w:pPr>
-            <w:r>
-              <w:rPr>
-                <w:sz w:val="18"/>
-              </w:rPr>
-              <w:t>857</w:t>
+            <w:r>
+              <w:t>905</w:t>
             </w:r>
           </w:p>
         </w:tc>
@@ -22316,15 +21034,8 @@
             <w:tcW w:w="1701" w:type="dxa"/>
           </w:tcPr>
           <w:p>
-            <w:pPr>
-              <w:spacing w:line="360" w:lineRule="auto"/>
-              <w:jc w:val="both"/>
-            </w:pPr>
-            <w:r>
-              <w:rPr>
-                <w:sz w:val="18"/>
-              </w:rPr>
-              <w:t>$814,473</w:t>
+            <w:r>
+              <w:t>$814,500</w:t>
             </w:r>
           </w:p>
         </w:tc>
@@ -22333,15 +21044,8 @@
             <w:tcW w:w="850" w:type="dxa"/>
           </w:tcPr>
           <w:p>
-            <w:pPr>
-              <w:spacing w:line="360" w:lineRule="auto"/>
-              <w:jc w:val="both"/>
-            </w:pPr>
-            <w:r>
-              <w:rPr>
-                <w:sz w:val="18"/>
-              </w:rPr>
-              <w:t>4.9x</w:t>
+            <w:r>
+              <w:t>6.7x</w:t>
             </w:r>
           </w:p>
         </w:tc>
@@ -22350,15 +21054,8 @@
             <w:tcW w:w="2268" w:type="dxa"/>
           </w:tcPr>
           <w:p>
-            <w:pPr>
-              <w:spacing w:line="360" w:lineRule="auto"/>
-              <w:jc w:val="both"/>
-            </w:pPr>
-            <w:r>
-              <w:rPr>
-                <w:sz w:val="18"/>
-              </w:rPr>
-              <w:t>Ahorro: $646,793</w:t>
+            <w:r>
+              <w:t>Ahorro: $692,176</w:t>
             </w:r>
           </w:p>
         </w:tc>
@@ -22391,15 +21088,8 @@
             <w:shd w:val="clear" w:color="auto" w:fill="EBF5FB"/>
           </w:tcPr>
           <w:p>
-            <w:pPr>
-              <w:spacing w:line="360" w:lineRule="auto"/>
-              <w:jc w:val="both"/>
-            </w:pPr>
-            <w:r>
-              <w:rPr>
-                <w:sz w:val="18"/>
-              </w:rPr>
-              <w:t>$1,500</w:t>
+            <w:r>
+              <w:t>$1,450</w:t>
             </w:r>
           </w:p>
         </w:tc>
@@ -22409,15 +21099,8 @@
             <w:shd w:val="clear" w:color="auto" w:fill="EBF5FB"/>
           </w:tcPr>
           <w:p>
-            <w:pPr>
-              <w:spacing w:line="360" w:lineRule="auto"/>
-              <w:jc w:val="both"/>
-            </w:pPr>
-            <w:r>
-              <w:rPr>
-                <w:sz w:val="18"/>
-              </w:rPr>
-              <w:t>857</w:t>
+            <w:r>
+              <w:t>905</w:t>
             </w:r>
           </w:p>
         </w:tc>
@@ -22427,15 +21110,8 @@
             <w:shd w:val="clear" w:color="auto" w:fill="EBF5FB"/>
           </w:tcPr>
           <w:p>
-            <w:pPr>
-              <w:spacing w:line="360" w:lineRule="auto"/>
-              <w:jc w:val="both"/>
-            </w:pPr>
-            <w:r>
-              <w:rPr>
-                <w:sz w:val="18"/>
-              </w:rPr>
-              <w:t>$1,286,010</w:t>
+            <w:r>
+              <w:t>$1,312,250</w:t>
             </w:r>
           </w:p>
         </w:tc>
@@ -22445,15 +21121,8 @@
             <w:shd w:val="clear" w:color="auto" w:fill="EBF5FB"/>
           </w:tcPr>
           <w:p>
-            <w:pPr>
-              <w:spacing w:line="360" w:lineRule="auto"/>
-              <w:jc w:val="both"/>
-            </w:pPr>
-            <w:r>
-              <w:rPr>
-                <w:sz w:val="18"/>
-              </w:rPr>
-              <w:t>7.7x</w:t>
+            <w:r>
+              <w:t>10.7x</w:t>
             </w:r>
           </w:p>
         </w:tc>
@@ -22463,15 +21132,8 @@
             <w:shd w:val="clear" w:color="auto" w:fill="EBF5FB"/>
           </w:tcPr>
           <w:p>
-            <w:pPr>
-              <w:spacing w:line="360" w:lineRule="auto"/>
-              <w:jc w:val="both"/>
-            </w:pPr>
-            <w:r>
-              <w:rPr>
-                <w:sz w:val="18"/>
-              </w:rPr>
-              <w:t>Ahorro: $1,118,330</w:t>
+            <w:r>
+              <w:t>Ahorro: $1,189,926</w:t>
             </w:r>
           </w:p>
         </w:tc>
@@ -22509,7 +21171,7 @@
                     <pic:cNvPicPr/>
                   </pic:nvPicPr>
                   <pic:blipFill>
-                    <a:blip r:embed="rId12"/>
+                    <a:blip r:embed="rId11"/>
                     <a:stretch>
                       <a:fillRect/>
                     </a:stretch>
@@ -22561,7 +21223,7 @@
                     <pic:cNvPicPr/>
                   </pic:nvPicPr>
                   <pic:blipFill>
-                    <a:blip r:embed="rId13"/>
+                    <a:blip r:embed="rId12"/>
                     <a:stretch>
                       <a:fillRect/>
                     </a:stretch>
@@ -22610,21 +21272,21 @@
         <w:rPr>
           <w:lang w:val="es-MX"/>
         </w:rPr>
-        <w:t xml:space="preserve">El desarrollo </w:t>
+        <w:t xml:space="preserve">El desarrollo in-house con un programador junior </w:t>
       </w:r>
       <w:proofErr w:type="spellStart"/>
       <w:r>
         <w:rPr>
           <w:lang w:val="es-MX"/>
         </w:rPr>
-        <w:t>in-house</w:t>
+        <w:t>fullstack</w:t>
       </w:r>
       <w:proofErr w:type="spellEnd"/>
       <w:r>
         <w:rPr>
           <w:lang w:val="es-MX"/>
         </w:rPr>
-        <w:t xml:space="preserve"> con un programador junior costó $167,680 MXN. Si el mismo proyecto se hubiera contratado a una agencia de software a tarifa promedio de $950/</w:t>
+        <w:t xml:space="preserve"> costo $122,324 MXN. Si el mismo proyecto se hubiera contratado a una agencia de software a tarifa promedio de $900/</w:t>
       </w:r>
       <w:proofErr w:type="spellStart"/>
       <w:r>
@@ -22638,7 +21300,35 @@
         <w:rPr>
           <w:lang w:val="es-MX"/>
         </w:rPr>
-        <w:t>, el costo habría sido de $814,473 MXN — 4.9 veces más caro.</w:t>
+        <w:t xml:space="preserve">, el costo </w:t>
+      </w:r>
+      <w:proofErr w:type="spellStart"/>
+      <w:r>
+        <w:rPr>
+          <w:lang w:val="es-MX"/>
+        </w:rPr>
+        <w:t>habria</w:t>
+      </w:r>
+      <w:proofErr w:type="spellEnd"/>
+      <w:r>
+        <w:rPr>
+          <w:lang w:val="es-MX"/>
+        </w:rPr>
+        <w:t xml:space="preserve"> sido de $814,500 MXN, es decir 6.7 veces </w:t>
+      </w:r>
+      <w:proofErr w:type="spellStart"/>
+      <w:r>
+        <w:rPr>
+          <w:lang w:val="es-MX"/>
+        </w:rPr>
+        <w:t>mas</w:t>
+      </w:r>
+      <w:proofErr w:type="spellEnd"/>
+      <w:r>
+        <w:rPr>
+          <w:lang w:val="es-MX"/>
+        </w:rPr>
+        <w:t xml:space="preserve"> caro.</w:t>
       </w:r>
     </w:p>
     <w:p>
@@ -22654,35 +21344,7 @@
           <w:lang w:val="es-MX"/>
         </w:rPr>
         <w:lastRenderedPageBreak/>
-        <w:t xml:space="preserve">Esto NO significa que el trabajo valga menos. Significa que el desarrollo </w:t>
-      </w:r>
-      <w:proofErr w:type="spellStart"/>
-      <w:r>
-        <w:rPr>
-          <w:lang w:val="es-MX"/>
-        </w:rPr>
-        <w:t>in-house</w:t>
-      </w:r>
-      <w:proofErr w:type="spellEnd"/>
-      <w:r>
-        <w:rPr>
-          <w:lang w:val="es-MX"/>
-        </w:rPr>
-        <w:t xml:space="preserve"> con un </w:t>
-      </w:r>
-      <w:proofErr w:type="spellStart"/>
-      <w:r>
-        <w:rPr>
-          <w:lang w:val="es-MX"/>
-        </w:rPr>
-        <w:t>Jr</w:t>
-      </w:r>
-      <w:proofErr w:type="spellEnd"/>
-      <w:r>
-        <w:rPr>
-          <w:lang w:val="es-MX"/>
-        </w:rPr>
-        <w:t xml:space="preserve"> es significativamente más económico, aunque conlleva riesgos adicionales: dependencia de una sola persona, posible deuda técnica, y curva de aprendizaje incluida en el tiempo de desarrollo.</w:t>
+        <w:t>Esto NO significa que el trabajo valga menos. Significa que el desarrollo in-house con un Jr es significativamente más económico, aunque conlleva riesgos adicionales: dependencia de una sola persona, posible deuda técnica, y curva de aprendizaje incluida en el tiempo de desarrollo.</w:t>
       </w:r>
     </w:p>
     <w:p>
@@ -22741,9 +21403,9 @@
         <w:tblLook w:val="04A0" w:firstRow="1" w:lastRow="0" w:firstColumn="1" w:lastColumn="0" w:noHBand="0" w:noVBand="1"/>
       </w:tblPr>
       <w:tblGrid>
-        <w:gridCol w:w="2697"/>
-        <w:gridCol w:w="1631"/>
-        <w:gridCol w:w="4528"/>
+        <w:gridCol w:w="2690"/>
+        <w:gridCol w:w="1637"/>
+        <w:gridCol w:w="4529"/>
       </w:tblGrid>
       <w:tr>
         <w:trPr>
@@ -22838,15 +21500,8 @@
             <w:tcW w:w="1701" w:type="dxa"/>
           </w:tcPr>
           <w:p>
-            <w:pPr>
-              <w:spacing w:line="360" w:lineRule="auto"/>
-              <w:jc w:val="both"/>
-            </w:pPr>
-            <w:r>
-              <w:rPr>
-                <w:sz w:val="18"/>
-              </w:rPr>
-              <w:t>157,146</w:t>
+            <w:r>
+              <w:t>172,863</w:t>
             </w:r>
           </w:p>
         </w:tc>
@@ -22922,15 +21577,8 @@
             <w:shd w:val="clear" w:color="auto" w:fill="EBF5FB"/>
           </w:tcPr>
           <w:p>
-            <w:pPr>
-              <w:spacing w:line="360" w:lineRule="auto"/>
-              <w:jc w:val="both"/>
-            </w:pPr>
-            <w:r>
-              <w:rPr>
-                <w:sz w:val="18"/>
-              </w:rPr>
-              <w:t>1,623</w:t>
+            <w:r>
+              <w:t>1,711</w:t>
             </w:r>
           </w:p>
         </w:tc>
@@ -22941,50 +21589,69 @@
           </w:tcPr>
           <w:p>
             <w:pPr>
-              <w:spacing w:line="360" w:lineRule="auto"/>
-              <w:jc w:val="both"/>
               <w:rPr>
                 <w:lang w:val="es-MX"/>
               </w:rPr>
             </w:pPr>
             <w:r>
               <w:rPr>
-                <w:sz w:val="18"/>
                 <w:lang w:val="es-MX"/>
               </w:rPr>
-              <w:t xml:space="preserve">157,146 / 97 días. </w:t>
+              <w:t xml:space="preserve">172,863 / 101 </w:t>
+            </w:r>
+            <w:r>
+              <w:rPr>
+                <w:lang w:val="es-MX"/>
+              </w:rPr>
+              <w:t>días</w:t>
+            </w:r>
+            <w:r>
+              <w:rPr>
+                <w:lang w:val="es-MX"/>
+              </w:rPr>
+              <w:t xml:space="preserve"> </w:t>
             </w:r>
             <w:proofErr w:type="spellStart"/>
             <w:r>
               <w:rPr>
-                <w:sz w:val="18"/>
                 <w:lang w:val="es-MX"/>
               </w:rPr>
+              <w:t>habiles</w:t>
+            </w:r>
+            <w:proofErr w:type="spellEnd"/>
+            <w:r>
+              <w:rPr>
+                <w:lang w:val="es-MX"/>
+              </w:rPr>
+              <w:t xml:space="preserve">. </w:t>
+            </w:r>
+            <w:proofErr w:type="spellStart"/>
+            <w:r>
+              <w:rPr>
+                <w:lang w:val="es-MX"/>
+              </w:rPr>
               <w:t>Benchmark</w:t>
             </w:r>
             <w:proofErr w:type="spellEnd"/>
             <w:r>
               <w:rPr>
-                <w:sz w:val="18"/>
                 <w:lang w:val="es-MX"/>
               </w:rPr>
-              <w:t xml:space="preserve"> industria </w:t>
+              <w:t xml:space="preserve"> industria Jr: 50-150 LOC/</w:t>
             </w:r>
             <w:proofErr w:type="spellStart"/>
             <w:r>
               <w:rPr>
-                <w:sz w:val="18"/>
                 <w:lang w:val="es-MX"/>
               </w:rPr>
-              <w:t>Jr</w:t>
+              <w:t>dia</w:t>
             </w:r>
             <w:proofErr w:type="spellEnd"/>
             <w:r>
               <w:rPr>
-                <w:sz w:val="18"/>
                 <w:lang w:val="es-MX"/>
               </w:rPr>
-              <w:t>: 50-150 LOC/día netas</w:t>
+              <w:t xml:space="preserve"> netas</w:t>
             </w:r>
           </w:p>
         </w:tc>
@@ -23029,15 +21696,8 @@
             <w:tcW w:w="1701" w:type="dxa"/>
           </w:tcPr>
           <w:p>
-            <w:pPr>
-              <w:spacing w:line="360" w:lineRule="auto"/>
-              <w:jc w:val="both"/>
-            </w:pPr>
-            <w:r>
-              <w:rPr>
-                <w:sz w:val="18"/>
-              </w:rPr>
-              <w:t>183.3</w:t>
+            <w:r>
+              <w:t>191.0</w:t>
             </w:r>
           </w:p>
         </w:tc>
@@ -23046,16 +21706,14 @@
             <w:tcW w:w="4819" w:type="dxa"/>
           </w:tcPr>
           <w:p>
-            <w:pPr>
-              <w:spacing w:line="360" w:lineRule="auto"/>
-              <w:jc w:val="both"/>
-            </w:pPr>
-            <w:r>
-              <w:rPr>
-                <w:sz w:val="18"/>
-              </w:rPr>
-              <w:t>Benchmark: 10-30 LOC/hr para Jr</w:t>
-            </w:r>
+            <w:r>
+              <w:t xml:space="preserve">172,863 / 905 hrs. Benchmark: 10-30 LOC/hr </w:t>
+            </w:r>
+            <w:proofErr w:type="gramStart"/>
+            <w:r>
+              <w:t>para Jr</w:t>
+            </w:r>
+            <w:proofErr w:type="gramEnd"/>
           </w:p>
         </w:tc>
       </w:tr>
@@ -23087,14 +21745,7 @@
             <w:shd w:val="clear" w:color="auto" w:fill="EBF5FB"/>
           </w:tcPr>
           <w:p>
-            <w:pPr>
-              <w:spacing w:line="360" w:lineRule="auto"/>
-              <w:jc w:val="both"/>
-            </w:pPr>
-            <w:r>
-              <w:rPr>
-                <w:sz w:val="18"/>
-              </w:rPr>
+            <w:r>
               <w:t>7.3</w:t>
             </w:r>
           </w:p>
@@ -23105,15 +21756,11 @@
             <w:shd w:val="clear" w:color="auto" w:fill="EBF5FB"/>
           </w:tcPr>
           <w:p>
-            <w:pPr>
-              <w:spacing w:line="360" w:lineRule="auto"/>
-              <w:jc w:val="both"/>
-            </w:pPr>
-            <w:r>
-              <w:rPr>
-                <w:sz w:val="18"/>
-              </w:rPr>
-              <w:t>703 / 97 días</w:t>
+            <w:r>
+              <w:t xml:space="preserve">738 / 101 </w:t>
+            </w:r>
+            <w:r>
+              <w:t>días</w:t>
             </w:r>
           </w:p>
         </w:tc>
@@ -23144,15 +21791,8 @@
             <w:tcW w:w="1701" w:type="dxa"/>
           </w:tcPr>
           <w:p>
-            <w:pPr>
-              <w:spacing w:line="360" w:lineRule="auto"/>
-              <w:jc w:val="both"/>
-            </w:pPr>
-            <w:r>
-              <w:rPr>
-                <w:sz w:val="18"/>
-              </w:rPr>
-              <w:t>9.8</w:t>
+            <w:r>
+              <w:t>9.7</w:t>
             </w:r>
           </w:p>
         </w:tc>
@@ -23161,15 +21801,14 @@
             <w:tcW w:w="4819" w:type="dxa"/>
           </w:tcPr>
           <w:p>
-            <w:pPr>
-              <w:spacing w:line="360" w:lineRule="auto"/>
-              <w:jc w:val="both"/>
-            </w:pPr>
-            <w:r>
-              <w:rPr>
-                <w:sz w:val="18"/>
-              </w:rPr>
-              <w:t>703 / 72 días con commits</w:t>
+            <w:r>
+              <w:t xml:space="preserve">738 / 76 </w:t>
+            </w:r>
+            <w:r>
+              <w:t>días</w:t>
+            </w:r>
+            <w:r>
+              <w:t xml:space="preserve"> con commits</w:t>
             </w:r>
           </w:p>
         </w:tc>
@@ -23202,15 +21841,8 @@
             <w:shd w:val="clear" w:color="auto" w:fill="EBF5FB"/>
           </w:tcPr>
           <w:p>
-            <w:pPr>
-              <w:spacing w:line="360" w:lineRule="auto"/>
-              <w:jc w:val="both"/>
-            </w:pPr>
-            <w:r>
-              <w:rPr>
-                <w:sz w:val="18"/>
-              </w:rPr>
-              <w:t>66.7</w:t>
+            <w:r>
+              <w:t>12.4</w:t>
             </w:r>
           </w:p>
         </w:tc>
@@ -23220,15 +21852,8 @@
             <w:shd w:val="clear" w:color="auto" w:fill="EBF5FB"/>
           </w:tcPr>
           <w:p>
-            <w:pPr>
-              <w:spacing w:line="360" w:lineRule="auto"/>
-              <w:jc w:val="both"/>
-            </w:pPr>
-            <w:r>
-              <w:rPr>
-                <w:sz w:val="18"/>
-              </w:rPr>
-              <w:t>1270 / 19.1 semanas</w:t>
+            <w:r>
+              <w:t>250 / 20.1 semanas</w:t>
             </w:r>
           </w:p>
         </w:tc>
@@ -23259,15 +21884,8 @@
             <w:tcW w:w="1701" w:type="dxa"/>
           </w:tcPr>
           <w:p>
-            <w:pPr>
-              <w:spacing w:line="360" w:lineRule="auto"/>
-              <w:jc w:val="both"/>
-            </w:pPr>
-            <w:r>
-              <w:rPr>
-                <w:sz w:val="18"/>
-              </w:rPr>
-              <w:t>6.4</w:t>
+            <w:r>
+              <w:t>6.1</w:t>
             </w:r>
           </w:p>
         </w:tc>
@@ -23276,15 +21894,8 @@
             <w:tcW w:w="4819" w:type="dxa"/>
           </w:tcPr>
           <w:p>
-            <w:pPr>
-              <w:spacing w:line="360" w:lineRule="auto"/>
-              <w:jc w:val="both"/>
-            </w:pPr>
-            <w:r>
-              <w:rPr>
-                <w:sz w:val="18"/>
-              </w:rPr>
-              <w:t>122 / 19.1 semanas</w:t>
+            <w:r>
+              <w:t>122 / 20.1 semanas</w:t>
             </w:r>
           </w:p>
         </w:tc>
@@ -23335,15 +21946,8 @@
             <w:shd w:val="clear" w:color="auto" w:fill="EBF5FB"/>
           </w:tcPr>
           <w:p>
-            <w:pPr>
-              <w:spacing w:line="360" w:lineRule="auto"/>
-              <w:jc w:val="both"/>
-            </w:pPr>
-            <w:r>
-              <w:rPr>
-                <w:sz w:val="18"/>
-              </w:rPr>
-              <w:t>5.7 módulos por mes</w:t>
+            <w:r>
+              <w:t>5.4 modulos por mes</w:t>
             </w:r>
           </w:p>
         </w:tc>
@@ -23381,21 +21985,47 @@
         <w:rPr>
           <w:lang w:val="es-MX"/>
         </w:rPr>
-        <w:t xml:space="preserve">Con 157,146 LOC en 4.4 meses, el desarrollador produjo 1,623 LOC/día. Aunque parte de este código es HTML/CSS repetitivo (vistas de departamentos), el volumen total es considerable. Un desarrollador </w:t>
+        <w:t>Con 172,863 LOC en 4.6 meses, el desarrollador produjo 1,711 LOC/</w:t>
       </w:r>
       <w:proofErr w:type="spellStart"/>
       <w:r>
         <w:rPr>
           <w:lang w:val="es-MX"/>
         </w:rPr>
-        <w:t>mid-level</w:t>
+        <w:t>dia</w:t>
       </w:r>
       <w:proofErr w:type="spellEnd"/>
       <w:r>
         <w:rPr>
           <w:lang w:val="es-MX"/>
         </w:rPr>
-        <w:t xml:space="preserve"> típico produce 100-200 LOC/día netas en proyectos empresariales.</w:t>
+        <w:t xml:space="preserve"> </w:t>
+      </w:r>
+      <w:proofErr w:type="spellStart"/>
+      <w:r>
+        <w:rPr>
+          <w:lang w:val="es-MX"/>
+        </w:rPr>
+        <w:t>habil</w:t>
+      </w:r>
+      <w:proofErr w:type="spellEnd"/>
+      <w:r>
+        <w:rPr>
+          <w:lang w:val="es-MX"/>
+        </w:rPr>
+        <w:t xml:space="preserve">. Aunque parte de este </w:t>
+      </w:r>
+      <w:r>
+        <w:rPr>
+          <w:lang w:val="es-MX"/>
+        </w:rPr>
+        <w:t>código</w:t>
+      </w:r>
+      <w:r>
+        <w:rPr>
+          <w:lang w:val="es-MX"/>
+        </w:rPr>
+        <w:t xml:space="preserve"> es HTML/CSS repetitivo, el volumen total es considerable.</w:t>
       </w:r>
     </w:p>
     <w:p>
@@ -23426,35 +22056,7 @@
         <w:rPr>
           <w:lang w:val="es-MX"/>
         </w:rPr>
-        <w:t xml:space="preserve">El proyecto integra tecnologías muy diversas: </w:t>
-      </w:r>
-      <w:proofErr w:type="spellStart"/>
-      <w:r>
-        <w:rPr>
-          <w:lang w:val="es-MX"/>
-        </w:rPr>
-        <w:t>Electron</w:t>
-      </w:r>
-      <w:proofErr w:type="spellEnd"/>
-      <w:r>
-        <w:rPr>
-          <w:lang w:val="es-MX"/>
-        </w:rPr>
-        <w:t xml:space="preserve"> (desktop), Express (</w:t>
-      </w:r>
-      <w:proofErr w:type="spellStart"/>
-      <w:r>
-        <w:rPr>
-          <w:lang w:val="es-MX"/>
-        </w:rPr>
-        <w:t>backend</w:t>
-      </w:r>
-      <w:proofErr w:type="spellEnd"/>
-      <w:r>
-        <w:rPr>
-          <w:lang w:val="es-MX"/>
-        </w:rPr>
-        <w:t>), SQLite (</w:t>
+        <w:t>El proyecto integra tecnologías muy diversas: Electron (desktop), Express (backend), SQLite (</w:t>
       </w:r>
       <w:proofErr w:type="gramStart"/>
       <w:r>
@@ -23702,21 +22304,33 @@
         <w:rPr>
           <w:lang w:val="es-MX"/>
         </w:rPr>
-        <w:t xml:space="preserve">703 </w:t>
+        <w:t xml:space="preserve">738 commits en 4.6 meses con actividad en el 75% de los </w:t>
+      </w:r>
+      <w:r>
+        <w:rPr>
+          <w:lang w:val="es-MX"/>
+        </w:rPr>
+        <w:t>días</w:t>
+      </w:r>
+      <w:r>
+        <w:rPr>
+          <w:lang w:val="es-MX"/>
+        </w:rPr>
+        <w:t xml:space="preserve"> </w:t>
       </w:r>
       <w:proofErr w:type="spellStart"/>
       <w:r>
         <w:rPr>
           <w:lang w:val="es-MX"/>
         </w:rPr>
-        <w:t>commits</w:t>
+        <w:t>habiles</w:t>
       </w:r>
       <w:proofErr w:type="spellEnd"/>
       <w:r>
         <w:rPr>
           <w:lang w:val="es-MX"/>
         </w:rPr>
-        <w:t xml:space="preserve"> en 4.4 meses con actividad en el 75% de los días hábiles demuestra un ritmo de trabajo sostenido y profesional. No hay gaps prolongados que sugieran abandonos o bloqueos significativos.</w:t>
+        <w:t xml:space="preserve"> demuestra un ritmo de trabajo sostenido y profesional. No hay gaps prolongados que sugieran abandonos o bloqueos significativos.</w:t>
       </w:r>
     </w:p>
     <w:p>
@@ -23763,9 +22377,9 @@
         <w:tblLook w:val="04A0" w:firstRow="1" w:lastRow="0" w:firstColumn="1" w:lastColumn="0" w:noHBand="0" w:noVBand="1"/>
       </w:tblPr>
       <w:tblGrid>
-        <w:gridCol w:w="3331"/>
-        <w:gridCol w:w="2494"/>
-        <w:gridCol w:w="3031"/>
+        <w:gridCol w:w="3327"/>
+        <w:gridCol w:w="2497"/>
+        <w:gridCol w:w="3032"/>
       </w:tblGrid>
       <w:tr>
         <w:trPr>
@@ -23858,15 +22472,8 @@
             <w:tcW w:w="2551" w:type="dxa"/>
           </w:tcPr>
           <w:p>
-            <w:pPr>
-              <w:spacing w:line="360" w:lineRule="auto"/>
-              <w:jc w:val="both"/>
-            </w:pPr>
-            <w:r>
-              <w:rPr>
-                <w:sz w:val="18"/>
-              </w:rPr>
-              <w:t>$167,680 MXN</w:t>
+            <w:r>
+              <w:t>$122,324 MXN</w:t>
             </w:r>
           </w:p>
         </w:tc>
@@ -23910,15 +22517,8 @@
             <w:shd w:val="clear" w:color="auto" w:fill="EBF5FB"/>
           </w:tcPr>
           <w:p>
-            <w:pPr>
-              <w:spacing w:line="360" w:lineRule="auto"/>
-              <w:jc w:val="both"/>
-            </w:pPr>
-            <w:r>
-              <w:rPr>
-                <w:sz w:val="18"/>
-              </w:rPr>
-              <w:t>$130,680</w:t>
+            <w:r>
+              <w:t>$103,224</w:t>
             </w:r>
           </w:p>
         </w:tc>
@@ -23928,15 +22528,13 @@
             <w:shd w:val="clear" w:color="auto" w:fill="EBF5FB"/>
           </w:tcPr>
           <w:p>
-            <w:pPr>
-              <w:spacing w:line="360" w:lineRule="auto"/>
-              <w:jc w:val="both"/>
-            </w:pPr>
-            <w:r>
-              <w:rPr>
-                <w:sz w:val="18"/>
-              </w:rPr>
-              <w:t>78% del total</w:t>
+            <w:proofErr w:type="gramStart"/>
+            <w:r>
+              <w:t>84%</w:t>
+            </w:r>
+            <w:proofErr w:type="gramEnd"/>
+            <w:r>
+              <w:t xml:space="preserve"> del total</w:t>
             </w:r>
           </w:p>
         </w:tc>
@@ -23967,15 +22565,8 @@
             <w:tcW w:w="2551" w:type="dxa"/>
           </w:tcPr>
           <w:p>
-            <w:pPr>
-              <w:spacing w:line="360" w:lineRule="auto"/>
-              <w:jc w:val="both"/>
-            </w:pPr>
-            <w:r>
-              <w:rPr>
-                <w:sz w:val="18"/>
-              </w:rPr>
-              <w:t>$37,000</w:t>
+            <w:r>
+              <w:t>$19,100</w:t>
             </w:r>
           </w:p>
         </w:tc>
@@ -23984,15 +22575,13 @@
             <w:tcW w:w="3118" w:type="dxa"/>
           </w:tcPr>
           <w:p>
-            <w:pPr>
-              <w:spacing w:line="360" w:lineRule="auto"/>
-              <w:jc w:val="both"/>
-            </w:pPr>
-            <w:r>
-              <w:rPr>
-                <w:sz w:val="18"/>
-              </w:rPr>
-              <w:t>22% del total</w:t>
+            <w:proofErr w:type="gramStart"/>
+            <w:r>
+              <w:t>16%</w:t>
+            </w:r>
+            <w:proofErr w:type="gramEnd"/>
+            <w:r>
+              <w:t xml:space="preserve"> del total</w:t>
             </w:r>
           </w:p>
         </w:tc>
@@ -24059,23 +22648,7 @@
                 <w:sz w:val="18"/>
                 <w:lang w:val="es-MX"/>
               </w:rPr>
-              <w:t xml:space="preserve">VALOR DE MERCADO (Freelance </w:t>
-            </w:r>
-            <w:proofErr w:type="spellStart"/>
-            <w:r>
-              <w:rPr>
-                <w:sz w:val="18"/>
-                <w:lang w:val="es-MX"/>
-              </w:rPr>
-              <w:t>Mid</w:t>
-            </w:r>
-            <w:proofErr w:type="spellEnd"/>
-            <w:r>
-              <w:rPr>
-                <w:sz w:val="18"/>
-                <w:lang w:val="es-MX"/>
-              </w:rPr>
-              <w:t>)</w:t>
+              <w:t>VALOR DE MERCADO (Freelance Mid)</w:t>
             </w:r>
           </w:p>
         </w:tc>
@@ -24084,15 +22657,8 @@
             <w:tcW w:w="2551" w:type="dxa"/>
           </w:tcPr>
           <w:p>
-            <w:pPr>
-              <w:spacing w:line="360" w:lineRule="auto"/>
-              <w:jc w:val="both"/>
-            </w:pPr>
-            <w:r>
-              <w:rPr>
-                <w:sz w:val="18"/>
-              </w:rPr>
-              <w:t>$428,670 MXN</w:t>
+            <w:r>
+              <w:t>$407,250 MXN</w:t>
             </w:r>
           </w:p>
         </w:tc>
@@ -24101,15 +22667,8 @@
             <w:tcW w:w="3118" w:type="dxa"/>
           </w:tcPr>
           <w:p>
-            <w:pPr>
-              <w:spacing w:line="360" w:lineRule="auto"/>
-              <w:jc w:val="both"/>
-            </w:pPr>
-            <w:r>
-              <w:rPr>
-                <w:sz w:val="18"/>
-              </w:rPr>
-              <w:t>2.6x el costo real</w:t>
+            <w:r>
+              <w:t>3.3x el costo real</w:t>
             </w:r>
           </w:p>
         </w:tc>
@@ -24142,15 +22701,8 @@
             <w:shd w:val="clear" w:color="auto" w:fill="EBF5FB"/>
           </w:tcPr>
           <w:p>
-            <w:pPr>
-              <w:spacing w:line="360" w:lineRule="auto"/>
-              <w:jc w:val="both"/>
-            </w:pPr>
-            <w:r>
-              <w:rPr>
-                <w:sz w:val="18"/>
-              </w:rPr>
-              <w:t>$814,473 MXN</w:t>
+            <w:r>
+              <w:t>$814,500 MXN</w:t>
             </w:r>
           </w:p>
         </w:tc>
@@ -24160,15 +22712,8 @@
             <w:shd w:val="clear" w:color="auto" w:fill="EBF5FB"/>
           </w:tcPr>
           <w:p>
-            <w:pPr>
-              <w:spacing w:line="360" w:lineRule="auto"/>
-              <w:jc w:val="both"/>
-            </w:pPr>
-            <w:r>
-              <w:rPr>
-                <w:sz w:val="18"/>
-              </w:rPr>
-              <w:t>4.9x el costo real</w:t>
+            <w:r>
+              <w:t>6.7x el costo real</w:t>
             </w:r>
           </w:p>
         </w:tc>
@@ -24199,15 +22744,8 @@
             <w:tcW w:w="2551" w:type="dxa"/>
           </w:tcPr>
           <w:p>
-            <w:pPr>
-              <w:spacing w:line="360" w:lineRule="auto"/>
-              <w:jc w:val="both"/>
-            </w:pPr>
-            <w:r>
-              <w:rPr>
-                <w:sz w:val="18"/>
-              </w:rPr>
-              <w:t>$1,286,010 MXN</w:t>
+            <w:r>
+              <w:t>$1,312,250 MXN</w:t>
             </w:r>
           </w:p>
         </w:tc>
@@ -24216,15 +22754,8 @@
             <w:tcW w:w="3118" w:type="dxa"/>
           </w:tcPr>
           <w:p>
-            <w:pPr>
-              <w:spacing w:line="360" w:lineRule="auto"/>
-              <w:jc w:val="both"/>
-            </w:pPr>
-            <w:r>
-              <w:rPr>
-                <w:sz w:val="18"/>
-              </w:rPr>
-              <w:t>7.7x el costo real</w:t>
+            <w:r>
+              <w:t>10.7x el costo real</w:t>
             </w:r>
           </w:p>
         </w:tc>
@@ -24296,15 +22827,8 @@
             <w:tcW w:w="2551" w:type="dxa"/>
           </w:tcPr>
           <w:p>
-            <w:pPr>
-              <w:spacing w:line="360" w:lineRule="auto"/>
-              <w:jc w:val="both"/>
-            </w:pPr>
-            <w:r>
-              <w:rPr>
-                <w:sz w:val="18"/>
-              </w:rPr>
-              <w:t>857 hrs</w:t>
+            <w:r>
+              <w:t>905 hrs</w:t>
             </w:r>
           </w:p>
         </w:tc>
@@ -24313,15 +22837,8 @@
             <w:tcW w:w="3118" w:type="dxa"/>
           </w:tcPr>
           <w:p>
-            <w:pPr>
-              <w:spacing w:line="360" w:lineRule="auto"/>
-              <w:jc w:val="both"/>
-            </w:pPr>
-            <w:r>
-              <w:rPr>
-                <w:sz w:val="18"/>
-              </w:rPr>
-              <w:t>4.4 meses × 45 hrs/sem</w:t>
+            <w:r>
+              <w:t>4.6 meses x 45 hrs/sem</w:t>
             </w:r>
           </w:p>
         </w:tc>
@@ -24354,15 +22871,8 @@
             <w:shd w:val="clear" w:color="auto" w:fill="EBF5FB"/>
           </w:tcPr>
           <w:p>
-            <w:pPr>
-              <w:spacing w:line="360" w:lineRule="auto"/>
-              <w:jc w:val="both"/>
-            </w:pPr>
-            <w:r>
-              <w:rPr>
-                <w:sz w:val="18"/>
-              </w:rPr>
-              <w:t>157,146</w:t>
+            <w:r>
+              <w:t>172,863</w:t>
             </w:r>
           </w:p>
         </w:tc>
@@ -24566,7 +23076,7 @@
         <w:rPr>
           <w:lang w:val="es-MX"/>
         </w:rPr>
-        <w:t xml:space="preserve">El costo real del proyecto es de $167,680 MXN, que incluye salario con prestaciones, equipo, licencias, infraestructura, capacitación y </w:t>
+        <w:t xml:space="preserve">El costo real del proyecto es de $122,324 MXN, que incluye salario con prestaciones, equipo, infraestructura y </w:t>
       </w:r>
       <w:proofErr w:type="spellStart"/>
       <w:r>
@@ -24580,7 +23090,40 @@
         <w:rPr>
           <w:lang w:val="es-MX"/>
         </w:rPr>
-        <w:t xml:space="preserve"> de gestión.</w:t>
+        <w:t xml:space="preserve"> de </w:t>
+      </w:r>
+      <w:proofErr w:type="spellStart"/>
+      <w:r>
+        <w:rPr>
+          <w:lang w:val="es-MX"/>
+        </w:rPr>
+        <w:t>gestion</w:t>
+      </w:r>
+      <w:proofErr w:type="spellEnd"/>
+      <w:r>
+        <w:rPr>
+          <w:lang w:val="es-MX"/>
+        </w:rPr>
+        <w:t xml:space="preserve">. </w:t>
+      </w:r>
+      <w:r>
+        <w:t xml:space="preserve">No se </w:t>
+      </w:r>
+      <w:proofErr w:type="spellStart"/>
+      <w:r>
+        <w:t>incluyeron</w:t>
+      </w:r>
+      <w:proofErr w:type="spellEnd"/>
+      <w:r>
+        <w:t xml:space="preserve"> </w:t>
+      </w:r>
+      <w:proofErr w:type="spellStart"/>
+      <w:r>
+        <w:t>licencias</w:t>
+      </w:r>
+      <w:proofErr w:type="spellEnd"/>
+      <w:r>
+        <w:t xml:space="preserve"> de paga ni cursos adicionales.</w:t>
       </w:r>
     </w:p>
     <w:p>
@@ -24644,21 +23187,105 @@
         <w:rPr>
           <w:lang w:val="es-MX"/>
         </w:rPr>
-        <w:t xml:space="preserve">La productividad del desarrollador (1,623 LOC/día, 7.3 </w:t>
+        <w:t>La productividad del desarrollador (1,711 LOC/</w:t>
       </w:r>
       <w:proofErr w:type="spellStart"/>
       <w:r>
         <w:rPr>
           <w:lang w:val="es-MX"/>
         </w:rPr>
-        <w:t>commits</w:t>
+        <w:t>dia</w:t>
       </w:r>
       <w:proofErr w:type="spellEnd"/>
       <w:r>
         <w:rPr>
           <w:lang w:val="es-MX"/>
         </w:rPr>
-        <w:t>/día) supera los estándares típicos para un perfil junior, lo que sugiere una inversión eficiente en talento.</w:t>
+        <w:t xml:space="preserve"> </w:t>
+      </w:r>
+      <w:proofErr w:type="spellStart"/>
+      <w:r>
+        <w:rPr>
+          <w:lang w:val="es-MX"/>
+        </w:rPr>
+        <w:t>habil</w:t>
+      </w:r>
+      <w:proofErr w:type="spellEnd"/>
+      <w:r>
+        <w:rPr>
+          <w:lang w:val="es-MX"/>
+        </w:rPr>
+        <w:t>, 7.3 commits/</w:t>
+      </w:r>
+      <w:proofErr w:type="spellStart"/>
+      <w:r>
+        <w:rPr>
+          <w:lang w:val="es-MX"/>
+        </w:rPr>
+        <w:t>dia</w:t>
+      </w:r>
+      <w:proofErr w:type="spellEnd"/>
+      <w:r>
+        <w:rPr>
+          <w:lang w:val="es-MX"/>
+        </w:rPr>
+        <w:t xml:space="preserve"> </w:t>
+      </w:r>
+      <w:proofErr w:type="spellStart"/>
+      <w:r>
+        <w:rPr>
+          <w:lang w:val="es-MX"/>
+        </w:rPr>
+        <w:t>habil</w:t>
+      </w:r>
+      <w:proofErr w:type="spellEnd"/>
+      <w:r>
+        <w:rPr>
+          <w:lang w:val="es-MX"/>
+        </w:rPr>
+        <w:t xml:space="preserve">) supera los </w:t>
+      </w:r>
+      <w:proofErr w:type="spellStart"/>
+      <w:r>
+        <w:rPr>
+          <w:lang w:val="es-MX"/>
+        </w:rPr>
+        <w:t>estandares</w:t>
+      </w:r>
+      <w:proofErr w:type="spellEnd"/>
+      <w:r>
+        <w:rPr>
+          <w:lang w:val="es-MX"/>
+        </w:rPr>
+        <w:t xml:space="preserve"> </w:t>
+      </w:r>
+      <w:proofErr w:type="spellStart"/>
+      <w:r>
+        <w:rPr>
+          <w:lang w:val="es-MX"/>
+        </w:rPr>
+        <w:t>tipicos</w:t>
+      </w:r>
+      <w:proofErr w:type="spellEnd"/>
+      <w:r>
+        <w:rPr>
+          <w:lang w:val="es-MX"/>
+        </w:rPr>
+        <w:t xml:space="preserve"> para un perfil junior, lo que sugiere una </w:t>
+      </w:r>
+      <w:proofErr w:type="spellStart"/>
+      <w:r>
+        <w:rPr>
+          <w:lang w:val="es-MX"/>
+        </w:rPr>
+        <w:t>inversion</w:t>
+      </w:r>
+      <w:proofErr w:type="spellEnd"/>
+      <w:r>
+        <w:rPr>
+          <w:lang w:val="es-MX"/>
+        </w:rPr>
+        <w:t xml:space="preserve"> eficiente en talento.</w:t>
       </w:r>
     </w:p>
     <w:p>
@@ -24766,7 +23393,19 @@
         <w:rPr>
           <w:lang w:val="es-MX"/>
         </w:rPr>
-        <w:t>El proyecto costó $167,680 MXN. Si una agencia de software lo hubiera desarrollado, habría costado entre $814,473 y $1,286,010 MXN. Esto es un ahorro de entre $646,793 y $1,118,330 MXN.</w:t>
+        <w:t xml:space="preserve">El proyecto costo $122,324 MXN. Si una agencia de software lo hubiera desarrollado, </w:t>
+      </w:r>
+      <w:r>
+        <w:rPr>
+          <w:lang w:val="es-MX"/>
+        </w:rPr>
+        <w:t>habría</w:t>
+      </w:r>
+      <w:r>
+        <w:rPr>
+          <w:lang w:val="es-MX"/>
+        </w:rPr>
+        <w:t xml:space="preserve"> costado entre $814,500 y $1,312,250 MXN. Esto es un ahorro de entre $692,176 y $1,189,926 MXN.</w:t>
       </w:r>
     </w:p>
     <w:p>
@@ -24830,7 +23469,31 @@
         <w:rPr>
           <w:lang w:val="es-MX"/>
         </w:rPr>
-        <w:t xml:space="preserve">El sistema tiene 157,146 líneas de código, 122 </w:t>
+        <w:t xml:space="preserve">El sistema tiene 172,863 </w:t>
+      </w:r>
+      <w:r>
+        <w:rPr>
+          <w:lang w:val="es-MX"/>
+        </w:rPr>
+        <w:t>líneas</w:t>
+      </w:r>
+      <w:r>
+        <w:rPr>
+          <w:lang w:val="es-MX"/>
+        </w:rPr>
+        <w:t xml:space="preserve"> de </w:t>
+      </w:r>
+      <w:r>
+        <w:rPr>
+          <w:lang w:val="es-MX"/>
+        </w:rPr>
+        <w:t>código</w:t>
+      </w:r>
+      <w:r>
+        <w:rPr>
+          <w:lang w:val="es-MX"/>
+        </w:rPr>
+        <w:t xml:space="preserve">, 122 </w:t>
       </w:r>
       <w:proofErr w:type="spellStart"/>
       <w:r>
@@ -24844,7 +23507,21 @@
         <w:rPr>
           <w:lang w:val="es-MX"/>
         </w:rPr>
-        <w:t xml:space="preserve"> de API, 19 tablas de base de datos, y 25 módulos funcionales. Incluye autenticación, autorización multinivel, generación de reportes, gráficas, exportación a Excel, editor visual de plantillas, y </w:t>
+        <w:t xml:space="preserve"> de API, 19 tablas de base de datos, y 25 </w:t>
+      </w:r>
+      <w:proofErr w:type="spellStart"/>
+      <w:r>
+        <w:rPr>
+          <w:lang w:val="es-MX"/>
+        </w:rPr>
+        <w:t>modulos</w:t>
+      </w:r>
+      <w:proofErr w:type="spellEnd"/>
+      <w:r>
+        <w:rPr>
+          <w:lang w:val="es-MX"/>
+        </w:rPr>
+        <w:t xml:space="preserve"> funcionales. Incluye autenticación, autorización multinivel, generación de reportes, gráficas, exportación a Excel, editor visual de plantillas, y </w:t>
       </w:r>
       <w:proofErr w:type="spellStart"/>
       <w:proofErr w:type="gramStart"/>
@@ -24956,21 +23633,19 @@
         <w:rPr>
           <w:lang w:val="es-MX"/>
         </w:rPr>
-        <w:t xml:space="preserve">Hay 703 </w:t>
-      </w:r>
-      <w:proofErr w:type="spellStart"/>
-      <w:r>
-        <w:rPr>
-          <w:lang w:val="es-MX"/>
-        </w:rPr>
-        <w:t>commits</w:t>
-      </w:r>
-      <w:proofErr w:type="spellEnd"/>
-      <w:r>
-        <w:rPr>
-          <w:lang w:val="es-MX"/>
-        </w:rPr>
-        <w:t xml:space="preserve"> en Git que documentan cada cambio. El desarrollo tomó 4.4 meses con actividad verificada en 72 días. Cualquier auditor técnico puede revisar el repositorio y confirmar el esfuerzo.</w:t>
+        <w:t xml:space="preserve">Hay 738 commits en Git que documentan cada cambio. El desarrollo tomo 4.6 meses con actividad verificada en 76 </w:t>
+      </w:r>
+      <w:r>
+        <w:rPr>
+          <w:lang w:val="es-MX"/>
+        </w:rPr>
+        <w:t>días</w:t>
+      </w:r>
+      <w:r>
+        <w:rPr>
+          <w:lang w:val="es-MX"/>
+        </w:rPr>
+        <w:t>. Cualquier auditor técnico puede revisar el repositorio y confirmar el esfuerzo.</w:t>
       </w:r>
     </w:p>
     <w:p>
@@ -25226,7 +23901,33 @@
         <w:rPr>
           <w:lang w:val="es-MX"/>
         </w:rPr>
-        <w:t>Antes del software: reportes manuales en Excel, consolidación lenta, errores humanos, sin trazabilidad de cambios. Después: todo automatizado, en tiempo real, con historial.</w:t>
+        <w:t xml:space="preserve">Antes del software: reportes manuales en Excel, consolidación lenta, errores </w:t>
+      </w:r>
+      <w:proofErr w:type="spellStart"/>
+      <w:r>
+        <w:rPr>
+          <w:lang w:val="es-MX"/>
+        </w:rPr>
+        <w:t>hum</w:t>
+      </w:r>
+      <w:r>
+        <w:rPr>
+          <w:lang w:val="es-MX"/>
+        </w:rPr>
+        <w:t>año</w:t>
+      </w:r>
+      <w:r>
+        <w:rPr>
+          <w:lang w:val="es-MX"/>
+        </w:rPr>
+        <w:t>s</w:t>
+      </w:r>
+      <w:proofErr w:type="spellEnd"/>
+      <w:r>
+        <w:rPr>
+          <w:lang w:val="es-MX"/>
+        </w:rPr>
+        <w:t>, sin trazabilidad de cambios. Después: todo automatizado, en tiempo real, con historial.</w:t>
       </w:r>
     </w:p>
     <w:p>
@@ -25302,7 +24003,7 @@
         <w:rPr>
           <w:lang w:val="es-MX"/>
         </w:rPr>
-        <w:t>$167,680 MXN total. Mostrar el pie chart de desglose. El 77% fue salario, el resto infraestructura básica.</w:t>
+        <w:t>$122,324 MXN total. Mostrar el pie chart de desglose. El 84% fue costo laboral y el 16% costos complementarios.</w:t>
       </w:r>
     </w:p>
     <w:p>
@@ -25333,7 +24034,7 @@
         <w:rPr>
           <w:lang w:val="es-MX"/>
         </w:rPr>
-        <w:t>Mostrar la gráfica comparativa. El proyecto vale entre $428,670 y $1,286,010 MXN. "Pagamos una fracción de lo que vale."</w:t>
+        <w:t>Mostrar la gráfica comparativa. El proyecto vale entre $407,250 y $1,312,250 MXN. "Pagamos una fracción de lo que vale."</w:t>
       </w:r>
     </w:p>
     <w:p>
@@ -25391,25 +24092,33 @@
           <w:lang w:val="es-MX"/>
         </w:rPr>
       </w:pPr>
-      <w:r>
-        <w:rPr>
-          <w:lang w:val="es-MX"/>
-        </w:rPr>
-        <w:t xml:space="preserve">Documentación, pruebas automatizadas, segundo desarrollador para reducir riesgos. Inversión </w:t>
-      </w:r>
-      <w:proofErr w:type="gramStart"/>
-      <w:r>
-        <w:rPr>
-          <w:lang w:val="es-MX"/>
-        </w:rPr>
-        <w:t>continua</w:t>
-      </w:r>
-      <w:proofErr w:type="gramEnd"/>
-      <w:r>
-        <w:rPr>
-          <w:lang w:val="es-MX"/>
-        </w:rPr>
-        <w:t xml:space="preserve"> recomendada: ~$25,000/mes para mantenimiento y mejoras.</w:t>
+      <w:proofErr w:type="spellStart"/>
+      <w:r>
+        <w:rPr>
+          <w:lang w:val="es-MX"/>
+        </w:rPr>
+        <w:t>Documentacion</w:t>
+      </w:r>
+      <w:proofErr w:type="spellEnd"/>
+      <w:r>
+        <w:rPr>
+          <w:lang w:val="es-MX"/>
+        </w:rPr>
+        <w:t xml:space="preserve">, pruebas automatizadas, segundo desarrollador para reducir riesgos. </w:t>
+      </w:r>
+      <w:proofErr w:type="spellStart"/>
+      <w:r>
+        <w:rPr>
+          <w:lang w:val="es-MX"/>
+        </w:rPr>
+        <w:t>Inversion</w:t>
+      </w:r>
+      <w:proofErr w:type="spellEnd"/>
+      <w:r>
+        <w:rPr>
+          <w:lang w:val="es-MX"/>
+        </w:rPr>
+        <w:t xml:space="preserve"> continua recomendada: ~$18,000/mes para mantenimiento y mejoras.</w:t>
       </w:r>
     </w:p>
     <w:p>
@@ -25528,35 +24237,101 @@
         <w:rPr>
           <w:lang w:val="es-MX"/>
         </w:rPr>
-        <w:t xml:space="preserve">$167,680 MXN equivale a 13,973 MXN/mes durante un año. Una suscripción de software empresarial como </w:t>
+        <w:t xml:space="preserve">$122,324 MXN equivale a 10,194 MXN/mes durante un </w:t>
+      </w:r>
+      <w:r>
+        <w:rPr>
+          <w:lang w:val="es-MX"/>
+        </w:rPr>
+        <w:t>año</w:t>
+      </w:r>
+      <w:r>
+        <w:rPr>
+          <w:lang w:val="es-MX"/>
+        </w:rPr>
+        <w:t xml:space="preserve">. Una </w:t>
       </w:r>
       <w:proofErr w:type="spellStart"/>
       <w:r>
         <w:rPr>
           <w:lang w:val="es-MX"/>
         </w:rPr>
-        <w:t>Tableau</w:t>
+        <w:t>suscripcion</w:t>
       </w:r>
       <w:proofErr w:type="spellEnd"/>
       <w:r>
         <w:rPr>
           <w:lang w:val="es-MX"/>
         </w:rPr>
-        <w:t xml:space="preserve"> ($70 USD/usuario/mes × 5 usuarios) cuesta ~$84,000 MXN/año y NO incluye la funcionalidad de gestión de presupuestos, </w:t>
+        <w:t xml:space="preserve"> empresarial para </w:t>
       </w:r>
       <w:proofErr w:type="spellStart"/>
       <w:r>
         <w:rPr>
           <w:lang w:val="es-MX"/>
         </w:rPr>
-        <w:t>layouts</w:t>
+        <w:t>analitica</w:t>
       </w:r>
       <w:proofErr w:type="spellEnd"/>
       <w:r>
         <w:rPr>
           <w:lang w:val="es-MX"/>
         </w:rPr>
-        <w:t xml:space="preserve"> personalizados, ni integración con Firebird. Este es un pago único, no recurrente.</w:t>
+        <w:t xml:space="preserve">/reporteo puede rondar ~72,000 MXN al </w:t>
+      </w:r>
+      <w:r>
+        <w:rPr>
+          <w:lang w:val="es-MX"/>
+        </w:rPr>
+        <w:t>año</w:t>
+      </w:r>
+      <w:r>
+        <w:rPr>
+          <w:lang w:val="es-MX"/>
+        </w:rPr>
+        <w:t xml:space="preserve"> para 5 usuarios y no incluye </w:t>
+      </w:r>
+      <w:proofErr w:type="spellStart"/>
+      <w:r>
+        <w:rPr>
+          <w:lang w:val="es-MX"/>
+        </w:rPr>
+        <w:t>gestion</w:t>
+      </w:r>
+      <w:proofErr w:type="spellEnd"/>
+      <w:r>
+        <w:rPr>
+          <w:lang w:val="es-MX"/>
+        </w:rPr>
+        <w:t xml:space="preserve"> de presupuestos, layouts personalizados ni </w:t>
+      </w:r>
+      <w:proofErr w:type="spellStart"/>
+      <w:r>
+        <w:rPr>
+          <w:lang w:val="es-MX"/>
+        </w:rPr>
+        <w:t>integracion</w:t>
+      </w:r>
+      <w:proofErr w:type="spellEnd"/>
+      <w:r>
+        <w:rPr>
+          <w:lang w:val="es-MX"/>
+        </w:rPr>
+        <w:t xml:space="preserve"> con Firebird. Este es un pago </w:t>
+      </w:r>
+      <w:proofErr w:type="spellStart"/>
+      <w:r>
+        <w:rPr>
+          <w:lang w:val="es-MX"/>
+        </w:rPr>
+        <w:t>unico</w:t>
+      </w:r>
+      <w:proofErr w:type="spellEnd"/>
+      <w:r>
+        <w:rPr>
+          <w:lang w:val="es-MX"/>
+        </w:rPr>
+        <w:t>, no recurrente.</w:t>
       </w:r>
     </w:p>
     <w:p>
@@ -25597,7 +24372,35 @@
         <w:rPr>
           <w:lang w:val="es-MX"/>
         </w:rPr>
-        <w:t>4.4 meses para 157,146 LOC con un solo desarrollador junior es un ritmo MUY eficiente. El estándar de la industria (COCOMO II) estima que un proyecto de esta magnitud requeriría 6-9 meses con un equipo de 2-3 personas. Se logró con una persona en menos tiempo.</w:t>
+        <w:t xml:space="preserve">4.6 meses para 172,863 LOC con un solo desarrollador junior es un ritmo muy eficiente. El </w:t>
+      </w:r>
+      <w:proofErr w:type="spellStart"/>
+      <w:r>
+        <w:rPr>
+          <w:lang w:val="es-MX"/>
+        </w:rPr>
+        <w:t>estandar</w:t>
+      </w:r>
+      <w:proofErr w:type="spellEnd"/>
+      <w:r>
+        <w:rPr>
+          <w:lang w:val="es-MX"/>
+        </w:rPr>
+        <w:t xml:space="preserve"> de la industria (COCOMO II) estima que un proyecto de esta magnitud </w:t>
+      </w:r>
+      <w:proofErr w:type="spellStart"/>
+      <w:r>
+        <w:rPr>
+          <w:lang w:val="es-MX"/>
+        </w:rPr>
+        <w:t>requeriria</w:t>
+      </w:r>
+      <w:proofErr w:type="spellEnd"/>
+      <w:r>
+        <w:rPr>
+          <w:lang w:val="es-MX"/>
+        </w:rPr>
+        <w:t xml:space="preserve"> 6-9 meses con un equipo de 2-3 personas.</w:t>
       </w:r>
     </w:p>
     <w:p>
@@ -25638,21 +24441,7 @@
         <w:rPr>
           <w:lang w:val="es-MX"/>
         </w:rPr>
-        <w:t xml:space="preserve">Riesgo real (bus factor = 1). Mitigación: el código está en Git con historial completo, la arquitectura es estándar (Express + SQLite + </w:t>
-      </w:r>
-      <w:proofErr w:type="spellStart"/>
-      <w:r>
-        <w:rPr>
-          <w:lang w:val="es-MX"/>
-        </w:rPr>
-        <w:t>Electron</w:t>
-      </w:r>
-      <w:proofErr w:type="spellEnd"/>
-      <w:r>
-        <w:rPr>
-          <w:lang w:val="es-MX"/>
-        </w:rPr>
-        <w:t xml:space="preserve">), y cualquier desarrollador JavaScript </w:t>
+        <w:t xml:space="preserve">Riesgo real (bus factor = 1). Mitigación: el código está en Git con historial completo, la arquitectura es estándar (Express + SQLite + Electron), y cualquier desarrollador JavaScript </w:t>
       </w:r>
       <w:proofErr w:type="spellStart"/>
       <w:r>
@@ -25721,21 +24510,49 @@
         <w:rPr>
           <w:lang w:val="es-MX"/>
         </w:rPr>
-        <w:t xml:space="preserve"> habría costado $35,000-$50,000/mes (vs $22,000 del </w:t>
+        <w:t xml:space="preserve"> </w:t>
       </w:r>
       <w:proofErr w:type="spellStart"/>
       <w:r>
         <w:rPr>
           <w:lang w:val="es-MX"/>
         </w:rPr>
-        <w:t>Jr</w:t>
+        <w:t>habria</w:t>
       </w:r>
       <w:proofErr w:type="spellEnd"/>
       <w:r>
         <w:rPr>
           <w:lang w:val="es-MX"/>
         </w:rPr>
-        <w:t>), lo que elevaría el costo laboral a $297,000 MXN solo en salarios. El resultado final es el mismo software funcional. La decisión de contratar un junior fue financieramente óptima para este caso.</w:t>
+        <w:t xml:space="preserve"> costado $35,000-$50,000 MXN/mes (vs $17,000 del Jr), lo que </w:t>
+      </w:r>
+      <w:proofErr w:type="spellStart"/>
+      <w:r>
+        <w:rPr>
+          <w:lang w:val="es-MX"/>
+        </w:rPr>
+        <w:t>elevaria</w:t>
+      </w:r>
+      <w:proofErr w:type="spellEnd"/>
+      <w:r>
+        <w:rPr>
+          <w:lang w:val="es-MX"/>
+        </w:rPr>
+        <w:t xml:space="preserve"> el costo laboral a ~258,060 MXN considerando prestaciones durante 4.6 meses. La </w:t>
+      </w:r>
+      <w:proofErr w:type="spellStart"/>
+      <w:r>
+        <w:rPr>
+          <w:lang w:val="es-MX"/>
+        </w:rPr>
+        <w:t>decision</w:t>
+      </w:r>
+      <w:proofErr w:type="spellEnd"/>
+      <w:r>
+        <w:rPr>
+          <w:lang w:val="es-MX"/>
+        </w:rPr>
+        <w:t xml:space="preserve"> de contratar un junior fue financieramente eficiente para este caso.</w:t>
       </w:r>
     </w:p>
     <w:p>
@@ -25804,19 +24621,13 @@
       </w:pPr>
       <w:r>
         <w:rPr>
-          <w:b/>
-          <w:color w:val="2E86AB"/>
-          <w:sz w:val="22"/>
-          <w:lang w:val="es-MX"/>
-        </w:rPr>
-        <w:t xml:space="preserve">"Este sistema costó $167,680 </w:t>
+          <w:lang w:val="es-MX"/>
+        </w:rPr>
+        <w:t xml:space="preserve">"Este sistema costó $122,324 </w:t>
       </w:r>
       <w:proofErr w:type="gramStart"/>
       <w:r>
         <w:rPr>
-          <w:b/>
-          <w:color w:val="2E86AB"/>
-          <w:sz w:val="22"/>
           <w:lang w:val="es-MX"/>
         </w:rPr>
         <w:t>MXN</w:t>
@@ -25824,12 +24635,9 @@
       <w:proofErr w:type="gramEnd"/>
       <w:r>
         <w:rPr>
-          <w:b/>
-          <w:color w:val="2E86AB"/>
-          <w:sz w:val="22"/>
-          <w:lang w:val="es-MX"/>
-        </w:rPr>
-        <w:t xml:space="preserve"> pero vale $814,473 MXN en el mercado."</w:t>
+          <w:lang w:val="es-MX"/>
+        </w:rPr>
+        <w:t xml:space="preserve"> pero vale $814,500 MXN en el mercado."</w:t>
       </w:r>
     </w:p>
     <w:p>
@@ -25842,12 +24650,9 @@
       </w:pPr>
       <w:r>
         <w:rPr>
-          <w:b/>
-          <w:color w:val="2E86AB"/>
-          <w:sz w:val="22"/>
-          <w:lang w:val="es-MX"/>
-        </w:rPr>
-        <w:t>"Son 157,146 líneas de código — el equivalente a 524 páginas de un libro técnico."</w:t>
+          <w:lang w:val="es-MX"/>
+        </w:rPr>
+        <w:t>"Son 172,863 líneas de código — el equivalente a 524 páginas de un libro técnico."</w:t>
       </w:r>
     </w:p>
     <w:p>
@@ -25860,12 +24665,9 @@
       </w:pPr>
       <w:r>
         <w:rPr>
-          <w:b/>
-          <w:color w:val="2E86AB"/>
-          <w:sz w:val="22"/>
-          <w:lang w:val="es-MX"/>
-        </w:rPr>
-        <w:t>"Cada peso invertido generó $5 pesos de valor."</w:t>
+          <w:lang w:val="es-MX"/>
+        </w:rPr>
+        <w:t>"Cada peso invertido genero 6.7 pesos de valor frente a tarifa de agencia."</w:t>
       </w:r>
     </w:p>
     <w:p>
@@ -25896,12 +24698,23 @@
       </w:pPr>
       <w:r>
         <w:rPr>
-          <w:b/>
-          <w:color w:val="2E86AB"/>
-          <w:sz w:val="22"/>
-          <w:lang w:val="es-MX"/>
-        </w:rPr>
-        <w:t>"Un desarrollador, 4.4 meses, 25 módulos funcionales, 703 versiones documentadas."</w:t>
+          <w:lang w:val="es-MX"/>
+        </w:rPr>
+        <w:t xml:space="preserve">"Un desarrollador, 4.6 meses, 25 </w:t>
+      </w:r>
+      <w:proofErr w:type="spellStart"/>
+      <w:r>
+        <w:rPr>
+          <w:lang w:val="es-MX"/>
+        </w:rPr>
+        <w:t>modulos</w:t>
+      </w:r>
+      <w:proofErr w:type="spellEnd"/>
+      <w:r>
+        <w:rPr>
+          <w:lang w:val="es-MX"/>
+        </w:rPr>
+        <w:t xml:space="preserve"> funcionales, 738 versiones documentadas."</w:t>
       </w:r>
     </w:p>
     <w:p>
@@ -25914,12 +24727,51 @@
       </w:pPr>
       <w:r>
         <w:rPr>
-          <w:b/>
-          <w:color w:val="2E86AB"/>
-          <w:sz w:val="22"/>
-          <w:lang w:val="es-MX"/>
-        </w:rPr>
-        <w:t>"Si tuviéramos que reconstruirlo hoy con una agencia, costaría 5 veces más."</w:t>
+          <w:lang w:val="es-MX"/>
+        </w:rPr>
+        <w:t xml:space="preserve">"Si </w:t>
+      </w:r>
+      <w:proofErr w:type="spellStart"/>
+      <w:r>
+        <w:rPr>
+          <w:lang w:val="es-MX"/>
+        </w:rPr>
+        <w:t>tuvieramos</w:t>
+      </w:r>
+      <w:proofErr w:type="spellEnd"/>
+      <w:r>
+        <w:rPr>
+          <w:lang w:val="es-MX"/>
+        </w:rPr>
+        <w:t xml:space="preserve"> que reconstruirlo hoy con una agencia, </w:t>
+      </w:r>
+      <w:proofErr w:type="spellStart"/>
+      <w:r>
+        <w:rPr>
+          <w:lang w:val="es-MX"/>
+        </w:rPr>
+        <w:t>costaria</w:t>
+      </w:r>
+      <w:proofErr w:type="spellEnd"/>
+      <w:r>
+        <w:rPr>
+          <w:lang w:val="es-MX"/>
+        </w:rPr>
+        <w:t xml:space="preserve"> 6.7 veces </w:t>
+      </w:r>
+      <w:proofErr w:type="spellStart"/>
+      <w:r>
+        <w:rPr>
+          <w:lang w:val="es-MX"/>
+        </w:rPr>
+        <w:t>mas</w:t>
+      </w:r>
+      <w:proofErr w:type="spellEnd"/>
+      <w:r>
+        <w:rPr>
+          <w:lang w:val="es-MX"/>
+        </w:rPr>
+        <w:t>."</w:t>
       </w:r>
     </w:p>
     <w:p>
@@ -25988,8 +24840,8 @@
         <w:tblLook w:val="04A0" w:firstRow="1" w:lastRow="0" w:firstColumn="1" w:lastColumn="0" w:noHBand="0" w:noVBand="1"/>
       </w:tblPr>
       <w:tblGrid>
-        <w:gridCol w:w="2725"/>
-        <w:gridCol w:w="6131"/>
+        <w:gridCol w:w="2722"/>
+        <w:gridCol w:w="6134"/>
       </w:tblGrid>
       <w:tr>
         <w:trPr>
@@ -26208,15 +25060,8 @@
             <w:tcW w:w="6520" w:type="dxa"/>
           </w:tcPr>
           <w:p>
-            <w:pPr>
-              <w:spacing w:line="360" w:lineRule="auto"/>
-              <w:jc w:val="both"/>
-            </w:pPr>
-            <w:r>
-              <w:rPr>
-                <w:sz w:val="18"/>
-              </w:rPr>
-              <w:t>$167,680 MXN</w:t>
+            <w:r>
+              <w:t>$122,324 MXN</w:t>
             </w:r>
           </w:p>
         </w:tc>
@@ -26249,15 +25094,8 @@
             <w:shd w:val="clear" w:color="auto" w:fill="EBF5FB"/>
           </w:tcPr>
           <w:p>
-            <w:pPr>
-              <w:spacing w:line="360" w:lineRule="auto"/>
-              <w:jc w:val="both"/>
-            </w:pPr>
-            <w:r>
-              <w:rPr>
-                <w:sz w:val="18"/>
-              </w:rPr>
-              <w:t>4.4 meses (1 programador)</w:t>
+            <w:r>
+              <w:t>4.6 meses (1 programador)</w:t>
             </w:r>
           </w:p>
         </w:tc>
@@ -26288,15 +25126,8 @@
             <w:tcW w:w="6520" w:type="dxa"/>
           </w:tcPr>
           <w:p>
-            <w:pPr>
-              <w:spacing w:line="360" w:lineRule="auto"/>
-              <w:jc w:val="both"/>
-            </w:pPr>
-            <w:r>
-              <w:rPr>
-                <w:sz w:val="18"/>
-              </w:rPr>
-              <w:t>$814,473 — $1,286,010 MXN</w:t>
+            <w:r>
+              <w:t>$814,500 - $1,312,250 MXN</w:t>
             </w:r>
           </w:p>
         </w:tc>
@@ -26329,15 +25160,8 @@
             <w:shd w:val="clear" w:color="auto" w:fill="EBF5FB"/>
           </w:tcPr>
           <w:p>
-            <w:pPr>
-              <w:spacing w:line="360" w:lineRule="auto"/>
-              <w:jc w:val="both"/>
-            </w:pPr>
-            <w:r>
-              <w:rPr>
-                <w:sz w:val="18"/>
-              </w:rPr>
-              <w:t>$646,793 — $1,118,330 MXN</w:t>
+            <w:r>
+              <w:t>$692,176 - $1,189,926 MXN</w:t>
             </w:r>
           </w:p>
         </w:tc>
@@ -26355,11 +25179,19 @@
               <w:spacing w:line="360" w:lineRule="auto"/>
               <w:jc w:val="both"/>
             </w:pPr>
-            <w:r>
-              <w:rPr>
-                <w:sz w:val="18"/>
-              </w:rPr>
-              <w:t>¿Es verificable?</w:t>
+            <w:proofErr w:type="gramStart"/>
+            <w:r>
+              <w:rPr>
+                <w:sz w:val="18"/>
+              </w:rPr>
+              <w:t>¿Es</w:t>
+            </w:r>
+            <w:proofErr w:type="gramEnd"/>
+            <w:r>
+              <w:rPr>
+                <w:sz w:val="18"/>
+              </w:rPr>
+              <w:t xml:space="preserve"> verificable?</w:t>
             </w:r>
           </w:p>
         </w:tc>
@@ -26369,34 +25201,15 @@
           </w:tcPr>
           <w:p>
             <w:pPr>
-              <w:spacing w:line="360" w:lineRule="auto"/>
-              <w:jc w:val="both"/>
               <w:rPr>
                 <w:lang w:val="es-MX"/>
               </w:rPr>
             </w:pPr>
             <w:r>
               <w:rPr>
-                <w:sz w:val="18"/>
                 <w:lang w:val="es-MX"/>
               </w:rPr>
-              <w:t xml:space="preserve">Sí: 703 </w:t>
-            </w:r>
-            <w:proofErr w:type="spellStart"/>
-            <w:r>
-              <w:rPr>
-                <w:sz w:val="18"/>
-                <w:lang w:val="es-MX"/>
-              </w:rPr>
-              <w:t>commits</w:t>
-            </w:r>
-            <w:proofErr w:type="spellEnd"/>
-            <w:r>
-              <w:rPr>
-                <w:sz w:val="18"/>
-                <w:lang w:val="es-MX"/>
-              </w:rPr>
-              <w:t xml:space="preserve"> en Git, historial completo</w:t>
+              <w:t>Si: 738 commits en Git, historial completo</w:t>
             </w:r>
           </w:p>
         </w:tc>
